--- a/docs/Manual-NotasWorkflowNVDA.docx
+++ b/docs/Manual-NotasWorkflowNVDA.docx
@@ -15,7 +15,7 @@
         <w:pStyle w:val="Subtitle"/>
       </w:pPr>
       <w:r>
-        <w:t xml:space="preserve">Manual de uso — versão 1.1.0</w:t>
+        <w:t xml:space="preserve">Manual de uso — versão 1.2.0</w:t>
       </w:r>
     </w:p>
     <w:p>
@@ -105,7 +105,7 @@
           <w:rPr>
             <w:rStyle w:val="Hyperlink"/>
           </w:rPr>
-          <w:t xml:space="preserve">Criar uma folha</w:t>
+          <w:t xml:space="preserve">Criar folhas, cadernos e pastas</w:t>
         </w:r>
       </w:hyperlink>
     </w:p>
@@ -144,7 +144,7 @@
           <w:rPr>
             <w:rStyle w:val="Hyperlink"/>
           </w:rPr>
-          <w:t xml:space="preserve">Mover, mudar caderno e excluir</w:t>
+          <w:t xml:space="preserve">Status, local e exclusão</w:t>
         </w:r>
       </w:hyperlink>
     </w:p>
@@ -204,7 +204,7 @@
       <w:pPr>
         <w:pStyle w:val="TOC1"/>
       </w:pPr>
-      <w:hyperlink w:anchor="_Secao37" w:history="1">
+      <w:hyperlink w:anchor="_Secao38" w:history="1">
         <w:r>
           <w:rPr>
             <w:rStyle w:val="Hyperlink"/>
@@ -304,12 +304,12 @@
         <w:t xml:space="preserve">Notas Workflow NVDA</w:t>
       </w:r>
       <w:r>
-        <w:t xml:space="preserve"> para o leitor de telas NVDA, versão 1.1.0. Ele é atualizado a cada nova versão do complemento.</w:t>
-      </w:r>
-    </w:p>
-    <w:p>
-      <w:r>
-        <w:t xml:space="preserve">O Notas Workflow NVDA leva para dentro do NVDA o mesmo fluxo de trabalho da aplicação web Notas Workflow: </w:t>
+        <w:t xml:space="preserve"> para o leitor de telas NVDA, versão 1.2.0. Ele é atualizado a cada nova versão do complemento.</w:t>
+      </w:r>
+    </w:p>
+    <w:p>
+      <w:r>
+        <w:t xml:space="preserve">O Notas Workflow NVDA organiza </w:t>
       </w:r>
       <w:r>
         <w:rPr>
@@ -318,7 +318,7 @@
         <w:t xml:space="preserve">folhas</w:t>
       </w:r>
       <w:r>
-        <w:t xml:space="preserve"> (anotações) organizadas em </w:t>
+        <w:t xml:space="preserve"> (anotações e tarefas) em </w:t>
       </w:r>
       <w:r>
         <w:rPr>
@@ -345,7 +345,7 @@
         <w:t xml:space="preserve">pastas</w:t>
       </w:r>
       <w:r>
-        <w:t xml:space="preserve">, com tags, conteúdo com formatação, salvamento automático e busca. Tudo funciona pelo teclado, com respostas faladas, sem navegador.</w:t>
+        <w:t xml:space="preserve">, com tags, conteúdo com formatação, salvamento automático e busca. Tudo funciona pelo teclado, com respostas faladas, e continua rápido mesmo com dezenas de milhares de folhas.</w:t>
       </w:r>
     </w:p>
     <w:p>
@@ -365,7 +365,7 @@
         <w:rPr>
           <w:b/>
         </w:rPr>
-        <w:t xml:space="preserve">Nova folha… (Alt+N)</w:t>
+        <w:t xml:space="preserve">Criar… (Alt+C)</w:t>
       </w:r>
       <w:r>
         <w:t xml:space="preserve">.</w:t>
@@ -393,7 +393,7 @@
     </w:p>
     <w:p>
       <w:r>
-        <w:t xml:space="preserve">Uma folha é uma anotação. Ela tem título, conteúdo, tags, uma raia (status), um caderno (opcional) e as datas de criação e da última alteração. A folha sem caderno é chamada de </w:t>
+        <w:t xml:space="preserve">Uma folha é uma anotação ou tarefa. Ela tem título, conteúdo, tags, um status (a raia), um local (um caderno, uma pasta ou nenhum) e as datas de criação e da última alteração. A folha que não está em nenhum caderno nem em nenhuma pasta é chamada de </w:t>
       </w:r>
       <w:r>
         <w:rPr>
@@ -411,13 +411,13 @@
       </w:pPr>
       <w:bookmarkStart w:id="5" w:name="_Secao5"/>
       <w:r>
-        <w:t xml:space="preserve">Raias</w:t>
+        <w:t xml:space="preserve">Raias (status)</w:t>
       </w:r>
       <w:bookmarkEnd w:id="5"/>
     </w:p>
     <w:p>
       <w:r>
-        <w:t xml:space="preserve">As raias são as colunas de status do quadro, as mesmas da aplicação web, sempre nesta ordem:</w:t>
+        <w:t xml:space="preserve">As raias são os status das tarefas, sempre nesta ordem:</w:t>
       </w:r>
     </w:p>
     <w:tbl>
@@ -427,8 +427,8 @@
         <w:tblLook w:val="04A0" w:firstRow="1" w:lastRow="0" w:firstColumn="0" w:lastColumn="0" w:noHBand="0" w:noVBand="1"/>
       </w:tblPr>
       <w:tblGrid>
-        <w:gridCol w:w="1952"/>
-        <w:gridCol w:w="7686"/>
+        <w:gridCol w:w="1927"/>
+        <w:gridCol w:w="7711"/>
       </w:tblGrid>
       <w:tr>
         <w:trPr>
@@ -437,7 +437,7 @@
         </w:trPr>
         <w:tc>
           <w:tcPr>
-            <w:tcW w:w="1952" w:type="dxa"/>
+            <w:tcW w:w="1927" w:type="dxa"/>
             <w:shd w:val="clear" w:color="auto" w:fill="DCE6F1"/>
           </w:tcPr>
           <w:p>
@@ -454,7 +454,7 @@
         </w:tc>
         <w:tc>
           <w:tcPr>
-            <w:tcW w:w="7686" w:type="dxa"/>
+            <w:tcW w:w="7711" w:type="dxa"/>
             <w:shd w:val="clear" w:color="auto" w:fill="DCE6F1"/>
           </w:tcPr>
           <w:p>
@@ -476,7 +476,7 @@
         </w:trPr>
         <w:tc>
           <w:tcPr>
-            <w:tcW w:w="1952" w:type="dxa"/>
+            <w:tcW w:w="1927" w:type="dxa"/>
             <w:shd w:val="clear" w:color="auto" w:fill="FFFFFF"/>
           </w:tcPr>
           <w:p>
@@ -490,26 +490,26 @@
         </w:tc>
         <w:tc>
           <w:tcPr>
-            <w:tcW w:w="7686" w:type="dxa"/>
-            <w:shd w:val="clear" w:color="auto" w:fill="FFFFFF"/>
-          </w:tcPr>
-          <w:p>
-            <w:pPr>
-              <w:pStyle w:val="TextoTabela"/>
-            </w:pPr>
-            <w:r>
-              <w:t xml:space="preserve">O que ainda vai começar. É a raia padrão de uma folha nova.</w:t>
-            </w:r>
-          </w:p>
-        </w:tc>
-      </w:tr>
-      <w:tr>
-        <w:trPr>
-          <w:cantSplit/>
-        </w:trPr>
-        <w:tc>
-          <w:tcPr>
-            <w:tcW w:w="1952" w:type="dxa"/>
+            <w:tcW w:w="7711" w:type="dxa"/>
+            <w:shd w:val="clear" w:color="auto" w:fill="FFFFFF"/>
+          </w:tcPr>
+          <w:p>
+            <w:pPr>
+              <w:pStyle w:val="TextoTabela"/>
+            </w:pPr>
+            <w:r>
+              <w:t xml:space="preserve">O que ainda vai começar. É o status padrão de uma folha nova.</w:t>
+            </w:r>
+          </w:p>
+        </w:tc>
+      </w:tr>
+      <w:tr>
+        <w:trPr>
+          <w:cantSplit/>
+        </w:trPr>
+        <w:tc>
+          <w:tcPr>
+            <w:tcW w:w="1927" w:type="dxa"/>
             <w:shd w:val="clear" w:color="auto" w:fill="FFFFFF"/>
           </w:tcPr>
           <w:p>
@@ -523,7 +523,7 @@
         </w:tc>
         <w:tc>
           <w:tcPr>
-            <w:tcW w:w="7686" w:type="dxa"/>
+            <w:tcW w:w="7711" w:type="dxa"/>
             <w:shd w:val="clear" w:color="auto" w:fill="FFFFFF"/>
           </w:tcPr>
           <w:p>
@@ -542,7 +542,7 @@
         </w:trPr>
         <w:tc>
           <w:tcPr>
-            <w:tcW w:w="1952" w:type="dxa"/>
+            <w:tcW w:w="1927" w:type="dxa"/>
             <w:shd w:val="clear" w:color="auto" w:fill="FFFFFF"/>
           </w:tcPr>
           <w:p>
@@ -556,7 +556,7 @@
         </w:tc>
         <w:tc>
           <w:tcPr>
-            <w:tcW w:w="7686" w:type="dxa"/>
+            <w:tcW w:w="7711" w:type="dxa"/>
             <w:shd w:val="clear" w:color="auto" w:fill="FFFFFF"/>
           </w:tcPr>
           <w:p>
@@ -575,7 +575,7 @@
         </w:trPr>
         <w:tc>
           <w:tcPr>
-            <w:tcW w:w="1952" w:type="dxa"/>
+            <w:tcW w:w="1927" w:type="dxa"/>
             <w:shd w:val="clear" w:color="auto" w:fill="FFFFFF"/>
           </w:tcPr>
           <w:p>
@@ -589,7 +589,7 @@
         </w:tc>
         <w:tc>
           <w:tcPr>
-            <w:tcW w:w="7686" w:type="dxa"/>
+            <w:tcW w:w="7711" w:type="dxa"/>
             <w:shd w:val="clear" w:color="auto" w:fill="FFFFFF"/>
           </w:tcPr>
           <w:p>
@@ -610,7 +610,7 @@
     </w:p>
     <w:p>
       <w:r>
-        <w:t xml:space="preserve">No web cada raia tem uma cor. No complemento a raia é sempre dita pelo </w:t>
+        <w:t xml:space="preserve">A raia é sempre dita pelo </w:t>
       </w:r>
       <w:r>
         <w:rPr>
@@ -652,7 +652,7 @@
         <w:t xml:space="preserve">pasta</w:t>
       </w:r>
       <w:r>
-        <w:t xml:space="preserve"> agrupa cadernos, por exemplo a pasta "Projetos" com os cadernos "Site" e "Aplicativo". Uma folha pertence a no máximo um caderno, e um caderno a no máximo uma pasta.</w:t>
+        <w:t xml:space="preserve"> agrupa cadernos e também pode guardar folhas diretamente, por exemplo a pasta "Projetos" com os cadernos "Site" e "Aplicativo" e algumas folhas gerais. Uma folha fica em no máximo um lugar: num caderno, direto numa pasta ou solta. Um caderno fica em no máximo uma pasta.</w:t>
       </w:r>
     </w:p>
     <w:p>
@@ -724,7 +724,7 @@
         <w:rPr>
           <w:rStyle w:val="Codigo"/>
         </w:rPr>
-        <w:t xml:space="preserve">NotasWorkflowNVDA-1.1.0.nvda-addon</w:t>
+        <w:t xml:space="preserve">NotasWorkflowNVDA-1.2.0.nvda-addon</w:t>
       </w:r>
       <w:r>
         <w:t xml:space="preserve"> com o NVDA em execução, confirme a instalação e reinicie o NVDA quando ele pedir.</w:t>
@@ -792,7 +792,7 @@
         <w:rPr>
           <w:rStyle w:val="Codigo"/>
         </w:rPr>
-        <w:t xml:space="preserve">NotasWorkflowNVDA-1.1.0.nvda-addon</w:t>
+        <w:t xml:space="preserve">NotasWorkflowNVDA-1.2.0.nvda-addon</w:t>
       </w:r>
       <w:r>
         <w:t xml:space="preserve"> e reinicie o NVDA.</w:t>
@@ -816,7 +816,7 @@
         <w:t xml:space="preserve">%APPDATA%\nvda\NotasWorkflow</w:t>
       </w:r>
       <w:r>
-        <w:t xml:space="preserve">) e as configurações (pasta das folhas, visualização, salvamento automático e anúncio). O NVDA fala "Folhas da versão anterior trazidas para o Notas Workflow NVDA" e o número de folhas.</w:t>
+        <w:t xml:space="preserve">) e as configurações (pasta das folhas, salvamento automático e anúncio). O NVDA fala "Folhas da versão anterior trazidas para o Notas Workflow NVDA" e o número de folhas.</w:t>
       </w:r>
     </w:p>
     <w:p>
@@ -939,10 +939,19 @@
         <w:rPr>
           <w:b/>
         </w:rPr>
-        <w:t xml:space="preserve">Alt+N</w:t>
-      </w:r>
-      <w:r>
-        <w:t xml:space="preserve"> (botão Nova folha…), digite o título e pressione </w:t>
+        <w:t xml:space="preserve">Alt+C</w:t>
+      </w:r>
+      <w:r>
+        <w:t xml:space="preserve"> (botão Criar…) e escolha </w:t>
+      </w:r>
+      <w:r>
+        <w:rPr>
+          <w:b/>
+        </w:rPr>
+        <w:t xml:space="preserve">Folha…</w:t>
+      </w:r>
+      <w:r>
+        <w:t xml:space="preserve"> no menu. Digite o título e pressione </w:t>
       </w:r>
       <w:r>
         <w:rPr>
@@ -1014,7 +1023,28 @@
         <w:t xml:space="preserve">Alt+Shift+Seta para a direita</w:t>
       </w:r>
       <w:r>
-        <w:t xml:space="preserve"> para movê-la para Em andamento. O NVDA fala "Movida para Em andamento".</w:t>
+        <w:t xml:space="preserve"> para mudar o status para Em andamento. O NVDA fala "Status atualizado para Em andamento".</w:t>
+      </w:r>
+    </w:p>
+    <w:p>
+      <w:pPr>
+        <w:pStyle w:val="ListParagraph"/>
+        <w:numPr>
+          <w:ilvl w:val="0"/>
+          <w:numId w:val="3"/>
+        </w:numPr>
+      </w:pPr>
+      <w:r>
+        <w:t xml:space="preserve">Pressione </w:t>
+      </w:r>
+      <w:r>
+        <w:rPr>
+          <w:b/>
+        </w:rPr>
+        <w:t xml:space="preserve">Enter</w:t>
+      </w:r>
+      <w:r>
+        <w:t xml:space="preserve"> sobre a folha para abri-la de novo.</w:t>
       </w:r>
     </w:p>
     <w:p>
@@ -1047,7 +1077,7 @@
         <w:t xml:space="preserve">Notas Workflow NVDA…</w:t>
       </w:r>
       <w:r>
-        <w:t xml:space="preserve"> do menu Ferramentas do NVDA. A janela é única: abrir de novo traz a mesma janela para a frente, com a mesma folha selecionada.</w:t>
+        <w:t xml:space="preserve"> do menu Ferramentas do NVDA. A janela é única: abrir de novo traz a mesma janela para a frente, na mesma folha. Fechar só esconde a janela, então reabrir é instantâneo.</w:t>
       </w:r>
     </w:p>
     <w:p>
@@ -1072,9 +1102,9 @@
         <w:tblLook w:val="04A0" w:firstRow="1" w:lastRow="0" w:firstColumn="0" w:lastColumn="0" w:noHBand="0" w:noVBand="1"/>
       </w:tblPr>
       <w:tblGrid>
-        <w:gridCol w:w="2078"/>
-        <w:gridCol w:w="1511"/>
-        <w:gridCol w:w="6049"/>
+        <w:gridCol w:w="2814"/>
+        <w:gridCol w:w="1364"/>
+        <w:gridCol w:w="5460"/>
       </w:tblGrid>
       <w:tr>
         <w:trPr>
@@ -1083,7 +1113,7 @@
         </w:trPr>
         <w:tc>
           <w:tcPr>
-            <w:tcW w:w="2078" w:type="dxa"/>
+            <w:tcW w:w="2814" w:type="dxa"/>
             <w:shd w:val="clear" w:color="auto" w:fill="DCE6F1"/>
           </w:tcPr>
           <w:p>
@@ -1100,7 +1130,7 @@
         </w:tc>
         <w:tc>
           <w:tcPr>
-            <w:tcW w:w="1511" w:type="dxa"/>
+            <w:tcW w:w="1364" w:type="dxa"/>
             <w:shd w:val="clear" w:color="auto" w:fill="DCE6F1"/>
           </w:tcPr>
           <w:p>
@@ -1117,7 +1147,7 @@
         </w:tc>
         <w:tc>
           <w:tcPr>
-            <w:tcW w:w="6049" w:type="dxa"/>
+            <w:tcW w:w="5460" w:type="dxa"/>
             <w:shd w:val="clear" w:color="auto" w:fill="DCE6F1"/>
           </w:tcPr>
           <w:p>
@@ -1139,7 +1169,7 @@
         </w:trPr>
         <w:tc>
           <w:tcPr>
-            <w:tcW w:w="2078" w:type="dxa"/>
+            <w:tcW w:w="2814" w:type="dxa"/>
             <w:shd w:val="clear" w:color="auto" w:fill="FFFFFF"/>
           </w:tcPr>
           <w:p>
@@ -1153,21 +1183,21 @@
         </w:tc>
         <w:tc>
           <w:tcPr>
-            <w:tcW w:w="1511" w:type="dxa"/>
-            <w:shd w:val="clear" w:color="auto" w:fill="FFFFFF"/>
-          </w:tcPr>
-          <w:p>
-            <w:pPr>
-              <w:pStyle w:val="TextoTabela"/>
-            </w:pPr>
-            <w:r>
-              <w:t xml:space="preserve">Alt+M</w:t>
-            </w:r>
-          </w:p>
-        </w:tc>
-        <w:tc>
-          <w:tcPr>
-            <w:tcW w:w="6049" w:type="dxa"/>
+            <w:tcW w:w="1364" w:type="dxa"/>
+            <w:shd w:val="clear" w:color="auto" w:fill="FFFFFF"/>
+          </w:tcPr>
+          <w:p>
+            <w:pPr>
+              <w:pStyle w:val="TextoTabela"/>
+            </w:pPr>
+            <w:r>
+              <w:t xml:space="preserve">Alt+O</w:t>
+            </w:r>
+          </w:p>
+        </w:tc>
+        <w:tc>
+          <w:tcPr>
+            <w:tcW w:w="5460" w:type="dxa"/>
             <w:shd w:val="clear" w:color="auto" w:fill="FFFFFF"/>
           </w:tcPr>
           <w:p>
@@ -1186,180 +1216,142 @@
         </w:trPr>
         <w:tc>
           <w:tcPr>
-            <w:tcW w:w="2078" w:type="dxa"/>
-            <w:shd w:val="clear" w:color="auto" w:fill="FFFFFF"/>
-          </w:tcPr>
-          <w:p>
-            <w:pPr>
-              <w:pStyle w:val="TextoTabela"/>
-            </w:pPr>
-            <w:r>
-              <w:t xml:space="preserve">Visualização</w:t>
-            </w:r>
-          </w:p>
-        </w:tc>
-        <w:tc>
-          <w:tcPr>
-            <w:tcW w:w="1511" w:type="dxa"/>
-            <w:shd w:val="clear" w:color="auto" w:fill="FFFFFF"/>
-          </w:tcPr>
-          <w:p>
-            <w:pPr>
-              <w:pStyle w:val="TextoTabela"/>
-            </w:pPr>
-            <w:r>
-              <w:t xml:space="preserve">Alt+V</w:t>
-            </w:r>
-          </w:p>
-        </w:tc>
-        <w:tc>
-          <w:tcPr>
-            <w:tcW w:w="6049" w:type="dxa"/>
-            <w:shd w:val="clear" w:color="auto" w:fill="FFFFFF"/>
-          </w:tcPr>
-          <w:p>
-            <w:pPr>
-              <w:pStyle w:val="TextoTabela"/>
-            </w:pPr>
-            <w:r>
-              <w:t xml:space="preserve">Escolhe entre </w:t>
+            <w:tcW w:w="2814" w:type="dxa"/>
+            <w:shd w:val="clear" w:color="auto" w:fill="FFFFFF"/>
+          </w:tcPr>
+          <w:p>
+            <w:pPr>
+              <w:pStyle w:val="TextoTabela"/>
+            </w:pPr>
+            <w:r>
+              <w:t xml:space="preserve">Folhas</w:t>
+            </w:r>
+          </w:p>
+        </w:tc>
+        <w:tc>
+          <w:tcPr>
+            <w:tcW w:w="1364" w:type="dxa"/>
+            <w:shd w:val="clear" w:color="auto" w:fill="FFFFFF"/>
+          </w:tcPr>
+          <w:p>
+            <w:pPr>
+              <w:pStyle w:val="TextoTabela"/>
+            </w:pPr>
+            <w:r>
+              <w:t xml:space="preserve">Alt+F</w:t>
+            </w:r>
+          </w:p>
+        </w:tc>
+        <w:tc>
+          <w:tcPr>
+            <w:tcW w:w="5460" w:type="dxa"/>
+            <w:shd w:val="clear" w:color="auto" w:fill="FFFFFF"/>
+          </w:tcPr>
+          <w:p>
+            <w:pPr>
+              <w:pStyle w:val="TextoTabela"/>
+            </w:pPr>
+            <w:r>
+              <w:t xml:space="preserve">A lista de folhas em raias. O rótulo diz o filtro e a quantidade, por exemplo "Folhas: Caderno: Trabalho (4)". Enter abre a folha selecionada.</w:t>
+            </w:r>
+          </w:p>
+        </w:tc>
+      </w:tr>
+      <w:tr>
+        <w:trPr>
+          <w:cantSplit/>
+        </w:trPr>
+        <w:tc>
+          <w:tcPr>
+            <w:tcW w:w="2814" w:type="dxa"/>
+            <w:shd w:val="clear" w:color="auto" w:fill="FFFFFF"/>
+          </w:tcPr>
+          <w:p>
+            <w:pPr>
+              <w:pStyle w:val="TextoTabela"/>
+            </w:pPr>
+            <w:r>
+              <w:t xml:space="preserve">Criar…</w:t>
+            </w:r>
+          </w:p>
+        </w:tc>
+        <w:tc>
+          <w:tcPr>
+            <w:tcW w:w="1364" w:type="dxa"/>
+            <w:shd w:val="clear" w:color="auto" w:fill="FFFFFF"/>
+          </w:tcPr>
+          <w:p>
+            <w:pPr>
+              <w:pStyle w:val="TextoTabela"/>
+            </w:pPr>
+            <w:r>
+              <w:t xml:space="preserve">Alt+C</w:t>
+            </w:r>
+          </w:p>
+        </w:tc>
+        <w:tc>
+          <w:tcPr>
+            <w:tcW w:w="5460" w:type="dxa"/>
+            <w:shd w:val="clear" w:color="auto" w:fill="FFFFFF"/>
+          </w:tcPr>
+          <w:p>
+            <w:pPr>
+              <w:pStyle w:val="TextoTabela"/>
+            </w:pPr>
+            <w:r>
+              <w:t xml:space="preserve">Abre um menu para criar uma </w:t>
             </w:r>
             <w:r>
               <w:rPr>
                 <w:b/>
               </w:rPr>
-              <w:t xml:space="preserve">Raias (árvore)</w:t>
-            </w:r>
-            <w:r>
-              <w:t xml:space="preserve"> e </w:t>
+              <w:t xml:space="preserve">Folha…</w:t>
+            </w:r>
+            <w:r>
+              <w:t xml:space="preserve">, um </w:t>
             </w:r>
             <w:r>
               <w:rPr>
                 <w:b/>
               </w:rPr>
-              <w:t xml:space="preserve">Tabela</w:t>
-            </w:r>
-            <w:r>
-              <w:t xml:space="preserve">. A escolha fica lembrada.</w:t>
-            </w:r>
-          </w:p>
-        </w:tc>
-      </w:tr>
-      <w:tr>
-        <w:trPr>
-          <w:cantSplit/>
-        </w:trPr>
-        <w:tc>
-          <w:tcPr>
-            <w:tcW w:w="2078" w:type="dxa"/>
-            <w:shd w:val="clear" w:color="auto" w:fill="FFFFFF"/>
-          </w:tcPr>
-          <w:p>
-            <w:pPr>
-              <w:pStyle w:val="TextoTabela"/>
-            </w:pPr>
-            <w:r>
-              <w:t xml:space="preserve">Folhas</w:t>
-            </w:r>
-          </w:p>
-        </w:tc>
-        <w:tc>
-          <w:tcPr>
-            <w:tcW w:w="1511" w:type="dxa"/>
-            <w:shd w:val="clear" w:color="auto" w:fill="FFFFFF"/>
-          </w:tcPr>
-          <w:p>
-            <w:pPr>
-              <w:pStyle w:val="TextoTabela"/>
-            </w:pPr>
-            <w:r>
-              <w:t xml:space="preserve">Alt+F</w:t>
-            </w:r>
-          </w:p>
-        </w:tc>
-        <w:tc>
-          <w:tcPr>
-            <w:tcW w:w="6049" w:type="dxa"/>
-            <w:shd w:val="clear" w:color="auto" w:fill="FFFFFF"/>
-          </w:tcPr>
-          <w:p>
-            <w:pPr>
-              <w:pStyle w:val="TextoTabela"/>
-            </w:pPr>
-            <w:r>
-              <w:t xml:space="preserve">A lista de folhas. O rótulo diz o filtro e a quantidade, por exemplo "Folhas: Caderno: Trabalho (4)".</w:t>
-            </w:r>
-          </w:p>
-        </w:tc>
-      </w:tr>
-      <w:tr>
-        <w:trPr>
-          <w:cantSplit/>
-        </w:trPr>
-        <w:tc>
-          <w:tcPr>
-            <w:tcW w:w="2078" w:type="dxa"/>
-            <w:shd w:val="clear" w:color="auto" w:fill="FFFFFF"/>
-          </w:tcPr>
-          <w:p>
-            <w:pPr>
-              <w:pStyle w:val="TextoTabela"/>
-            </w:pPr>
-            <w:r>
-              <w:t xml:space="preserve">Nova folha…</w:t>
-            </w:r>
-          </w:p>
-        </w:tc>
-        <w:tc>
-          <w:tcPr>
-            <w:tcW w:w="1511" w:type="dxa"/>
-            <w:shd w:val="clear" w:color="auto" w:fill="FFFFFF"/>
-          </w:tcPr>
-          <w:p>
-            <w:pPr>
-              <w:pStyle w:val="TextoTabela"/>
-            </w:pPr>
-            <w:r>
-              <w:t xml:space="preserve">Alt+N</w:t>
-            </w:r>
-          </w:p>
-        </w:tc>
-        <w:tc>
-          <w:tcPr>
-            <w:tcW w:w="6049" w:type="dxa"/>
-            <w:shd w:val="clear" w:color="auto" w:fill="FFFFFF"/>
-          </w:tcPr>
-          <w:p>
-            <w:pPr>
-              <w:pStyle w:val="TextoTabela"/>
-            </w:pPr>
-            <w:r>
-              <w:t xml:space="preserve">Cria uma folha na raia selecionada (e no caderno, se o filtro for um caderno).</w:t>
-            </w:r>
-          </w:p>
-        </w:tc>
-      </w:tr>
-      <w:tr>
-        <w:trPr>
-          <w:cantSplit/>
-        </w:trPr>
-        <w:tc>
-          <w:tcPr>
-            <w:tcW w:w="2078" w:type="dxa"/>
-            <w:shd w:val="clear" w:color="auto" w:fill="FFFFFF"/>
-          </w:tcPr>
-          <w:p>
-            <w:pPr>
-              <w:pStyle w:val="TextoTabela"/>
-            </w:pPr>
-            <w:r>
-              <w:t xml:space="preserve">Abrir</w:t>
-            </w:r>
-          </w:p>
-        </w:tc>
-        <w:tc>
-          <w:tcPr>
-            <w:tcW w:w="1511" w:type="dxa"/>
+              <w:t xml:space="preserve">Caderno…</w:t>
+            </w:r>
+            <w:r>
+              <w:t xml:space="preserve"> ou uma </w:t>
+            </w:r>
+            <w:r>
+              <w:rPr>
+                <w:b/>
+              </w:rPr>
+              <w:t xml:space="preserve">Pasta…</w:t>
+            </w:r>
+            <w:r>
+              <w:t xml:space="preserve"> (veja Criar folhas, cadernos e pastas).</w:t>
+            </w:r>
+          </w:p>
+        </w:tc>
+      </w:tr>
+      <w:tr>
+        <w:trPr>
+          <w:cantSplit/>
+        </w:trPr>
+        <w:tc>
+          <w:tcPr>
+            <w:tcW w:w="2814" w:type="dxa"/>
+            <w:shd w:val="clear" w:color="auto" w:fill="FFFFFF"/>
+          </w:tcPr>
+          <w:p>
+            <w:pPr>
+              <w:pStyle w:val="TextoTabela"/>
+            </w:pPr>
+            <w:r>
+              <w:t xml:space="preserve">Atualizar o status da tarefa…</w:t>
+            </w:r>
+          </w:p>
+        </w:tc>
+        <w:tc>
+          <w:tcPr>
+            <w:tcW w:w="1364" w:type="dxa"/>
             <w:shd w:val="clear" w:color="auto" w:fill="FFFFFF"/>
           </w:tcPr>
           <w:p>
@@ -1373,26 +1365,26 @@
         </w:tc>
         <w:tc>
           <w:tcPr>
-            <w:tcW w:w="6049" w:type="dxa"/>
-            <w:shd w:val="clear" w:color="auto" w:fill="FFFFFF"/>
-          </w:tcPr>
-          <w:p>
-            <w:pPr>
-              <w:pStyle w:val="TextoTabela"/>
-            </w:pPr>
-            <w:r>
-              <w:t xml:space="preserve">Abre a folha selecionada.</w:t>
-            </w:r>
-          </w:p>
-        </w:tc>
-      </w:tr>
-      <w:tr>
-        <w:trPr>
-          <w:cantSplit/>
-        </w:trPr>
-        <w:tc>
-          <w:tcPr>
-            <w:tcW w:w="2078" w:type="dxa"/>
+            <w:tcW w:w="5460" w:type="dxa"/>
+            <w:shd w:val="clear" w:color="auto" w:fill="FFFFFF"/>
+          </w:tcPr>
+          <w:p>
+            <w:pPr>
+              <w:pStyle w:val="TextoTabela"/>
+            </w:pPr>
+            <w:r>
+              <w:t xml:space="preserve">Abre um menu com os outros status e muda o status da folha selecionada.</w:t>
+            </w:r>
+          </w:p>
+        </w:tc>
+      </w:tr>
+      <w:tr>
+        <w:trPr>
+          <w:cantSplit/>
+        </w:trPr>
+        <w:tc>
+          <w:tcPr>
+            <w:tcW w:w="2814" w:type="dxa"/>
             <w:shd w:val="clear" w:color="auto" w:fill="FFFFFF"/>
           </w:tcPr>
           <w:p>
@@ -1406,87 +1398,40 @@
         </w:tc>
         <w:tc>
           <w:tcPr>
-            <w:tcW w:w="1511" w:type="dxa"/>
-            <w:shd w:val="clear" w:color="auto" w:fill="FFFFFF"/>
-          </w:tcPr>
-          <w:p>
-            <w:pPr>
-              <w:pStyle w:val="TextoTabela"/>
-            </w:pPr>
-            <w:r>
-              <w:t xml:space="preserve">Alt+P</w:t>
-            </w:r>
-          </w:p>
-        </w:tc>
-        <w:tc>
-          <w:tcPr>
-            <w:tcW w:w="6049" w:type="dxa"/>
-            <w:shd w:val="clear" w:color="auto" w:fill="FFFFFF"/>
-          </w:tcPr>
-          <w:p>
-            <w:pPr>
-              <w:pStyle w:val="TextoTabela"/>
-            </w:pPr>
-            <w:r>
-              <w:t xml:space="preserve">Abre um menu com as outras raias e move a folha para a escolhida.</w:t>
-            </w:r>
-          </w:p>
-        </w:tc>
-      </w:tr>
-      <w:tr>
-        <w:trPr>
-          <w:cantSplit/>
-        </w:trPr>
-        <w:tc>
-          <w:tcPr>
-            <w:tcW w:w="2078" w:type="dxa"/>
-            <w:shd w:val="clear" w:color="auto" w:fill="FFFFFF"/>
-          </w:tcPr>
-          <w:p>
-            <w:pPr>
-              <w:pStyle w:val="TextoTabela"/>
-            </w:pPr>
-            <w:r>
-              <w:t xml:space="preserve">Mudar caderno…</w:t>
-            </w:r>
-          </w:p>
-        </w:tc>
-        <w:tc>
-          <w:tcPr>
-            <w:tcW w:w="1511" w:type="dxa"/>
-            <w:shd w:val="clear" w:color="auto" w:fill="FFFFFF"/>
-          </w:tcPr>
-          <w:p>
-            <w:pPr>
-              <w:pStyle w:val="TextoTabela"/>
-            </w:pPr>
-            <w:r>
-              <w:t xml:space="preserve">Alt+C</w:t>
-            </w:r>
-          </w:p>
-        </w:tc>
-        <w:tc>
-          <w:tcPr>
-            <w:tcW w:w="6049" w:type="dxa"/>
-            <w:shd w:val="clear" w:color="auto" w:fill="FFFFFF"/>
-          </w:tcPr>
-          <w:p>
-            <w:pPr>
-              <w:pStyle w:val="TextoTabela"/>
-            </w:pPr>
-            <w:r>
-              <w:t xml:space="preserve">Escolhe o caderno da folha, ou Folha solta (sem caderno).</w:t>
-            </w:r>
-          </w:p>
-        </w:tc>
-      </w:tr>
-      <w:tr>
-        <w:trPr>
-          <w:cantSplit/>
-        </w:trPr>
-        <w:tc>
-          <w:tcPr>
-            <w:tcW w:w="2078" w:type="dxa"/>
+            <w:tcW w:w="1364" w:type="dxa"/>
+            <w:shd w:val="clear" w:color="auto" w:fill="FFFFFF"/>
+          </w:tcPr>
+          <w:p>
+            <w:pPr>
+              <w:pStyle w:val="TextoTabela"/>
+            </w:pPr>
+            <w:r>
+              <w:t xml:space="preserve">Alt+M</w:t>
+            </w:r>
+          </w:p>
+        </w:tc>
+        <w:tc>
+          <w:tcPr>
+            <w:tcW w:w="5460" w:type="dxa"/>
+            <w:shd w:val="clear" w:color="auto" w:fill="FFFFFF"/>
+          </w:tcPr>
+          <w:p>
+            <w:pPr>
+              <w:pStyle w:val="TextoTabela"/>
+            </w:pPr>
+            <w:r>
+              <w:t xml:space="preserve">Move a folha selecionada para um caderno, para uma pasta ou a deixa solta.</w:t>
+            </w:r>
+          </w:p>
+        </w:tc>
+      </w:tr>
+      <w:tr>
+        <w:trPr>
+          <w:cantSplit/>
+        </w:trPr>
+        <w:tc>
+          <w:tcPr>
+            <w:tcW w:w="2814" w:type="dxa"/>
             <w:shd w:val="clear" w:color="auto" w:fill="FFFFFF"/>
           </w:tcPr>
           <w:p>
@@ -1500,7 +1445,7 @@
         </w:tc>
         <w:tc>
           <w:tcPr>
-            <w:tcW w:w="1511" w:type="dxa"/>
+            <w:tcW w:w="1364" w:type="dxa"/>
             <w:shd w:val="clear" w:color="auto" w:fill="FFFFFF"/>
           </w:tcPr>
           <w:p>
@@ -1514,7 +1459,7 @@
         </w:tc>
         <w:tc>
           <w:tcPr>
-            <w:tcW w:w="6049" w:type="dxa"/>
+            <w:tcW w:w="5460" w:type="dxa"/>
             <w:shd w:val="clear" w:color="auto" w:fill="FFFFFF"/>
           </w:tcPr>
           <w:p>
@@ -1533,7 +1478,7 @@
         </w:trPr>
         <w:tc>
           <w:tcPr>
-            <w:tcW w:w="2078" w:type="dxa"/>
+            <w:tcW w:w="2814" w:type="dxa"/>
             <w:shd w:val="clear" w:color="auto" w:fill="FFFFFF"/>
           </w:tcPr>
           <w:p>
@@ -1547,7 +1492,7 @@
         </w:tc>
         <w:tc>
           <w:tcPr>
-            <w:tcW w:w="1511" w:type="dxa"/>
+            <w:tcW w:w="1364" w:type="dxa"/>
             <w:shd w:val="clear" w:color="auto" w:fill="FFFFFF"/>
           </w:tcPr>
           <w:p>
@@ -1561,7 +1506,7 @@
         </w:tc>
         <w:tc>
           <w:tcPr>
-            <w:tcW w:w="6049" w:type="dxa"/>
+            <w:tcW w:w="5460" w:type="dxa"/>
             <w:shd w:val="clear" w:color="auto" w:fill="FFFFFF"/>
           </w:tcPr>
           <w:p>
@@ -1580,7 +1525,7 @@
         </w:trPr>
         <w:tc>
           <w:tcPr>
-            <w:tcW w:w="2078" w:type="dxa"/>
+            <w:tcW w:w="2814" w:type="dxa"/>
             <w:shd w:val="clear" w:color="auto" w:fill="FFFFFF"/>
           </w:tcPr>
           <w:p>
@@ -1594,7 +1539,7 @@
         </w:tc>
         <w:tc>
           <w:tcPr>
-            <w:tcW w:w="1511" w:type="dxa"/>
+            <w:tcW w:w="1364" w:type="dxa"/>
             <w:shd w:val="clear" w:color="auto" w:fill="FFFFFF"/>
           </w:tcPr>
           <w:p>
@@ -1608,26 +1553,26 @@
         </w:tc>
         <w:tc>
           <w:tcPr>
-            <w:tcW w:w="6049" w:type="dxa"/>
-            <w:shd w:val="clear" w:color="auto" w:fill="FFFFFF"/>
-          </w:tcPr>
-          <w:p>
-            <w:pPr>
-              <w:pStyle w:val="TextoTabela"/>
-            </w:pPr>
-            <w:r>
-              <w:t xml:space="preserve">Abre a janela Cadernos e pastas.</w:t>
-            </w:r>
-          </w:p>
-        </w:tc>
-      </w:tr>
-      <w:tr>
-        <w:trPr>
-          <w:cantSplit/>
-        </w:trPr>
-        <w:tc>
-          <w:tcPr>
-            <w:tcW w:w="2078" w:type="dxa"/>
+            <w:tcW w:w="5460" w:type="dxa"/>
+            <w:shd w:val="clear" w:color="auto" w:fill="FFFFFF"/>
+          </w:tcPr>
+          <w:p>
+            <w:pPr>
+              <w:pStyle w:val="TextoTabela"/>
+            </w:pPr>
+            <w:r>
+              <w:t xml:space="preserve">Abre a janela Cadernos e pastas, que também lista e abre as folhas.</w:t>
+            </w:r>
+          </w:p>
+        </w:tc>
+      </w:tr>
+      <w:tr>
+        <w:trPr>
+          <w:cantSplit/>
+        </w:trPr>
+        <w:tc>
+          <w:tcPr>
+            <w:tcW w:w="2814" w:type="dxa"/>
             <w:shd w:val="clear" w:color="auto" w:fill="FFFFFF"/>
           </w:tcPr>
           <w:p>
@@ -1641,7 +1586,7 @@
         </w:tc>
         <w:tc>
           <w:tcPr>
-            <w:tcW w:w="1511" w:type="dxa"/>
+            <w:tcW w:w="1364" w:type="dxa"/>
             <w:shd w:val="clear" w:color="auto" w:fill="FFFFFF"/>
           </w:tcPr>
           <w:p>
@@ -1655,7 +1600,7 @@
         </w:tc>
         <w:tc>
           <w:tcPr>
-            <w:tcW w:w="6049" w:type="dxa"/>
+            <w:tcW w:w="5460" w:type="dxa"/>
             <w:shd w:val="clear" w:color="auto" w:fill="FFFFFF"/>
           </w:tcPr>
           <w:p>
@@ -1676,7 +1621,7 @@
     </w:p>
     <w:p>
       <w:r>
-        <w:t xml:space="preserve">Os botões Abrir, Mover para…, Mudar caderno… e Excluir só ficam disponíveis (e só entram na tabulação) quando uma folha está selecionada.</w:t>
+        <w:t xml:space="preserve">Os botões Atualizar o status da tarefa…, Mover para… e Excluir só ficam disponíveis (e só entram na tabulação) quando uma folha está selecionada.</w:t>
       </w:r>
     </w:p>
     <w:p>
@@ -1685,7 +1630,7 @@
       </w:pPr>
       <w:bookmarkStart w:id="13" w:name="_Secao13"/>
       <w:r>
-        <w:t xml:space="preserve">Visualização em raias (árvore)</w:t>
+        <w:t xml:space="preserve">A lista de folhas em raias</w:t>
       </w:r>
       <w:bookmarkEnd w:id="13"/>
     </w:p>
@@ -1704,7 +1649,7 @@
     </w:p>
     <w:p>
       <w:r>
-        <w:t xml:space="preserve">O caderno e as tags só aparecem quando existem. Seta para cima e para baixo percorrem raias e folhas; Seta para a esquerda fecha uma raia e Seta para a direita abre.</w:t>
+        <w:t xml:space="preserve">O local (caderno ou pasta) e as tags só aparecem quando existem. Seta para cima e para baixo percorrem raias e folhas; Seta para a esquerda fecha uma raia e Seta para a direita abre.</w:t>
       </w:r>
     </w:p>
     <w:p>
@@ -1713,58 +1658,31 @@
       </w:pPr>
       <w:bookmarkStart w:id="14" w:name="_Secao14"/>
       <w:r>
-        <w:t xml:space="preserve">Visualização em tabela</w:t>
+        <w:t xml:space="preserve">Listas longas</w:t>
       </w:r>
       <w:bookmarkEnd w:id="14"/>
     </w:p>
     <w:p>
       <w:r>
-        <w:t xml:space="preserve">Cada linha é uma folha, com as colunas </w:t>
+        <w:t xml:space="preserve">Para a janela continuar rápida com muitas folhas, cada raia mostra </w:t>
       </w:r>
       <w:r>
         <w:rPr>
           <w:b/>
         </w:rPr>
-        <w:t xml:space="preserve">Título</w:t>
-      </w:r>
-      <w:r>
-        <w:t xml:space="preserve">, </w:t>
+        <w:t xml:space="preserve">200 folhas por vez</w:t>
+      </w:r>
+      <w:r>
+        <w:t xml:space="preserve">. Quando há mais, o último item da raia é "Mostrar mais 200 folhas (N ainda não mostradas)": pressione </w:t>
       </w:r>
       <w:r>
         <w:rPr>
           <w:b/>
         </w:rPr>
-        <w:t xml:space="preserve">Status</w:t>
-      </w:r>
-      <w:r>
-        <w:t xml:space="preserve">, </w:t>
-      </w:r>
-      <w:r>
-        <w:rPr>
-          <w:b/>
-        </w:rPr>
-        <w:t xml:space="preserve">Caderno</w:t>
-      </w:r>
-      <w:r>
-        <w:t xml:space="preserve">, </w:t>
-      </w:r>
-      <w:r>
-        <w:rPr>
-          <w:b/>
-        </w:rPr>
-        <w:t xml:space="preserve">Tags</w:t>
-      </w:r>
-      <w:r>
-        <w:t xml:space="preserve"> e </w:t>
-      </w:r>
-      <w:r>
-        <w:rPr>
-          <w:b/>
-        </w:rPr>
-        <w:t xml:space="preserve">Atualizada em</w:t>
-      </w:r>
-      <w:r>
-        <w:t xml:space="preserve">. As folhas seguem a ordem das raias. Folhas sem caderno mostram um traço na coluna Caderno.</w:t>
+        <w:t xml:space="preserve">Enter</w:t>
+      </w:r>
+      <w:r>
+        <w:t xml:space="preserve"> nele para ver as próximas, e o foco vai para a primeira delas. Uma folha aberta pela busca ou escolhida em outro lugar sempre aparece, mesmo que esteja além das primeiras 200.</w:t>
       </w:r>
     </w:p>
     <w:p>
@@ -1855,7 +1773,7 @@
               <w:pStyle w:val="TextoTabela"/>
             </w:pPr>
             <w:r>
-              <w:t xml:space="preserve">Abre a folha selecionada (na árvore, sobre uma raia, abre ou fecha a raia).</w:t>
+              <w:t xml:space="preserve">Abre a folha selecionada. Numa raia, abre ou fecha a raia; em "Mostrar mais", mostra as próximas folhas.</w:t>
             </w:r>
           </w:p>
         </w:tc>
@@ -1921,7 +1839,7 @@
               <w:pStyle w:val="TextoTabela"/>
             </w:pPr>
             <w:r>
-              <w:t xml:space="preserve">Move a folha para a raia seguinte.</w:t>
+              <w:t xml:space="preserve">Muda o status da folha para o seguinte.</w:t>
             </w:r>
           </w:p>
         </w:tc>
@@ -1954,7 +1872,7 @@
               <w:pStyle w:val="TextoTabela"/>
             </w:pPr>
             <w:r>
-              <w:t xml:space="preserve">Move a folha para a raia anterior.</w:t>
+              <w:t xml:space="preserve">Muda o status da folha para o anterior.</w:t>
             </w:r>
           </w:p>
         </w:tc>
@@ -1967,7 +1885,7 @@
     </w:p>
     <w:p>
       <w:r>
-        <w:t xml:space="preserve">Na primeira raia, mover para a anterior faz o NVDA dizer "Já está na primeira raia"; na última, "Já está na última raia". Depois de mover, a seleção acompanha a folha.</w:t>
+        <w:t xml:space="preserve">No primeiro status, ir para o anterior faz o NVDA dizer "Já está na primeira raia"; no último, "Já está na última raia". Depois da mudança, a seleção acompanha a folha.</w:t>
       </w:r>
     </w:p>
     <w:p>
@@ -2105,7 +2023,7 @@
               <w:pStyle w:val="TextoTabela"/>
             </w:pPr>
             <w:r>
-              <w:t xml:space="preserve">As folhas sem caderno.</w:t>
+              <w:t xml:space="preserve">As folhas que não estão em nenhum caderno nem em nenhuma pasta.</w:t>
             </w:r>
           </w:p>
         </w:tc>
@@ -2138,7 +2056,7 @@
               <w:pStyle w:val="TextoTabela"/>
             </w:pPr>
             <w:r>
-              <w:t xml:space="preserve">As 10 folhas alteradas por último, da mais nova para a mais antiga.</w:t>
+              <w:t xml:space="preserve">As 10 folhas alteradas por último.</w:t>
             </w:r>
           </w:p>
         </w:tc>
@@ -2204,7 +2122,7 @@
               <w:pStyle w:val="TextoTabela"/>
             </w:pPr>
             <w:r>
-              <w:t xml:space="preserve">As folhas dos cadernos daquela pasta. Há uma opção para cada pasta.</w:t>
+              <w:t xml:space="preserve">As folhas guardadas direto na pasta e as dos cadernos dela. Há uma opção para cada pasta.</w:t>
             </w:r>
           </w:p>
         </w:tc>
@@ -2221,31 +2139,22 @@
       </w:pPr>
       <w:bookmarkStart w:id="17" w:name="_Secao17"/>
       <w:r>
-        <w:t xml:space="preserve">Criar uma folha</w:t>
+        <w:t xml:space="preserve">Criar folhas, cadernos e pastas</w:t>
       </w:r>
       <w:bookmarkEnd w:id="17"/>
     </w:p>
     <w:p>
       <w:r>
-        <w:t xml:space="preserve">Use </w:t>
+        <w:t xml:space="preserve">O botão </w:t>
       </w:r>
       <w:r>
         <w:rPr>
           <w:b/>
         </w:rPr>
-        <w:t xml:space="preserve">NVDA+Alt+F</w:t>
-      </w:r>
-      <w:r>
-        <w:t xml:space="preserve"> de qualquer lugar, ou o botão </w:t>
-      </w:r>
-      <w:r>
-        <w:rPr>
-          <w:b/>
-        </w:rPr>
-        <w:t xml:space="preserve">Nova folha… (Alt+N)</w:t>
-      </w:r>
-      <w:r>
-        <w:t xml:space="preserve"> da janela principal. A janela Nova folha tem:</w:t>
+        <w:t xml:space="preserve">Criar… (Alt+C)</w:t>
+      </w:r>
+      <w:r>
+        <w:t xml:space="preserve"> abre um menu com três opções:</w:t>
       </w:r>
     </w:p>
     <w:tbl>
@@ -2255,9 +2164,8 @@
         <w:tblLook w:val="04A0" w:firstRow="1" w:lastRow="0" w:firstColumn="0" w:lastColumn="0" w:noHBand="0" w:noVBand="1"/>
       </w:tblPr>
       <w:tblGrid>
-        <w:gridCol w:w="1490"/>
-        <w:gridCol w:w="1788"/>
-        <w:gridCol w:w="6360"/>
+        <w:gridCol w:w="1521"/>
+        <w:gridCol w:w="8117"/>
       </w:tblGrid>
       <w:tr>
         <w:trPr>
@@ -2266,7 +2174,177 @@
         </w:trPr>
         <w:tc>
           <w:tcPr>
-            <w:tcW w:w="1490" w:type="dxa"/>
+            <w:tcW w:w="1521" w:type="dxa"/>
+            <w:shd w:val="clear" w:color="auto" w:fill="DCE6F1"/>
+          </w:tcPr>
+          <w:p>
+            <w:pPr>
+              <w:pStyle w:val="TextoTabela"/>
+            </w:pPr>
+            <w:r>
+              <w:rPr>
+                <w:b/>
+              </w:rPr>
+              <w:t xml:space="preserve">Opção</w:t>
+            </w:r>
+          </w:p>
+        </w:tc>
+        <w:tc>
+          <w:tcPr>
+            <w:tcW w:w="8117" w:type="dxa"/>
+            <w:shd w:val="clear" w:color="auto" w:fill="DCE6F1"/>
+          </w:tcPr>
+          <w:p>
+            <w:pPr>
+              <w:pStyle w:val="TextoTabela"/>
+            </w:pPr>
+            <w:r>
+              <w:rPr>
+                <w:b/>
+              </w:rPr>
+              <w:t xml:space="preserve">O que acontece</w:t>
+            </w:r>
+          </w:p>
+        </w:tc>
+      </w:tr>
+      <w:tr>
+        <w:trPr>
+          <w:cantSplit/>
+        </w:trPr>
+        <w:tc>
+          <w:tcPr>
+            <w:tcW w:w="1521" w:type="dxa"/>
+            <w:shd w:val="clear" w:color="auto" w:fill="FFFFFF"/>
+          </w:tcPr>
+          <w:p>
+            <w:pPr>
+              <w:pStyle w:val="TextoTabela"/>
+            </w:pPr>
+            <w:r>
+              <w:t xml:space="preserve">Folha…</w:t>
+            </w:r>
+          </w:p>
+        </w:tc>
+        <w:tc>
+          <w:tcPr>
+            <w:tcW w:w="8117" w:type="dxa"/>
+            <w:shd w:val="clear" w:color="auto" w:fill="FFFFFF"/>
+          </w:tcPr>
+          <w:p>
+            <w:pPr>
+              <w:pStyle w:val="TextoTabela"/>
+            </w:pPr>
+            <w:r>
+              <w:t xml:space="preserve">Abre a janela Nova folha. A folha começa no status selecionado na lista e no caderno ou na pasta do filtro em uso.</w:t>
+            </w:r>
+          </w:p>
+        </w:tc>
+      </w:tr>
+      <w:tr>
+        <w:trPr>
+          <w:cantSplit/>
+        </w:trPr>
+        <w:tc>
+          <w:tcPr>
+            <w:tcW w:w="1521" w:type="dxa"/>
+            <w:shd w:val="clear" w:color="auto" w:fill="FFFFFF"/>
+          </w:tcPr>
+          <w:p>
+            <w:pPr>
+              <w:pStyle w:val="TextoTabela"/>
+            </w:pPr>
+            <w:r>
+              <w:t xml:space="preserve">Caderno…</w:t>
+            </w:r>
+          </w:p>
+        </w:tc>
+        <w:tc>
+          <w:tcPr>
+            <w:tcW w:w="8117" w:type="dxa"/>
+            <w:shd w:val="clear" w:color="auto" w:fill="FFFFFF"/>
+          </w:tcPr>
+          <w:p>
+            <w:pPr>
+              <w:pStyle w:val="TextoTabela"/>
+            </w:pPr>
+            <w:r>
+              <w:t xml:space="preserve">Pede o nome do caderno. Se o filtro em uso for uma pasta, o caderno nasce dentro dela. O NVDA fala "Caderno … criado".</w:t>
+            </w:r>
+          </w:p>
+        </w:tc>
+      </w:tr>
+      <w:tr>
+        <w:trPr>
+          <w:cantSplit/>
+        </w:trPr>
+        <w:tc>
+          <w:tcPr>
+            <w:tcW w:w="1521" w:type="dxa"/>
+            <w:shd w:val="clear" w:color="auto" w:fill="FFFFFF"/>
+          </w:tcPr>
+          <w:p>
+            <w:pPr>
+              <w:pStyle w:val="TextoTabela"/>
+            </w:pPr>
+            <w:r>
+              <w:t xml:space="preserve">Pasta…</w:t>
+            </w:r>
+          </w:p>
+        </w:tc>
+        <w:tc>
+          <w:tcPr>
+            <w:tcW w:w="8117" w:type="dxa"/>
+            <w:shd w:val="clear" w:color="auto" w:fill="FFFFFF"/>
+          </w:tcPr>
+          <w:p>
+            <w:pPr>
+              <w:pStyle w:val="TextoTabela"/>
+            </w:pPr>
+            <w:r>
+              <w:t xml:space="preserve">Pede o nome da pasta. O NVDA fala "Pasta … criada".</w:t>
+            </w:r>
+          </w:p>
+        </w:tc>
+      </w:tr>
+    </w:tbl>
+    <w:p>
+      <w:pPr>
+        <w:pStyle w:val="Espaco"/>
+      </w:pPr>
+    </w:p>
+    <w:p>
+      <w:r>
+        <w:t xml:space="preserve">Também é possível criar uma folha de qualquer lugar com </w:t>
+      </w:r>
+      <w:r>
+        <w:rPr>
+          <w:b/>
+        </w:rPr>
+        <w:t xml:space="preserve">NVDA+Alt+F</w:t>
+      </w:r>
+      <w:r>
+        <w:t xml:space="preserve">. A janela Nova folha tem:</w:t>
+      </w:r>
+    </w:p>
+    <w:tbl>
+      <w:tblPr>
+        <w:tblStyle w:val="TabelaManual"/>
+        <w:tblW w:w="9638" w:type="dxa"/>
+        <w:tblLook w:val="04A0" w:firstRow="1" w:lastRow="0" w:firstColumn="0" w:lastColumn="0" w:noHBand="0" w:noVBand="1"/>
+      </w:tblPr>
+      <w:tblGrid>
+        <w:gridCol w:w="1230"/>
+        <w:gridCol w:w="1845"/>
+        <w:gridCol w:w="6563"/>
+      </w:tblGrid>
+      <w:tr>
+        <w:trPr>
+          <w:tblHeader/>
+          <w:cantSplit/>
+        </w:trPr>
+        <w:tc>
+          <w:tcPr>
+            <w:tcW w:w="1230" w:type="dxa"/>
             <w:shd w:val="clear" w:color="auto" w:fill="DCE6F1"/>
           </w:tcPr>
           <w:p>
@@ -2283,7 +2361,7 @@
         </w:tc>
         <w:tc>
           <w:tcPr>
-            <w:tcW w:w="1788" w:type="dxa"/>
+            <w:tcW w:w="1845" w:type="dxa"/>
             <w:shd w:val="clear" w:color="auto" w:fill="DCE6F1"/>
           </w:tcPr>
           <w:p>
@@ -2300,7 +2378,7 @@
         </w:tc>
         <w:tc>
           <w:tcPr>
-            <w:tcW w:w="6360" w:type="dxa"/>
+            <w:tcW w:w="6563" w:type="dxa"/>
             <w:shd w:val="clear" w:color="auto" w:fill="DCE6F1"/>
           </w:tcPr>
           <w:p>
@@ -2322,7 +2400,7 @@
         </w:trPr>
         <w:tc>
           <w:tcPr>
-            <w:tcW w:w="1490" w:type="dxa"/>
+            <w:tcW w:w="1230" w:type="dxa"/>
             <w:shd w:val="clear" w:color="auto" w:fill="FFFFFF"/>
           </w:tcPr>
           <w:p>
@@ -2336,7 +2414,7 @@
         </w:tc>
         <w:tc>
           <w:tcPr>
-            <w:tcW w:w="1788" w:type="dxa"/>
+            <w:tcW w:w="1845" w:type="dxa"/>
             <w:shd w:val="clear" w:color="auto" w:fill="FFFFFF"/>
           </w:tcPr>
           <w:p>
@@ -2350,7 +2428,7 @@
         </w:tc>
         <w:tc>
           <w:tcPr>
-            <w:tcW w:w="6360" w:type="dxa"/>
+            <w:tcW w:w="6563" w:type="dxa"/>
             <w:shd w:val="clear" w:color="auto" w:fill="FFFFFF"/>
           </w:tcPr>
           <w:p>
@@ -2369,54 +2447,54 @@
         </w:trPr>
         <w:tc>
           <w:tcPr>
-            <w:tcW w:w="1490" w:type="dxa"/>
-            <w:shd w:val="clear" w:color="auto" w:fill="FFFFFF"/>
-          </w:tcPr>
-          <w:p>
-            <w:pPr>
-              <w:pStyle w:val="TextoTabela"/>
-            </w:pPr>
-            <w:r>
-              <w:t xml:space="preserve">Caderno</w:t>
-            </w:r>
-          </w:p>
-        </w:tc>
-        <w:tc>
-          <w:tcPr>
-            <w:tcW w:w="1788" w:type="dxa"/>
-            <w:shd w:val="clear" w:color="auto" w:fill="FFFFFF"/>
-          </w:tcPr>
-          <w:p>
-            <w:pPr>
-              <w:pStyle w:val="TextoTabela"/>
-            </w:pPr>
-            <w:r>
-              <w:t xml:space="preserve">Alt+D</w:t>
-            </w:r>
-          </w:p>
-        </w:tc>
-        <w:tc>
-          <w:tcPr>
-            <w:tcW w:w="6360" w:type="dxa"/>
-            <w:shd w:val="clear" w:color="auto" w:fill="FFFFFF"/>
-          </w:tcPr>
-          <w:p>
-            <w:pPr>
-              <w:pStyle w:val="TextoTabela"/>
-            </w:pPr>
-            <w:r>
-              <w:t xml:space="preserve">Folha solta (sem caderno) ou um dos cadernos.</w:t>
-            </w:r>
-          </w:p>
-        </w:tc>
-      </w:tr>
-      <w:tr>
-        <w:trPr>
-          <w:cantSplit/>
-        </w:trPr>
-        <w:tc>
-          <w:tcPr>
-            <w:tcW w:w="1490" w:type="dxa"/>
+            <w:tcW w:w="1230" w:type="dxa"/>
+            <w:shd w:val="clear" w:color="auto" w:fill="FFFFFF"/>
+          </w:tcPr>
+          <w:p>
+            <w:pPr>
+              <w:pStyle w:val="TextoTabela"/>
+            </w:pPr>
+            <w:r>
+              <w:t xml:space="preserve">Local</w:t>
+            </w:r>
+          </w:p>
+        </w:tc>
+        <w:tc>
+          <w:tcPr>
+            <w:tcW w:w="1845" w:type="dxa"/>
+            <w:shd w:val="clear" w:color="auto" w:fill="FFFFFF"/>
+          </w:tcPr>
+          <w:p>
+            <w:pPr>
+              <w:pStyle w:val="TextoTabela"/>
+            </w:pPr>
+            <w:r>
+              <w:t xml:space="preserve">Alt+O</w:t>
+            </w:r>
+          </w:p>
+        </w:tc>
+        <w:tc>
+          <w:tcPr>
+            <w:tcW w:w="6563" w:type="dxa"/>
+            <w:shd w:val="clear" w:color="auto" w:fill="FFFFFF"/>
+          </w:tcPr>
+          <w:p>
+            <w:pPr>
+              <w:pStyle w:val="TextoTabela"/>
+            </w:pPr>
+            <w:r>
+              <w:t xml:space="preserve">Folha solta (sem caderno nem pasta), uma pasta ou um caderno. Os cadernos aparecem com a pasta deles, por exemplo "Caderno Site (pasta Projetos)".</w:t>
+            </w:r>
+          </w:p>
+        </w:tc>
+      </w:tr>
+      <w:tr>
+        <w:trPr>
+          <w:cantSplit/>
+        </w:trPr>
+        <w:tc>
+          <w:tcPr>
+            <w:tcW w:w="1230" w:type="dxa"/>
             <w:shd w:val="clear" w:color="auto" w:fill="FFFFFF"/>
           </w:tcPr>
           <w:p>
@@ -2430,7 +2508,7 @@
         </w:tc>
         <w:tc>
           <w:tcPr>
-            <w:tcW w:w="1788" w:type="dxa"/>
+            <w:tcW w:w="1845" w:type="dxa"/>
             <w:shd w:val="clear" w:color="auto" w:fill="FFFFFF"/>
           </w:tcPr>
           <w:p>
@@ -2444,40 +2522,40 @@
         </w:tc>
         <w:tc>
           <w:tcPr>
-            <w:tcW w:w="6360" w:type="dxa"/>
-            <w:shd w:val="clear" w:color="auto" w:fill="FFFFFF"/>
-          </w:tcPr>
-          <w:p>
-            <w:pPr>
-              <w:pStyle w:val="TextoTabela"/>
-            </w:pPr>
-            <w:r>
-              <w:t xml:space="preserve">A raia: A fazer, Em andamento, Bloqueada ou Concluída.</w:t>
-            </w:r>
-          </w:p>
-        </w:tc>
-      </w:tr>
-      <w:tr>
-        <w:trPr>
-          <w:cantSplit/>
-        </w:trPr>
-        <w:tc>
-          <w:tcPr>
-            <w:tcW w:w="1490" w:type="dxa"/>
-            <w:shd w:val="clear" w:color="auto" w:fill="FFFFFF"/>
-          </w:tcPr>
-          <w:p>
-            <w:pPr>
-              <w:pStyle w:val="TextoTabela"/>
-            </w:pPr>
-            <w:r>
-              <w:t xml:space="preserve">Criar folha</w:t>
-            </w:r>
-          </w:p>
-        </w:tc>
-        <w:tc>
-          <w:tcPr>
-            <w:tcW w:w="1788" w:type="dxa"/>
+            <w:tcW w:w="6563" w:type="dxa"/>
+            <w:shd w:val="clear" w:color="auto" w:fill="FFFFFF"/>
+          </w:tcPr>
+          <w:p>
+            <w:pPr>
+              <w:pStyle w:val="TextoTabela"/>
+            </w:pPr>
+            <w:r>
+              <w:t xml:space="preserve">A Fazer, Em andamento, Bloqueada ou Concluída.</w:t>
+            </w:r>
+          </w:p>
+        </w:tc>
+      </w:tr>
+      <w:tr>
+        <w:trPr>
+          <w:cantSplit/>
+        </w:trPr>
+        <w:tc>
+          <w:tcPr>
+            <w:tcW w:w="1230" w:type="dxa"/>
+            <w:shd w:val="clear" w:color="auto" w:fill="FFFFFF"/>
+          </w:tcPr>
+          <w:p>
+            <w:pPr>
+              <w:pStyle w:val="TextoTabela"/>
+            </w:pPr>
+            <w:r>
+              <w:t xml:space="preserve">Criar</w:t>
+            </w:r>
+          </w:p>
+        </w:tc>
+        <w:tc>
+          <w:tcPr>
+            <w:tcW w:w="1845" w:type="dxa"/>
             <w:shd w:val="clear" w:color="auto" w:fill="FFFFFF"/>
           </w:tcPr>
           <w:p>
@@ -2491,7 +2569,7 @@
         </w:tc>
         <w:tc>
           <w:tcPr>
-            <w:tcW w:w="6360" w:type="dxa"/>
+            <w:tcW w:w="6563" w:type="dxa"/>
             <w:shd w:val="clear" w:color="auto" w:fill="FFFFFF"/>
           </w:tcPr>
           <w:p>
@@ -2510,7 +2588,7 @@
         </w:trPr>
         <w:tc>
           <w:tcPr>
-            <w:tcW w:w="1490" w:type="dxa"/>
+            <w:tcW w:w="1230" w:type="dxa"/>
             <w:shd w:val="clear" w:color="auto" w:fill="FFFFFF"/>
           </w:tcPr>
           <w:p>
@@ -2524,7 +2602,7 @@
         </w:tc>
         <w:tc>
           <w:tcPr>
-            <w:tcW w:w="1788" w:type="dxa"/>
+            <w:tcW w:w="1845" w:type="dxa"/>
             <w:shd w:val="clear" w:color="auto" w:fill="FFFFFF"/>
           </w:tcPr>
           <w:p>
@@ -2538,7 +2616,7 @@
         </w:tc>
         <w:tc>
           <w:tcPr>
-            <w:tcW w:w="6360" w:type="dxa"/>
+            <w:tcW w:w="6563" w:type="dxa"/>
             <w:shd w:val="clear" w:color="auto" w:fill="FFFFFF"/>
           </w:tcPr>
           <w:p>
@@ -2559,7 +2637,7 @@
     </w:p>
     <w:p>
       <w:r>
-        <w:t xml:space="preserve">Depois de criar, o NVDA fala "Folha criada em" e o nome da raia, e a janela da folha abre com o foco no conteúdo.</w:t>
+        <w:t xml:space="preserve">Depois de criar, o NVDA fala "Folha criada em" e o nome do status, e a janela da folha abre com o foco no conteúdo. Nomes de cadernos e pastas têm até 100 caracteres e não podem ficar vazios.</w:t>
       </w:r>
     </w:p>
     <w:p>
@@ -2583,16 +2661,7 @@
         <w:t xml:space="preserve">Enter</w:t>
       </w:r>
       <w:r>
-        <w:t xml:space="preserve"> ou </w:t>
-      </w:r>
-      <w:r>
-        <w:rPr>
-          <w:b/>
-        </w:rPr>
-        <w:t xml:space="preserve">Abrir (Alt+A)</w:t>
-      </w:r>
-      <w:r>
-        <w:t xml:space="preserve"> em uma folha, ou logo depois de criar uma. O título da janela é o título da folha.</w:t>
+        <w:t xml:space="preserve"> sobre uma folha (na lista, na busca ou em Cadernos e pastas), ou logo depois de criar uma. O título da janela é o título da folha.</w:t>
       </w:r>
     </w:p>
     <w:p>
@@ -2734,7 +2803,7 @@
               <w:pStyle w:val="TextoTabela"/>
             </w:pPr>
             <w:r>
-              <w:t xml:space="preserve">Caderno</w:t>
+              <w:t xml:space="preserve">Local</w:t>
             </w:r>
           </w:p>
         </w:tc>
@@ -2748,7 +2817,7 @@
               <w:pStyle w:val="TextoTabela"/>
             </w:pPr>
             <w:r>
-              <w:t xml:space="preserve">Alt+D</w:t>
+              <w:t xml:space="preserve">Alt+O</w:t>
             </w:r>
           </w:p>
         </w:tc>
@@ -2762,7 +2831,7 @@
               <w:pStyle w:val="TextoTabela"/>
             </w:pPr>
             <w:r>
-              <w:t xml:space="preserve">Muda o caderno da folha.</w:t>
+              <w:t xml:space="preserve">Muda o caderno ou a pasta da folha.</w:t>
             </w:r>
           </w:p>
         </w:tc>
@@ -2809,7 +2878,7 @@
               <w:pStyle w:val="TextoTabela"/>
             </w:pPr>
             <w:r>
-              <w:t xml:space="preserve">Muda a raia da folha.</w:t>
+              <w:t xml:space="preserve">Muda o status da folha.</w:t>
             </w:r>
           </w:p>
         </w:tc>
@@ -3271,7 +3340,7 @@
     </w:p>
     <w:p>
       <w:r>
-        <w:t xml:space="preserve">Só os campos que você mudou são gravados. Uma folha criada na aplicação web mantém o HTML original enquanto você não mexer no conteúdo.</w:t>
+        <w:t xml:space="preserve">Só os campos que você mudou são gravados. Uma folha importada mantém o conteúdo original enquanto você não mexer nele.</w:t>
       </w:r>
     </w:p>
     <w:p>
@@ -3286,7 +3355,7 @@
     </w:p>
     <w:p>
       <w:r>
-        <w:t xml:space="preserve">O conteúdo é texto com uma marcação leve, fácil de ler com o NVDA. O complemento converte essa marcação para o formato do editor web (HTML do TipTap) e de volta, sem perder nada.</w:t>
+        <w:t xml:space="preserve">O conteúdo é texto com uma marcação leve, fácil de ler com o NVDA. O complemento guarda essa marcação como texto formatado (títulos, listas, negrito…) e a mostra de volta do mesmo jeito, sem perder nada.</w:t>
       </w:r>
     </w:p>
     <w:p>
@@ -3941,7 +4010,7 @@
     </w:p>
     <w:p>
       <w:r>
-        <w:t xml:space="preserve">aparece na aplicação web como um título, seguido de uma lista com dois itens, com "orçamento" em negrito e "demo" em itálico.</w:t>
+        <w:t xml:space="preserve">vira um título, seguido de uma lista com dois itens, com "orçamento" em negrito e "demo" em itálico.</w:t>
       </w:r>
     </w:p>
     <w:p>
@@ -3950,7 +4019,7 @@
       </w:pPr>
       <w:bookmarkStart w:id="25" w:name="_Secao25"/>
       <w:r>
-        <w:t xml:space="preserve">Mover, mudar caderno e excluir</w:t>
+        <w:t xml:space="preserve">Status, local e exclusão</w:t>
       </w:r>
       <w:bookmarkEnd w:id="25"/>
     </w:p>
@@ -3960,13 +4029,13 @@
       </w:pPr>
       <w:bookmarkStart w:id="26" w:name="_Secao26"/>
       <w:r>
-        <w:t xml:space="preserve">Mover entre raias</w:t>
+        <w:t xml:space="preserve">Atualizar o status da tarefa</w:t>
       </w:r>
       <w:bookmarkEnd w:id="26"/>
     </w:p>
     <w:p>
       <w:r>
-        <w:t xml:space="preserve">Há duas formas, as mesmas da aplicação web:</w:t>
+        <w:t xml:space="preserve">Há duas formas:</w:t>
       </w:r>
     </w:p>
     <w:p>
@@ -3984,7 +4053,7 @@
         <w:t xml:space="preserve">Alt+Shift+Seta para a direita ou para a esquerda</w:t>
       </w:r>
       <w:r>
-        <w:t xml:space="preserve"> na lista: raia seguinte ou anterior.</w:t>
+        <w:t xml:space="preserve"> na lista: status seguinte ou anterior.</w:t>
       </w:r>
     </w:p>
     <w:p>
@@ -3999,15 +4068,15 @@
         <w:rPr>
           <w:b/>
         </w:rPr>
-        <w:t xml:space="preserve">Mover para… (Alt+P)</w:t>
-      </w:r>
-      <w:r>
-        <w:t xml:space="preserve">: um menu com as três outras raias.</w:t>
-      </w:r>
-    </w:p>
-    <w:p>
-      <w:r>
-        <w:t xml:space="preserve">O NVDA fala "Movida para" e o nome da raia, e a seleção acompanha a folha. Também é possível mudar a raia pelo campo Status da janela da folha.</w:t>
+        <w:t xml:space="preserve">Atualizar o status da tarefa… (Alt+A)</w:t>
+      </w:r>
+      <w:r>
+        <w:t xml:space="preserve">: um menu com os três outros status.</w:t>
+      </w:r>
+    </w:p>
+    <w:p>
+      <w:r>
+        <w:t xml:space="preserve">O NVDA fala "Status atualizado para" e o nome do status, e a seleção acompanha a folha. Também é possível mudar o status pelo campo Status da janela da folha.</w:t>
       </w:r>
     </w:p>
     <w:p>
@@ -4016,7 +4085,7 @@
       </w:pPr>
       <w:bookmarkStart w:id="27" w:name="_Secao27"/>
       <w:r>
-        <w:t xml:space="preserve">Mudar o caderno</w:t>
+        <w:t xml:space="preserve">Mover para um caderno ou uma pasta</w:t>
       </w:r>
       <w:bookmarkEnd w:id="27"/>
     </w:p>
@@ -4025,10 +4094,51 @@
         <w:rPr>
           <w:b/>
         </w:rPr>
-        <w:t xml:space="preserve">Mudar caderno… (Alt+C)</w:t>
-      </w:r>
-      <w:r>
-        <w:t xml:space="preserve"> mostra a lista "Folha solta (sem caderno)" e os cadernos. O NVDA confirma com "Movida para o caderno" e o nome, ou "Agora é uma folha solta". Se o filtro atual deixar de mostrar a folha, a seleção vai para a vizinha.</w:t>
+        <w:t xml:space="preserve">Mover para… (Alt+M)</w:t>
+      </w:r>
+      <w:r>
+        <w:t xml:space="preserve"> mostra uma lista com todos os lugares possíveis, começando no lugar atual da folha:</w:t>
+      </w:r>
+    </w:p>
+    <w:p>
+      <w:pPr>
+        <w:pStyle w:val="ListParagraph"/>
+        <w:numPr>
+          <w:ilvl w:val="0"/>
+          <w:numId w:val="1"/>
+        </w:numPr>
+      </w:pPr>
+      <w:r>
+        <w:t xml:space="preserve">Folha solta (sem caderno nem pasta);</w:t>
+      </w:r>
+    </w:p>
+    <w:p>
+      <w:pPr>
+        <w:pStyle w:val="ListParagraph"/>
+        <w:numPr>
+          <w:ilvl w:val="0"/>
+          <w:numId w:val="1"/>
+        </w:numPr>
+      </w:pPr>
+      <w:r>
+        <w:t xml:space="preserve">cada pasta ("Pasta Projetos"), para guardar a folha direto nela;</w:t>
+      </w:r>
+    </w:p>
+    <w:p>
+      <w:pPr>
+        <w:pStyle w:val="ListParagraph"/>
+        <w:numPr>
+          <w:ilvl w:val="0"/>
+          <w:numId w:val="1"/>
+        </w:numPr>
+      </w:pPr>
+      <w:r>
+        <w:t xml:space="preserve">cada caderno, com a pasta dele ("Caderno Site (pasta Projetos)").</w:t>
+      </w:r>
+    </w:p>
+    <w:p>
+      <w:r>
+        <w:t xml:space="preserve">O NVDA confirma com "Agora em:" e o lugar escolhido. Se o filtro em uso deixar de mostrar a folha, a seleção vai para a folha vizinha. O mesmo botão existe na janela Cadernos e pastas, e o campo Local da janela da folha faz o mesmo.</w:t>
       </w:r>
     </w:p>
     <w:p>
@@ -4461,6 +4571,18 @@
       </w:r>
     </w:p>
     <w:p>
+      <w:pPr>
+        <w:pStyle w:val="ListParagraph"/>
+        <w:numPr>
+          <w:ilvl w:val="0"/>
+          <w:numId w:val="1"/>
+        </w:numPr>
+      </w:pPr>
+      <w:r>
+        <w:t xml:space="preserve">É rápida mesmo com 100 mil folhas: o texto de cada folha é preparado uma vez, logo depois que o NVDA inicia, e só é preparado de novo quando a folha muda.</w:t>
+      </w:r>
+    </w:p>
+    <w:p>
       <w:r>
         <w:t xml:space="preserve">Ao voltar de uma folha aberta pela busca, os resultados são atualizados e a folha continua selecionada.</w:t>
       </w:r>
@@ -4510,7 +4632,69 @@
         <w:t xml:space="preserve">Organização (Alt+O)</w:t>
       </w:r>
       <w:r>
-        <w:t xml:space="preserve"> mostra cada pasta com os seus cadernos, por exemplo "Pasta Projetos, 2 cadernos", e no fim o ramo "Sem pasta" com os cadernos que não estão em nenhuma pasta. Cada caderno diz quantas folhas tem, por exemplo "Trabalho, 4 folhas".</w:t>
+        <w:t xml:space="preserve"> mostra tudo, com as folhas dentro de cada lugar:</w:t>
+      </w:r>
+    </w:p>
+    <w:p>
+      <w:pPr>
+        <w:pStyle w:val="ListParagraph"/>
+        <w:numPr>
+          <w:ilvl w:val="0"/>
+          <w:numId w:val="1"/>
+        </w:numPr>
+      </w:pPr>
+      <w:r>
+        <w:t xml:space="preserve">cada pasta, por exemplo "Pasta Projetos, 2 cadernos, 3 folhas", com os cadernos dela e depois as folhas guardadas direto nela;</w:t>
+      </w:r>
+    </w:p>
+    <w:p>
+      <w:pPr>
+        <w:pStyle w:val="ListParagraph"/>
+        <w:numPr>
+          <w:ilvl w:val="0"/>
+          <w:numId w:val="1"/>
+        </w:numPr>
+      </w:pPr>
+      <w:r>
+        <w:t xml:space="preserve">cada caderno, por exemplo "Trabalho, 4 folhas", com as folhas dele;</w:t>
+      </w:r>
+    </w:p>
+    <w:p>
+      <w:pPr>
+        <w:pStyle w:val="ListParagraph"/>
+        <w:numPr>
+          <w:ilvl w:val="0"/>
+          <w:numId w:val="1"/>
+        </w:numPr>
+      </w:pPr>
+      <w:r>
+        <w:t xml:space="preserve">o ramo "Sem pasta", com os cadernos que não estão em nenhuma pasta;</w:t>
+      </w:r>
+    </w:p>
+    <w:p>
+      <w:pPr>
+        <w:pStyle w:val="ListParagraph"/>
+        <w:numPr>
+          <w:ilvl w:val="0"/>
+          <w:numId w:val="1"/>
+        </w:numPr>
+      </w:pPr>
+      <w:r>
+        <w:t xml:space="preserve">o ramo "Folhas soltas", com as folhas que não estão em nenhum caderno nem em nenhuma pasta.</w:t>
+      </w:r>
+    </w:p>
+    <w:p>
+      <w:r>
+        <w:t xml:space="preserve">Cada folha é lida com o título, o status, as tags e a data. </w:t>
+      </w:r>
+      <w:r>
+        <w:rPr>
+          <w:b/>
+        </w:rPr>
+        <w:t xml:space="preserve">Enter sobre uma folha abre a folha.</w:t>
+      </w:r>
+      <w:r>
+        <w:t xml:space="preserve"> As folhas de um caderno ou pasta só são carregadas quando você abre o ramo, 200 por vez, com o item "Mostrar mais" no fim, como na janela principal.</w:t>
       </w:r>
     </w:p>
     <w:p>
@@ -4530,9 +4714,9 @@
         <w:tblLook w:val="04A0" w:firstRow="1" w:lastRow="0" w:firstColumn="0" w:lastColumn="0" w:noHBand="0" w:noVBand="1"/>
       </w:tblPr>
       <w:tblGrid>
-        <w:gridCol w:w="1946"/>
-        <w:gridCol w:w="1760"/>
-        <w:gridCol w:w="5932"/>
+        <w:gridCol w:w="1475"/>
+        <w:gridCol w:w="1868"/>
+        <w:gridCol w:w="6295"/>
       </w:tblGrid>
       <w:tr>
         <w:trPr>
@@ -4541,7 +4725,7 @@
         </w:trPr>
         <w:tc>
           <w:tcPr>
-            <w:tcW w:w="1946" w:type="dxa"/>
+            <w:tcW w:w="1475" w:type="dxa"/>
             <w:shd w:val="clear" w:color="auto" w:fill="DCE6F1"/>
           </w:tcPr>
           <w:p>
@@ -4558,7 +4742,7 @@
         </w:tc>
         <w:tc>
           <w:tcPr>
-            <w:tcW w:w="1760" w:type="dxa"/>
+            <w:tcW w:w="1868" w:type="dxa"/>
             <w:shd w:val="clear" w:color="auto" w:fill="DCE6F1"/>
           </w:tcPr>
           <w:p>
@@ -4575,7 +4759,7 @@
         </w:tc>
         <w:tc>
           <w:tcPr>
-            <w:tcW w:w="5932" w:type="dxa"/>
+            <w:tcW w:w="6295" w:type="dxa"/>
             <w:shd w:val="clear" w:color="auto" w:fill="DCE6F1"/>
           </w:tcPr>
           <w:p>
@@ -4597,21 +4781,21 @@
         </w:trPr>
         <w:tc>
           <w:tcPr>
-            <w:tcW w:w="1946" w:type="dxa"/>
-            <w:shd w:val="clear" w:color="auto" w:fill="FFFFFF"/>
-          </w:tcPr>
-          <w:p>
-            <w:pPr>
-              <w:pStyle w:val="TextoTabela"/>
-            </w:pPr>
-            <w:r>
-              <w:t xml:space="preserve">Novo caderno…</w:t>
-            </w:r>
-          </w:p>
-        </w:tc>
-        <w:tc>
-          <w:tcPr>
-            <w:tcW w:w="1760" w:type="dxa"/>
+            <w:tcW w:w="1475" w:type="dxa"/>
+            <w:shd w:val="clear" w:color="auto" w:fill="FFFFFF"/>
+          </w:tcPr>
+          <w:p>
+            <w:pPr>
+              <w:pStyle w:val="TextoTabela"/>
+            </w:pPr>
+            <w:r>
+              <w:t xml:space="preserve">Criar…</w:t>
+            </w:r>
+          </w:p>
+        </w:tc>
+        <w:tc>
+          <w:tcPr>
+            <w:tcW w:w="1868" w:type="dxa"/>
             <w:shd w:val="clear" w:color="auto" w:fill="FFFFFF"/>
           </w:tcPr>
           <w:p>
@@ -4625,73 +4809,26 @@
         </w:tc>
         <w:tc>
           <w:tcPr>
-            <w:tcW w:w="5932" w:type="dxa"/>
-            <w:shd w:val="clear" w:color="auto" w:fill="FFFFFF"/>
-          </w:tcPr>
-          <w:p>
-            <w:pPr>
-              <w:pStyle w:val="TextoTabela"/>
-            </w:pPr>
-            <w:r>
-              <w:t xml:space="preserve">Cria um caderno. Se uma pasta (ou um caderno dentro dela) estiver selecionada, o caderno nasce dentro dessa pasta.</w:t>
-            </w:r>
-          </w:p>
-        </w:tc>
-      </w:tr>
-      <w:tr>
-        <w:trPr>
-          <w:cantSplit/>
-        </w:trPr>
-        <w:tc>
-          <w:tcPr>
-            <w:tcW w:w="1946" w:type="dxa"/>
-            <w:shd w:val="clear" w:color="auto" w:fill="FFFFFF"/>
-          </w:tcPr>
-          <w:p>
-            <w:pPr>
-              <w:pStyle w:val="TextoTabela"/>
-            </w:pPr>
-            <w:r>
-              <w:t xml:space="preserve">Nova pasta…</w:t>
-            </w:r>
-          </w:p>
-        </w:tc>
-        <w:tc>
-          <w:tcPr>
-            <w:tcW w:w="1760" w:type="dxa"/>
-            <w:shd w:val="clear" w:color="auto" w:fill="FFFFFF"/>
-          </w:tcPr>
-          <w:p>
-            <w:pPr>
-              <w:pStyle w:val="TextoTabela"/>
-            </w:pPr>
-            <w:r>
-              <w:t xml:space="preserve">Alt+P</w:t>
-            </w:r>
-          </w:p>
-        </w:tc>
-        <w:tc>
-          <w:tcPr>
-            <w:tcW w:w="5932" w:type="dxa"/>
-            <w:shd w:val="clear" w:color="auto" w:fill="FFFFFF"/>
-          </w:tcPr>
-          <w:p>
-            <w:pPr>
-              <w:pStyle w:val="TextoTabela"/>
-            </w:pPr>
-            <w:r>
-              <w:t xml:space="preserve">Cria uma pasta.</w:t>
-            </w:r>
-          </w:p>
-        </w:tc>
-      </w:tr>
-      <w:tr>
-        <w:trPr>
-          <w:cantSplit/>
-        </w:trPr>
-        <w:tc>
-          <w:tcPr>
-            <w:tcW w:w="1946" w:type="dxa"/>
+            <w:tcW w:w="6295" w:type="dxa"/>
+            <w:shd w:val="clear" w:color="auto" w:fill="FFFFFF"/>
+          </w:tcPr>
+          <w:p>
+            <w:pPr>
+              <w:pStyle w:val="TextoTabela"/>
+            </w:pPr>
+            <w:r>
+              <w:t xml:space="preserve">Menu com Folha…, Caderno… e Pasta…. A folha nasce no caderno ou na pasta selecionada; o caderno nasce na pasta selecionada.</w:t>
+            </w:r>
+          </w:p>
+        </w:tc>
+      </w:tr>
+      <w:tr>
+        <w:trPr>
+          <w:cantSplit/>
+        </w:trPr>
+        <w:tc>
+          <w:tcPr>
+            <w:tcW w:w="1475" w:type="dxa"/>
             <w:shd w:val="clear" w:color="auto" w:fill="FFFFFF"/>
           </w:tcPr>
           <w:p>
@@ -4705,7 +4842,7 @@
         </w:tc>
         <w:tc>
           <w:tcPr>
-            <w:tcW w:w="1760" w:type="dxa"/>
+            <w:tcW w:w="1868" w:type="dxa"/>
             <w:shd w:val="clear" w:color="auto" w:fill="FFFFFF"/>
           </w:tcPr>
           <w:p>
@@ -4719,40 +4856,40 @@
         </w:tc>
         <w:tc>
           <w:tcPr>
-            <w:tcW w:w="5932" w:type="dxa"/>
-            <w:shd w:val="clear" w:color="auto" w:fill="FFFFFF"/>
-          </w:tcPr>
-          <w:p>
-            <w:pPr>
-              <w:pStyle w:val="TextoTabela"/>
-            </w:pPr>
-            <w:r>
-              <w:t xml:space="preserve">Renomeia a pasta ou o caderno selecionado.</w:t>
-            </w:r>
-          </w:p>
-        </w:tc>
-      </w:tr>
-      <w:tr>
-        <w:trPr>
-          <w:cantSplit/>
-        </w:trPr>
-        <w:tc>
-          <w:tcPr>
-            <w:tcW w:w="1946" w:type="dxa"/>
-            <w:shd w:val="clear" w:color="auto" w:fill="FFFFFF"/>
-          </w:tcPr>
-          <w:p>
-            <w:pPr>
-              <w:pStyle w:val="TextoTabela"/>
-            </w:pPr>
-            <w:r>
-              <w:t xml:space="preserve">Mover para pasta…</w:t>
-            </w:r>
-          </w:p>
-        </w:tc>
-        <w:tc>
-          <w:tcPr>
-            <w:tcW w:w="1760" w:type="dxa"/>
+            <w:tcW w:w="6295" w:type="dxa"/>
+            <w:shd w:val="clear" w:color="auto" w:fill="FFFFFF"/>
+          </w:tcPr>
+          <w:p>
+            <w:pPr>
+              <w:pStyle w:val="TextoTabela"/>
+            </w:pPr>
+            <w:r>
+              <w:t xml:space="preserve">Renomeia a pasta ou o caderno selecionado; numa folha, muda o título.</w:t>
+            </w:r>
+          </w:p>
+        </w:tc>
+      </w:tr>
+      <w:tr>
+        <w:trPr>
+          <w:cantSplit/>
+        </w:trPr>
+        <w:tc>
+          <w:tcPr>
+            <w:tcW w:w="1475" w:type="dxa"/>
+            <w:shd w:val="clear" w:color="auto" w:fill="FFFFFF"/>
+          </w:tcPr>
+          <w:p>
+            <w:pPr>
+              <w:pStyle w:val="TextoTabela"/>
+            </w:pPr>
+            <w:r>
+              <w:t xml:space="preserve">Mover para…</w:t>
+            </w:r>
+          </w:p>
+        </w:tc>
+        <w:tc>
+          <w:tcPr>
+            <w:tcW w:w="1868" w:type="dxa"/>
             <w:shd w:val="clear" w:color="auto" w:fill="FFFFFF"/>
           </w:tcPr>
           <w:p>
@@ -4766,26 +4903,26 @@
         </w:tc>
         <w:tc>
           <w:tcPr>
-            <w:tcW w:w="5932" w:type="dxa"/>
-            <w:shd w:val="clear" w:color="auto" w:fill="FFFFFF"/>
-          </w:tcPr>
-          <w:p>
-            <w:pPr>
-              <w:pStyle w:val="TextoTabela"/>
-            </w:pPr>
-            <w:r>
-              <w:t xml:space="preserve">Move o caderno selecionado para outra pasta ou para Sem pasta.</w:t>
-            </w:r>
-          </w:p>
-        </w:tc>
-      </w:tr>
-      <w:tr>
-        <w:trPr>
-          <w:cantSplit/>
-        </w:trPr>
-        <w:tc>
-          <w:tcPr>
-            <w:tcW w:w="1946" w:type="dxa"/>
+            <w:tcW w:w="6295" w:type="dxa"/>
+            <w:shd w:val="clear" w:color="auto" w:fill="FFFFFF"/>
+          </w:tcPr>
+          <w:p>
+            <w:pPr>
+              <w:pStyle w:val="TextoTabela"/>
+            </w:pPr>
+            <w:r>
+              <w:t xml:space="preserve">Numa folha, move para um caderno, uma pasta ou a deixa solta; num caderno, move para outra pasta ou para Sem pasta.</w:t>
+            </w:r>
+          </w:p>
+        </w:tc>
+      </w:tr>
+      <w:tr>
+        <w:trPr>
+          <w:cantSplit/>
+        </w:trPr>
+        <w:tc>
+          <w:tcPr>
+            <w:tcW w:w="1475" w:type="dxa"/>
             <w:shd w:val="clear" w:color="auto" w:fill="FFFFFF"/>
           </w:tcPr>
           <w:p>
@@ -4799,7 +4936,7 @@
         </w:tc>
         <w:tc>
           <w:tcPr>
-            <w:tcW w:w="1760" w:type="dxa"/>
+            <w:tcW w:w="1868" w:type="dxa"/>
             <w:shd w:val="clear" w:color="auto" w:fill="FFFFFF"/>
           </w:tcPr>
           <w:p>
@@ -4813,26 +4950,26 @@
         </w:tc>
         <w:tc>
           <w:tcPr>
-            <w:tcW w:w="5932" w:type="dxa"/>
-            <w:shd w:val="clear" w:color="auto" w:fill="FFFFFF"/>
-          </w:tcPr>
-          <w:p>
-            <w:pPr>
-              <w:pStyle w:val="TextoTabela"/>
-            </w:pPr>
-            <w:r>
-              <w:t xml:space="preserve">Exclui a pasta ou o caderno selecionado, depois de confirmar.</w:t>
-            </w:r>
-          </w:p>
-        </w:tc>
-      </w:tr>
-      <w:tr>
-        <w:trPr>
-          <w:cantSplit/>
-        </w:trPr>
-        <w:tc>
-          <w:tcPr>
-            <w:tcW w:w="1946" w:type="dxa"/>
+            <w:tcW w:w="6295" w:type="dxa"/>
+            <w:shd w:val="clear" w:color="auto" w:fill="FFFFFF"/>
+          </w:tcPr>
+          <w:p>
+            <w:pPr>
+              <w:pStyle w:val="TextoTabela"/>
+            </w:pPr>
+            <w:r>
+              <w:t xml:space="preserve">Exclui a pasta, o caderno ou a folha selecionada, depois de confirmar.</w:t>
+            </w:r>
+          </w:p>
+        </w:tc>
+      </w:tr>
+      <w:tr>
+        <w:trPr>
+          <w:cantSplit/>
+        </w:trPr>
+        <w:tc>
+          <w:tcPr>
+            <w:tcW w:w="1475" w:type="dxa"/>
             <w:shd w:val="clear" w:color="auto" w:fill="FFFFFF"/>
           </w:tcPr>
           <w:p>
@@ -4846,7 +4983,7 @@
         </w:tc>
         <w:tc>
           <w:tcPr>
-            <w:tcW w:w="1760" w:type="dxa"/>
+            <w:tcW w:w="1868" w:type="dxa"/>
             <w:shd w:val="clear" w:color="auto" w:fill="FFFFFF"/>
           </w:tcPr>
           <w:p>
@@ -4860,7 +4997,7 @@
         </w:tc>
         <w:tc>
           <w:tcPr>
-            <w:tcW w:w="5932" w:type="dxa"/>
+            <w:tcW w:w="6295" w:type="dxa"/>
             <w:shd w:val="clear" w:color="auto" w:fill="FFFFFF"/>
           </w:tcPr>
           <w:p>
@@ -4881,7 +5018,7 @@
     </w:p>
     <w:p>
       <w:r>
-        <w:t xml:space="preserve">Excluir </w:t>
+        <w:t xml:space="preserve">Excluir uma pasta ou um caderno </w:t>
       </w:r>
       <w:r>
         <w:rPr>
@@ -4890,7 +5027,7 @@
         <w:t xml:space="preserve">nunca apaga folhas</w:t>
       </w:r>
       <w:r>
-        <w:t xml:space="preserve">: ao excluir um caderno, as folhas dele viram folhas soltas; ao excluir uma pasta, os cadernos e as folhas dela ficam sem pasta. Nomes têm até 100 caracteres e não podem ficar vazios. As opções da caixa Mostrar acompanham os cadernos e pastas criados, renomeados e excluídos.</w:t>
+        <w:t xml:space="preserve">: ao excluir um caderno, as folhas dele viram folhas soltas; ao excluir uma pasta, os cadernos e as folhas dela ficam sem pasta. As opções da caixa Mostrar acompanham os cadernos e pastas criados, renomeados e excluídos.</w:t>
       </w:r>
     </w:p>
     <w:p>
@@ -5433,7 +5570,7 @@
         </w:numPr>
       </w:pPr>
       <w:r>
-        <w:t xml:space="preserve">Toda mudança é gravada na hora, de forma segura: o complemento escreve um arquivo temporário e só então troca pelo arquivo antigo, que fica guardado como cópia de segurança </w:t>
+        <w:t xml:space="preserve">Toda mudança é gravada de forma segura: o complemento escreve um arquivo temporário e só então troca pelo arquivo antigo, que fica guardado como cópia de segurança </w:t>
       </w:r>
       <w:r>
         <w:rPr>
@@ -5454,16 +5591,7 @@
         </w:numPr>
       </w:pPr>
       <w:r>
-        <w:t xml:space="preserve">Se o arquivo estiver danificado, ele é guardado com outro nome (</w:t>
-      </w:r>
-      <w:r>
-        <w:rPr>
-          <w:rStyle w:val="Codigo"/>
-        </w:rPr>
-        <w:t xml:space="preserve">NotasWorkflowNVDA-data.corrupt-</w:t>
-      </w:r>
-      <w:r>
-        <w:t xml:space="preserve"> seguido da data) e a cópia de segurança é usada. O NVDA avisa. Nenhum arquivo é apagado.</w:t>
+        <w:t xml:space="preserve">A gravação acontece em segundo plano, meio segundo depois da última mudança, para o NVDA nunca parar de responder; várias mudanças seguidas viram uma gravação só. Ao encerrar o NVDA, tudo o que estiver pendente é gravado antes.</w:t>
       </w:r>
     </w:p>
     <w:p>
@@ -5475,124 +5603,16 @@
         </w:numPr>
       </w:pPr>
       <w:r>
-        <w:t xml:space="preserve">Se não for possível gravar (disco cheio, pasta sem permissão), as folhas continuam abertas, o NVDA avisa e a próxima mudança tenta de novo.</w:t>
-      </w:r>
-    </w:p>
-    <w:p>
-      <w:pPr>
-        <w:pStyle w:val="Heading2"/>
-      </w:pPr>
-      <w:bookmarkStart w:id="36" w:name="_Secao36"/>
-      <w:r>
-        <w:t xml:space="preserve">Usar em mais de um computador</w:t>
-      </w:r>
-      <w:bookmarkEnd w:id="36"/>
-    </w:p>
-    <w:p>
-      <w:r>
-        <w:t xml:space="preserve">Escolha como pasta das folhas uma pasta do </w:t>
-      </w:r>
-      <w:r>
-        <w:rPr>
-          <w:b/>
-        </w:rPr>
-        <w:t xml:space="preserve">OneDrive</w:t>
-      </w:r>
-      <w:r>
-        <w:t xml:space="preserve"> ou do </w:t>
-      </w:r>
-      <w:r>
-        <w:rPr>
-          <w:b/>
-        </w:rPr>
-        <w:t xml:space="preserve">Google Drive para computador</w:t>
-      </w:r>
-      <w:r>
-        <w:t xml:space="preserve">. Esses programas sincronizam o arquivo sozinhos. Ao abrir a janela Notas Workflow NVDA, o complemento percebe se o arquivo foi mudado em outro computador e lê as folhas de novo.</w:t>
-      </w:r>
-    </w:p>
-    <w:p>
-      <w:pPr>
-        <w:pStyle w:val="Destaque"/>
-      </w:pPr>
-      <w:r>
-        <w:rPr>
-          <w:b/>
-        </w:rPr>
-        <w:t xml:space="preserve">Atenção:</w:t>
-      </w:r>
-      <w:r>
-        <w:t xml:space="preserve"> se dois computadores mudarem as folhas ao mesmo tempo, vale a última gravação. A cópia de segurança </w:t>
+        <w:t xml:space="preserve">Se o arquivo estiver danificado, ele é guardado com outro nome (</w:t>
       </w:r>
       <w:r>
         <w:rPr>
           <w:rStyle w:val="Codigo"/>
         </w:rPr>
-        <w:t xml:space="preserve">.bak</w:t>
-      </w:r>
-      <w:r>
-        <w:t xml:space="preserve"> guarda a versão anterior.</w:t>
-      </w:r>
-    </w:p>
-    <w:p>
-      <w:pPr>
-        <w:pStyle w:val="Heading1"/>
-      </w:pPr>
-      <w:bookmarkStart w:id="37" w:name="_Secao37"/>
-      <w:r>
-        <w:t xml:space="preserve">Importar e exportar</w:t>
-      </w:r>
-      <w:bookmarkEnd w:id="37"/>
-    </w:p>
-    <w:p>
-      <w:pPr>
-        <w:pStyle w:val="Heading2"/>
-      </w:pPr>
-      <w:bookmarkStart w:id="38" w:name="_Secao38"/>
-      <w:r>
-        <w:t xml:space="preserve">Exportar</w:t>
-      </w:r>
-      <w:bookmarkEnd w:id="38"/>
-    </w:p>
-    <w:p>
-      <w:r>
-        <w:rPr>
-          <w:b/>
-        </w:rPr>
-        <w:t xml:space="preserve">Exportar folhas… (Alt+E)</w:t>
-      </w:r>
-      <w:r>
-        <w:t xml:space="preserve"> nas configurações grava todas as folhas, cadernos e pastas num arquivo </w:t>
-      </w:r>
-      <w:r>
-        <w:rPr>
-          <w:rStyle w:val="Codigo"/>
-        </w:rPr>
-        <w:t xml:space="preserve">.json</w:t>
-      </w:r>
-      <w:r>
-        <w:t xml:space="preserve">, no mesmo formato da aplicação web. O NVDA fala "Exportado:" e o número de folhas.</w:t>
-      </w:r>
-    </w:p>
-    <w:p>
-      <w:pPr>
-        <w:pStyle w:val="Heading2"/>
-      </w:pPr>
-      <w:bookmarkStart w:id="39" w:name="_Secao39"/>
-      <w:r>
-        <w:t xml:space="preserve">Importar</w:t>
-      </w:r>
-      <w:bookmarkEnd w:id="39"/>
-    </w:p>
-    <w:p>
-      <w:r>
-        <w:rPr>
-          <w:b/>
-        </w:rPr>
-        <w:t xml:space="preserve">Importar folhas… (Alt+I)</w:t>
-      </w:r>
-      <w:r>
-        <w:t xml:space="preserve"> junta as folhas de um arquivo às suas:</w:t>
+        <w:t xml:space="preserve">NotasWorkflowNVDA-data.corrupt-</w:t>
+      </w:r>
+      <w:r>
+        <w:t xml:space="preserve"> seguido da data) e a cópia de segurança é usada. O NVDA avisa. Nenhum arquivo é apagado.</w:t>
       </w:r>
     </w:p>
     <w:p>
@@ -5604,7 +5624,139 @@
         </w:numPr>
       </w:pPr>
       <w:r>
-        <w:t xml:space="preserve">folhas, cadernos e pastas novos são acrescentados;</w:t>
+        <w:t xml:space="preserve">Se não for possível gravar (disco cheio, pasta sem permissão), as folhas continuam abertas, o NVDA avisa e a próxima mudança tenta de novo.</w:t>
+      </w:r>
+    </w:p>
+    <w:p>
+      <w:pPr>
+        <w:pStyle w:val="Heading2"/>
+      </w:pPr>
+      <w:bookmarkStart w:id="36" w:name="_Secao36"/>
+      <w:r>
+        <w:t xml:space="preserve">Muitas folhas</w:t>
+      </w:r>
+      <w:bookmarkEnd w:id="36"/>
+    </w:p>
+    <w:p>
+      <w:r>
+        <w:t xml:space="preserve">O complemento foi medido com 100 mil folhas. O NVDA inicia na hora: as folhas são lidas em segundo plano em poucos segundos, e se você usar um comando antes disso o NVDA fala "Carregando as folhas…" e espera terminar. Mudar o status, abrir uma folha, salvar e buscar levam frações de segundo. O arquivo pode ter até 200 MB (cerca de 300 mil folhas como as de um uso comum).</w:t>
+      </w:r>
+    </w:p>
+    <w:p>
+      <w:pPr>
+        <w:pStyle w:val="Heading2"/>
+      </w:pPr>
+      <w:bookmarkStart w:id="37" w:name="_Secao37"/>
+      <w:r>
+        <w:t xml:space="preserve">Usar em mais de um computador</w:t>
+      </w:r>
+      <w:bookmarkEnd w:id="37"/>
+    </w:p>
+    <w:p>
+      <w:r>
+        <w:t xml:space="preserve">Escolha como pasta das folhas uma pasta do </w:t>
+      </w:r>
+      <w:r>
+        <w:rPr>
+          <w:b/>
+        </w:rPr>
+        <w:t xml:space="preserve">OneDrive</w:t>
+      </w:r>
+      <w:r>
+        <w:t xml:space="preserve"> ou do </w:t>
+      </w:r>
+      <w:r>
+        <w:rPr>
+          <w:b/>
+        </w:rPr>
+        <w:t xml:space="preserve">Google Drive para computador</w:t>
+      </w:r>
+      <w:r>
+        <w:t xml:space="preserve">. Esses programas sincronizam o arquivo sozinhos. Ao abrir a janela Notas Workflow NVDA, o complemento percebe se o arquivo foi mudado em outro computador e lê as folhas de novo.</w:t>
+      </w:r>
+    </w:p>
+    <w:p>
+      <w:pPr>
+        <w:pStyle w:val="Destaque"/>
+      </w:pPr>
+      <w:r>
+        <w:rPr>
+          <w:b/>
+        </w:rPr>
+        <w:t xml:space="preserve">Atenção:</w:t>
+      </w:r>
+      <w:r>
+        <w:t xml:space="preserve"> se dois computadores mudarem as folhas ao mesmo tempo, vale a última gravação. A cópia de segurança </w:t>
+      </w:r>
+      <w:r>
+        <w:rPr>
+          <w:rStyle w:val="Codigo"/>
+        </w:rPr>
+        <w:t xml:space="preserve">.bak</w:t>
+      </w:r>
+      <w:r>
+        <w:t xml:space="preserve"> guarda a versão anterior.</w:t>
+      </w:r>
+    </w:p>
+    <w:p>
+      <w:pPr>
+        <w:pStyle w:val="Heading1"/>
+      </w:pPr>
+      <w:bookmarkStart w:id="38" w:name="_Secao38"/>
+      <w:r>
+        <w:t xml:space="preserve">Importar e exportar</w:t>
+      </w:r>
+      <w:bookmarkEnd w:id="38"/>
+    </w:p>
+    <w:p>
+      <w:pPr>
+        <w:pStyle w:val="Heading2"/>
+      </w:pPr>
+      <w:bookmarkStart w:id="39" w:name="_Secao39"/>
+      <w:r>
+        <w:t xml:space="preserve">Exportar</w:t>
+      </w:r>
+      <w:bookmarkEnd w:id="39"/>
+    </w:p>
+    <w:p>
+      <w:r>
+        <w:rPr>
+          <w:b/>
+        </w:rPr>
+        <w:t xml:space="preserve">Exportar folhas… (Alt+E)</w:t>
+      </w:r>
+      <w:r>
+        <w:t xml:space="preserve"> nas configurações grava todas as folhas, cadernos e pastas num arquivo </w:t>
+      </w:r>
+      <w:r>
+        <w:rPr>
+          <w:rStyle w:val="Codigo"/>
+        </w:rPr>
+        <w:t xml:space="preserve">.json</w:t>
+      </w:r>
+      <w:r>
+        <w:t xml:space="preserve">. O NVDA fala "Exportado:" e o número de folhas. O arquivo serve como cópia de segurança e para levar as folhas para outro computador.</w:t>
+      </w:r>
+    </w:p>
+    <w:p>
+      <w:pPr>
+        <w:pStyle w:val="Heading2"/>
+      </w:pPr>
+      <w:bookmarkStart w:id="40" w:name="_Secao40"/>
+      <w:r>
+        <w:t xml:space="preserve">Importar</w:t>
+      </w:r>
+      <w:bookmarkEnd w:id="40"/>
+    </w:p>
+    <w:p>
+      <w:r>
+        <w:rPr>
+          <w:b/>
+        </w:rPr>
+        <w:t xml:space="preserve">Importar folhas… (Alt+I)</w:t>
+      </w:r>
+      <w:r>
+        <w:t xml:space="preserve"> junta as folhas de um arquivo exportado às suas:</w:t>
       </w:r>
     </w:p>
     <w:p>
@@ -5616,7 +5768,7 @@
         </w:numPr>
       </w:pPr>
       <w:r>
-        <w:t xml:space="preserve">quando o arquivo traz uma folha que você já tem (mesmo identificador), fica a versão alterada por último;</w:t>
+        <w:t xml:space="preserve">folhas, cadernos e pastas novos são acrescentados;</w:t>
       </w:r>
     </w:p>
     <w:p>
@@ -5628,106 +5780,24 @@
         </w:numPr>
       </w:pPr>
       <w:r>
-        <w:t xml:space="preserve">dados inválidos são corrigidos ou descartados, e arquivos acima de 20 MB não são abertos.</w:t>
-      </w:r>
-    </w:p>
-    <w:p>
-      <w:r>
-        <w:t xml:space="preserve">O NVDA fala "Importado:" com o número de folhas, cadernos e pastas trazidos.</w:t>
-      </w:r>
-    </w:p>
-    <w:p>
-      <w:pPr>
-        <w:pStyle w:val="Heading2"/>
-      </w:pPr>
-      <w:bookmarkStart w:id="40" w:name="_Secao40"/>
-      <w:r>
-        <w:t xml:space="preserve">Trazer as folhas da aplicação web</w:t>
-      </w:r>
-      <w:bookmarkEnd w:id="40"/>
+        <w:t xml:space="preserve">quando o arquivo traz uma folha que você já tem (mesmo identificador), fica a versão alterada por último;</w:t>
+      </w:r>
     </w:p>
     <w:p>
       <w:pPr>
         <w:pStyle w:val="ListParagraph"/>
         <w:numPr>
           <w:ilvl w:val="0"/>
-          <w:numId w:val="4"/>
+          <w:numId w:val="1"/>
         </w:numPr>
       </w:pPr>
       <w:r>
-        <w:t xml:space="preserve">Abra a aplicação web Notas Workflow no navegador.</w:t>
-      </w:r>
-    </w:p>
-    <w:p>
-      <w:pPr>
-        <w:pStyle w:val="ListParagraph"/>
-        <w:numPr>
-          <w:ilvl w:val="0"/>
-          <w:numId w:val="4"/>
-        </w:numPr>
-      </w:pPr>
-      <w:r>
-        <w:t xml:space="preserve">Pressione F12 e vá na aba Console.</w:t>
-      </w:r>
-    </w:p>
-    <w:p>
-      <w:pPr>
-        <w:pStyle w:val="ListParagraph"/>
-        <w:numPr>
-          <w:ilvl w:val="0"/>
-          <w:numId w:val="4"/>
-        </w:numPr>
-      </w:pPr>
-      <w:r>
-        <w:t xml:space="preserve">Cole e execute: </w:t>
-      </w:r>
-      <w:r>
-        <w:rPr>
-          <w:rStyle w:val="Codigo"/>
-        </w:rPr>
-        <w:t xml:space="preserve">copy(JSON.stringify({notes: JSON.parse(localStorage["notas-workflow:notes"] || "[]"), notebooks: JSON.parse(localStorage["notas-workflow:notebooks"] || "[]")}))</w:t>
-      </w:r>
-    </w:p>
-    <w:p>
-      <w:pPr>
-        <w:pStyle w:val="ListParagraph"/>
-        <w:numPr>
-          <w:ilvl w:val="0"/>
-          <w:numId w:val="4"/>
-        </w:numPr>
-      </w:pPr>
-      <w:r>
-        <w:t xml:space="preserve">Abra o Bloco de Notas, cole (Ctrl+V) e salve como </w:t>
-      </w:r>
-      <w:r>
-        <w:rPr>
-          <w:rStyle w:val="Codigo"/>
-        </w:rPr>
-        <w:t xml:space="preserve">folhas.json</w:t>
-      </w:r>
-      <w:r>
-        <w:t xml:space="preserve">.</w:t>
-      </w:r>
-    </w:p>
-    <w:p>
-      <w:pPr>
-        <w:pStyle w:val="ListParagraph"/>
-        <w:numPr>
-          <w:ilvl w:val="0"/>
-          <w:numId w:val="4"/>
-        </w:numPr>
-      </w:pPr>
-      <w:r>
-        <w:t xml:space="preserve">No NVDA, use </w:t>
-      </w:r>
-      <w:r>
-        <w:rPr>
-          <w:b/>
-        </w:rPr>
-        <w:t xml:space="preserve">Importar folhas…</w:t>
-      </w:r>
-      <w:r>
-        <w:t xml:space="preserve"> e escolha o arquivo.</w:t>
+        <w:t xml:space="preserve">dados inválidos são corrigidos ou descartados, e arquivos acima de 200 MB não são abertos.</w:t>
+      </w:r>
+    </w:p>
+    <w:p>
+      <w:r>
+        <w:t xml:space="preserve">O NVDA fala "Importado:" com o número de folhas, cadernos e pastas trazidos.</w:t>
       </w:r>
     </w:p>
     <w:p>
@@ -5969,9 +6039,9 @@
         <w:tblLook w:val="04A0" w:firstRow="1" w:lastRow="0" w:firstColumn="0" w:lastColumn="0" w:noHBand="0" w:noVBand="1"/>
       </w:tblPr>
       <w:tblGrid>
-        <w:gridCol w:w="2979"/>
-        <w:gridCol w:w="2803"/>
-        <w:gridCol w:w="3856"/>
+        <w:gridCol w:w="2664"/>
+        <w:gridCol w:w="3447"/>
+        <w:gridCol w:w="3527"/>
       </w:tblGrid>
       <w:tr>
         <w:trPr>
@@ -5980,7 +6050,7 @@
         </w:trPr>
         <w:tc>
           <w:tcPr>
-            <w:tcW w:w="2979" w:type="dxa"/>
+            <w:tcW w:w="2664" w:type="dxa"/>
             <w:shd w:val="clear" w:color="auto" w:fill="DCE6F1"/>
           </w:tcPr>
           <w:p>
@@ -5997,7 +6067,7 @@
         </w:tc>
         <w:tc>
           <w:tcPr>
-            <w:tcW w:w="2803" w:type="dxa"/>
+            <w:tcW w:w="3447" w:type="dxa"/>
             <w:shd w:val="clear" w:color="auto" w:fill="DCE6F1"/>
           </w:tcPr>
           <w:p>
@@ -6014,7 +6084,7 @@
         </w:tc>
         <w:tc>
           <w:tcPr>
-            <w:tcW w:w="3856" w:type="dxa"/>
+            <w:tcW w:w="3527" w:type="dxa"/>
             <w:shd w:val="clear" w:color="auto" w:fill="DCE6F1"/>
           </w:tcPr>
           <w:p>
@@ -6036,7 +6106,7 @@
         </w:trPr>
         <w:tc>
           <w:tcPr>
-            <w:tcW w:w="2979" w:type="dxa"/>
+            <w:tcW w:w="2664" w:type="dxa"/>
             <w:shd w:val="clear" w:color="auto" w:fill="FFFFFF"/>
           </w:tcPr>
           <w:p>
@@ -6050,21 +6120,21 @@
         </w:tc>
         <w:tc>
           <w:tcPr>
-            <w:tcW w:w="2803" w:type="dxa"/>
-            <w:shd w:val="clear" w:color="auto" w:fill="FFFFFF"/>
-          </w:tcPr>
-          <w:p>
-            <w:pPr>
-              <w:pStyle w:val="TextoTabela"/>
-            </w:pPr>
-            <w:r>
-              <w:t xml:space="preserve">Lista de folhas, resultados</w:t>
-            </w:r>
-          </w:p>
-        </w:tc>
-        <w:tc>
-          <w:tcPr>
-            <w:tcW w:w="3856" w:type="dxa"/>
+            <w:tcW w:w="3447" w:type="dxa"/>
+            <w:shd w:val="clear" w:color="auto" w:fill="FFFFFF"/>
+          </w:tcPr>
+          <w:p>
+            <w:pPr>
+              <w:pStyle w:val="TextoTabela"/>
+            </w:pPr>
+            <w:r>
+              <w:t xml:space="preserve">Lista de folhas, Organização, resultados</w:t>
+            </w:r>
+          </w:p>
+        </w:tc>
+        <w:tc>
+          <w:tcPr>
+            <w:tcW w:w="3527" w:type="dxa"/>
             <w:shd w:val="clear" w:color="auto" w:fill="FFFFFF"/>
           </w:tcPr>
           <w:p>
@@ -6083,7 +6153,7 @@
         </w:trPr>
         <w:tc>
           <w:tcPr>
-            <w:tcW w:w="2979" w:type="dxa"/>
+            <w:tcW w:w="2664" w:type="dxa"/>
             <w:shd w:val="clear" w:color="auto" w:fill="FFFFFF"/>
           </w:tcPr>
           <w:p>
@@ -6097,7 +6167,7 @@
         </w:tc>
         <w:tc>
           <w:tcPr>
-            <w:tcW w:w="2803" w:type="dxa"/>
+            <w:tcW w:w="3447" w:type="dxa"/>
             <w:shd w:val="clear" w:color="auto" w:fill="FFFFFF"/>
           </w:tcPr>
           <w:p>
@@ -6111,7 +6181,7 @@
         </w:tc>
         <w:tc>
           <w:tcPr>
-            <w:tcW w:w="3856" w:type="dxa"/>
+            <w:tcW w:w="3527" w:type="dxa"/>
             <w:shd w:val="clear" w:color="auto" w:fill="FFFFFF"/>
           </w:tcPr>
           <w:p>
@@ -6130,7 +6200,7 @@
         </w:trPr>
         <w:tc>
           <w:tcPr>
-            <w:tcW w:w="2979" w:type="dxa"/>
+            <w:tcW w:w="2664" w:type="dxa"/>
             <w:shd w:val="clear" w:color="auto" w:fill="FFFFFF"/>
           </w:tcPr>
           <w:p>
@@ -6144,7 +6214,7 @@
         </w:tc>
         <w:tc>
           <w:tcPr>
-            <w:tcW w:w="2803" w:type="dxa"/>
+            <w:tcW w:w="3447" w:type="dxa"/>
             <w:shd w:val="clear" w:color="auto" w:fill="FFFFFF"/>
           </w:tcPr>
           <w:p>
@@ -6158,26 +6228,26 @@
         </w:tc>
         <w:tc>
           <w:tcPr>
-            <w:tcW w:w="3856" w:type="dxa"/>
-            <w:shd w:val="clear" w:color="auto" w:fill="FFFFFF"/>
-          </w:tcPr>
-          <w:p>
-            <w:pPr>
-              <w:pStyle w:val="TextoTabela"/>
-            </w:pPr>
-            <w:r>
-              <w:t xml:space="preserve">Mover para a raia seguinte</w:t>
-            </w:r>
-          </w:p>
-        </w:tc>
-      </w:tr>
-      <w:tr>
-        <w:trPr>
-          <w:cantSplit/>
-        </w:trPr>
-        <w:tc>
-          <w:tcPr>
-            <w:tcW w:w="2979" w:type="dxa"/>
+            <w:tcW w:w="3527" w:type="dxa"/>
+            <w:shd w:val="clear" w:color="auto" w:fill="FFFFFF"/>
+          </w:tcPr>
+          <w:p>
+            <w:pPr>
+              <w:pStyle w:val="TextoTabela"/>
+            </w:pPr>
+            <w:r>
+              <w:t xml:space="preserve">Status seguinte</w:t>
+            </w:r>
+          </w:p>
+        </w:tc>
+      </w:tr>
+      <w:tr>
+        <w:trPr>
+          <w:cantSplit/>
+        </w:trPr>
+        <w:tc>
+          <w:tcPr>
+            <w:tcW w:w="2664" w:type="dxa"/>
             <w:shd w:val="clear" w:color="auto" w:fill="FFFFFF"/>
           </w:tcPr>
           <w:p>
@@ -6191,7 +6261,7 @@
         </w:tc>
         <w:tc>
           <w:tcPr>
-            <w:tcW w:w="2803" w:type="dxa"/>
+            <w:tcW w:w="3447" w:type="dxa"/>
             <w:shd w:val="clear" w:color="auto" w:fill="FFFFFF"/>
           </w:tcPr>
           <w:p>
@@ -6205,26 +6275,26 @@
         </w:tc>
         <w:tc>
           <w:tcPr>
-            <w:tcW w:w="3856" w:type="dxa"/>
-            <w:shd w:val="clear" w:color="auto" w:fill="FFFFFF"/>
-          </w:tcPr>
-          <w:p>
-            <w:pPr>
-              <w:pStyle w:val="TextoTabela"/>
-            </w:pPr>
-            <w:r>
-              <w:t xml:space="preserve">Mover para a raia anterior</w:t>
-            </w:r>
-          </w:p>
-        </w:tc>
-      </w:tr>
-      <w:tr>
-        <w:trPr>
-          <w:cantSplit/>
-        </w:trPr>
-        <w:tc>
-          <w:tcPr>
-            <w:tcW w:w="2979" w:type="dxa"/>
+            <w:tcW w:w="3527" w:type="dxa"/>
+            <w:shd w:val="clear" w:color="auto" w:fill="FFFFFF"/>
+          </w:tcPr>
+          <w:p>
+            <w:pPr>
+              <w:pStyle w:val="TextoTabela"/>
+            </w:pPr>
+            <w:r>
+              <w:t xml:space="preserve">Status anterior</w:t>
+            </w:r>
+          </w:p>
+        </w:tc>
+      </w:tr>
+      <w:tr>
+        <w:trPr>
+          <w:cantSplit/>
+        </w:trPr>
+        <w:tc>
+          <w:tcPr>
+            <w:tcW w:w="2664" w:type="dxa"/>
             <w:shd w:val="clear" w:color="auto" w:fill="FFFFFF"/>
           </w:tcPr>
           <w:p>
@@ -6238,7 +6308,7 @@
         </w:tc>
         <w:tc>
           <w:tcPr>
-            <w:tcW w:w="2803" w:type="dxa"/>
+            <w:tcW w:w="3447" w:type="dxa"/>
             <w:shd w:val="clear" w:color="auto" w:fill="FFFFFF"/>
           </w:tcPr>
           <w:p>
@@ -6252,26 +6322,26 @@
         </w:tc>
         <w:tc>
           <w:tcPr>
-            <w:tcW w:w="3856" w:type="dxa"/>
-            <w:shd w:val="clear" w:color="auto" w:fill="FFFFFF"/>
-          </w:tcPr>
-          <w:p>
-            <w:pPr>
-              <w:pStyle w:val="TextoTabela"/>
-            </w:pPr>
-            <w:r>
-              <w:t xml:space="preserve">Renomear</w:t>
-            </w:r>
-          </w:p>
-        </w:tc>
-      </w:tr>
-      <w:tr>
-        <w:trPr>
-          <w:cantSplit/>
-        </w:trPr>
-        <w:tc>
-          <w:tcPr>
-            <w:tcW w:w="2979" w:type="dxa"/>
+            <w:tcW w:w="3527" w:type="dxa"/>
+            <w:shd w:val="clear" w:color="auto" w:fill="FFFFFF"/>
+          </w:tcPr>
+          <w:p>
+            <w:pPr>
+              <w:pStyle w:val="TextoTabela"/>
+            </w:pPr>
+            <w:r>
+              <w:t xml:space="preserve">Renomear (ou mudar o título de uma folha)</w:t>
+            </w:r>
+          </w:p>
+        </w:tc>
+      </w:tr>
+      <w:tr>
+        <w:trPr>
+          <w:cantSplit/>
+        </w:trPr>
+        <w:tc>
+          <w:tcPr>
+            <w:tcW w:w="2664" w:type="dxa"/>
             <w:shd w:val="clear" w:color="auto" w:fill="FFFFFF"/>
           </w:tcPr>
           <w:p>
@@ -6285,7 +6355,7 @@
         </w:tc>
         <w:tc>
           <w:tcPr>
-            <w:tcW w:w="2803" w:type="dxa"/>
+            <w:tcW w:w="3447" w:type="dxa"/>
             <w:shd w:val="clear" w:color="auto" w:fill="FFFFFF"/>
           </w:tcPr>
           <w:p>
@@ -6299,7 +6369,7 @@
         </w:tc>
         <w:tc>
           <w:tcPr>
-            <w:tcW w:w="3856" w:type="dxa"/>
+            <w:tcW w:w="3527" w:type="dxa"/>
             <w:shd w:val="clear" w:color="auto" w:fill="FFFFFF"/>
           </w:tcPr>
           <w:p>
@@ -6318,7 +6388,7 @@
         </w:trPr>
         <w:tc>
           <w:tcPr>
-            <w:tcW w:w="2979" w:type="dxa"/>
+            <w:tcW w:w="2664" w:type="dxa"/>
             <w:shd w:val="clear" w:color="auto" w:fill="FFFFFF"/>
           </w:tcPr>
           <w:p>
@@ -6332,7 +6402,7 @@
         </w:tc>
         <w:tc>
           <w:tcPr>
-            <w:tcW w:w="2803" w:type="dxa"/>
+            <w:tcW w:w="3447" w:type="dxa"/>
             <w:shd w:val="clear" w:color="auto" w:fill="FFFFFF"/>
           </w:tcPr>
           <w:p>
@@ -6346,7 +6416,7 @@
         </w:tc>
         <w:tc>
           <w:tcPr>
-            <w:tcW w:w="3856" w:type="dxa"/>
+            <w:tcW w:w="3527" w:type="dxa"/>
             <w:shd w:val="clear" w:color="auto" w:fill="FFFFFF"/>
           </w:tcPr>
           <w:p>
@@ -6365,7 +6435,7 @@
         </w:trPr>
         <w:tc>
           <w:tcPr>
-            <w:tcW w:w="2979" w:type="dxa"/>
+            <w:tcW w:w="2664" w:type="dxa"/>
             <w:shd w:val="clear" w:color="auto" w:fill="FFFFFF"/>
           </w:tcPr>
           <w:p>
@@ -6379,7 +6449,7 @@
         </w:tc>
         <w:tc>
           <w:tcPr>
-            <w:tcW w:w="2803" w:type="dxa"/>
+            <w:tcW w:w="3447" w:type="dxa"/>
             <w:shd w:val="clear" w:color="auto" w:fill="FFFFFF"/>
           </w:tcPr>
           <w:p>
@@ -6393,7 +6463,7 @@
         </w:tc>
         <w:tc>
           <w:tcPr>
-            <w:tcW w:w="3856" w:type="dxa"/>
+            <w:tcW w:w="3527" w:type="dxa"/>
             <w:shd w:val="clear" w:color="auto" w:fill="FFFFFF"/>
           </w:tcPr>
           <w:p>
@@ -6412,7 +6482,7 @@
         </w:trPr>
         <w:tc>
           <w:tcPr>
-            <w:tcW w:w="2979" w:type="dxa"/>
+            <w:tcW w:w="2664" w:type="dxa"/>
             <w:shd w:val="clear" w:color="auto" w:fill="FFFFFF"/>
           </w:tcPr>
           <w:p>
@@ -6426,7 +6496,7 @@
         </w:tc>
         <w:tc>
           <w:tcPr>
-            <w:tcW w:w="2803" w:type="dxa"/>
+            <w:tcW w:w="3447" w:type="dxa"/>
             <w:shd w:val="clear" w:color="auto" w:fill="FFFFFF"/>
           </w:tcPr>
           <w:p>
@@ -6440,7 +6510,7 @@
         </w:tc>
         <w:tc>
           <w:tcPr>
-            <w:tcW w:w="3856" w:type="dxa"/>
+            <w:tcW w:w="3527" w:type="dxa"/>
             <w:shd w:val="clear" w:color="auto" w:fill="FFFFFF"/>
           </w:tcPr>
           <w:p>
@@ -6547,7 +6617,7 @@
               <w:pStyle w:val="TextoTabela"/>
             </w:pPr>
             <w:r>
-              <w:t xml:space="preserve">Uma folha foi criada (com o nome da raia escolhida).</w:t>
+              <w:t xml:space="preserve">Uma folha foi criada (com o nome do status escolhido).</w:t>
             </w:r>
           </w:p>
         </w:tc>
@@ -6566,7 +6636,7 @@
               <w:pStyle w:val="TextoTabela"/>
             </w:pPr>
             <w:r>
-              <w:t xml:space="preserve">Movida para Em andamento</w:t>
+              <w:t xml:space="preserve">Status atualizado para Em andamento</w:t>
             </w:r>
           </w:p>
         </w:tc>
@@ -6580,7 +6650,7 @@
               <w:pStyle w:val="TextoTabela"/>
             </w:pPr>
             <w:r>
-              <w:t xml:space="preserve">A folha mudou de raia.</w:t>
+              <w:t xml:space="preserve">O status da folha mudou.</w:t>
             </w:r>
           </w:p>
         </w:tc>
@@ -6613,7 +6683,7 @@
               <w:pStyle w:val="TextoTabela"/>
             </w:pPr>
             <w:r>
-              <w:t xml:space="preserve">Não há raia anterior ou seguinte.</w:t>
+              <w:t xml:space="preserve">Não há status anterior ou seguinte.</w:t>
             </w:r>
           </w:p>
         </w:tc>
@@ -6632,7 +6702,7 @@
               <w:pStyle w:val="TextoTabela"/>
             </w:pPr>
             <w:r>
-              <w:t xml:space="preserve">Movida para o caderno Trabalho / Agora é uma folha solta</w:t>
+              <w:t xml:space="preserve">Agora em: Caderno Trabalho</w:t>
             </w:r>
           </w:p>
         </w:tc>
@@ -6646,7 +6716,7 @@
               <w:pStyle w:val="TextoTabela"/>
             </w:pPr>
             <w:r>
-              <w:t xml:space="preserve">O caderno da folha mudou.</w:t>
+              <w:t xml:space="preserve">A folha (ou o caderno) foi movida para outro lugar.</w:t>
             </w:r>
           </w:p>
         </w:tc>
@@ -6797,7 +6867,7 @@
               <w:pStyle w:val="TextoTabela"/>
             </w:pPr>
             <w:r>
-              <w:t xml:space="preserve">Caderno … criado, Pasta … criada, Renomeado para …, Movido para …, … excluído</w:t>
+              <w:t xml:space="preserve">Caderno … criado, Pasta … criada, Renomeado para …, … excluído</w:t>
             </w:r>
           </w:p>
         </w:tc>
@@ -6811,7 +6881,7 @@
               <w:pStyle w:val="TextoTabela"/>
             </w:pPr>
             <w:r>
-              <w:t xml:space="preserve">Ações em Cadernos e pastas.</w:t>
+              <w:t xml:space="preserve">Criar, renomear e excluir cadernos, pastas e folhas.</w:t>
             </w:r>
           </w:p>
         </w:tc>
@@ -6830,6 +6900,39 @@
               <w:pStyle w:val="TextoTabela"/>
             </w:pPr>
             <w:r>
+              <w:t xml:space="preserve">Carregando as folhas…</w:t>
+            </w:r>
+          </w:p>
+        </w:tc>
+        <w:tc>
+          <w:tcPr>
+            <w:tcW w:w="4819" w:type="dxa"/>
+            <w:shd w:val="clear" w:color="auto" w:fill="FFFFFF"/>
+          </w:tcPr>
+          <w:p>
+            <w:pPr>
+              <w:pStyle w:val="TextoTabela"/>
+            </w:pPr>
+            <w:r>
+              <w:t xml:space="preserve">Um comando foi usado logo depois de o NVDA iniciar, enquanto as folhas ainda eram lidas.</w:t>
+            </w:r>
+          </w:p>
+        </w:tc>
+      </w:tr>
+      <w:tr>
+        <w:trPr>
+          <w:cantSplit/>
+        </w:trPr>
+        <w:tc>
+          <w:tcPr>
+            <w:tcW w:w="4819" w:type="dxa"/>
+            <w:shd w:val="clear" w:color="auto" w:fill="FFFFFF"/>
+          </w:tcPr>
+          <w:p>
+            <w:pPr>
+              <w:pStyle w:val="TextoTabela"/>
+            </w:pPr>
+            <w:r>
               <w:t xml:space="preserve">Importado: … / Exportado: …</w:t>
             </w:r>
           </w:p>
@@ -7061,7 +7164,7 @@
               <w:pStyle w:val="TextoTabela"/>
             </w:pPr>
             <w:r>
-              <w:t xml:space="preserve">O arquivo tem mais de 20 MB e não foi aberto.</w:t>
+              <w:t xml:space="preserve">O arquivo tem mais de 200 MB e não foi aberto.</w:t>
             </w:r>
           </w:p>
         </w:tc>
@@ -7192,7 +7295,7 @@
         </w:numPr>
       </w:pPr>
       <w:r>
-        <w:t xml:space="preserve">Arquivos importados são conferidos: tamanhos, tipos e identificadores inválidos são corrigidos ou descartados, e o HTML nunca é exibido nem executado.</w:t>
+        <w:t xml:space="preserve">Arquivos importados são conferidos: tamanhos, tipos e identificadores inválidos são corrigidos ou descartados, e o conteúdo nunca é exibido como página nem executado.</w:t>
       </w:r>
     </w:p>
     <w:p>
@@ -7216,7 +7319,7 @@
         </w:numPr>
       </w:pPr>
       <w:r>
-        <w:t xml:space="preserve">As folhas ficam num arquivo de texto legível na pasta do seu perfil do Windows, como no navegador na aplicação web.</w:t>
+        <w:t xml:space="preserve">As folhas ficam num arquivo de texto legível na pasta do seu perfil do Windows.</w:t>
       </w:r>
     </w:p>
     <w:p>
@@ -7298,12 +7401,27 @@
       </w:pPr>
       <w:bookmarkStart w:id="50" w:name="_Secao50"/>
       <w:r>
-        <w:t xml:space="preserve">Escrevi um asterisco e ele sumiu na aplicação web</w:t>
+        <w:t xml:space="preserve">Não encontro uma folha numa raia com muitas folhas</w:t>
       </w:r>
       <w:bookmarkEnd w:id="50"/>
     </w:p>
     <w:p>
       <w:r>
+        <w:t xml:space="preserve">Cada raia mostra 200 folhas por vez. Use "Mostrar mais" no fim da raia, a caixa Mostrar para ver só um caderno ou uma pasta, ou a busca (NVDA+Alt+B), que encontra a folha na hora e a mostra selecionada ao voltar.</w:t>
+      </w:r>
+    </w:p>
+    <w:p>
+      <w:pPr>
+        <w:pStyle w:val="Heading2"/>
+      </w:pPr>
+      <w:bookmarkStart w:id="51" w:name="_Secao51"/>
+      <w:r>
+        <w:t xml:space="preserve">Escrevi um asterisco e ele sumiu</w:t>
+      </w:r>
+      <w:bookmarkEnd w:id="51"/>
+    </w:p>
+    <w:p>
+      <w:r>
         <w:t xml:space="preserve">Pares de asteriscos em volta de uma palavra viram itálico (</w:t>
       </w:r>
       <w:r>
@@ -7323,21 +7441,6 @@
       </w:r>
       <w:r>
         <w:t xml:space="preserve">.</w:t>
-      </w:r>
-    </w:p>
-    <w:p>
-      <w:pPr>
-        <w:pStyle w:val="Heading2"/>
-      </w:pPr>
-      <w:bookmarkStart w:id="51" w:name="_Secao51"/>
-      <w:r>
-        <w:t xml:space="preserve">Como vejo a cor da raia?</w:t>
-      </w:r>
-      <w:bookmarkEnd w:id="51"/>
-    </w:p>
-    <w:p>
-      <w:r>
-        <w:t xml:space="preserve">O complemento diz sempre o nome da raia; as cores existem só para a aplicação web e são mantidas no arquivo.</w:t>
       </w:r>
     </w:p>
     <w:p>
@@ -7462,6 +7565,39 @@
             </w:pPr>
             <w:r>
               <w:t xml:space="preserve">Novo nome do complemento, Notas Workflow NVDA, com os novos nomes de pasta e arquivo; nova seção "Quem usava o NotasWorkflow 1.0.0" com a migração das folhas; nova mensagem falada da migração.</w:t>
+            </w:r>
+          </w:p>
+        </w:tc>
+      </w:tr>
+      <w:tr>
+        <w:trPr>
+          <w:cantSplit/>
+        </w:trPr>
+        <w:tc>
+          <w:tcPr>
+            <w:tcW w:w="1302" w:type="dxa"/>
+            <w:shd w:val="clear" w:color="auto" w:fill="FFFFFF"/>
+          </w:tcPr>
+          <w:p>
+            <w:pPr>
+              <w:pStyle w:val="TextoTabela"/>
+            </w:pPr>
+            <w:r>
+              <w:t xml:space="preserve">1.2.0</w:t>
+            </w:r>
+          </w:p>
+        </w:tc>
+        <w:tc>
+          <w:tcPr>
+            <w:tcW w:w="8336" w:type="dxa"/>
+            <w:shd w:val="clear" w:color="auto" w:fill="FFFFFF"/>
+          </w:tcPr>
+          <w:p>
+            <w:pPr>
+              <w:pStyle w:val="TextoTabela"/>
+            </w:pPr>
+            <w:r>
+              <w:t xml:space="preserve">Botão Criar (folha, caderno e pasta); Atualizar o status da tarefa; Mover para (caderno ou pasta, e folhas guardadas direto em pastas); Enter abre a folha; sem a visualização em tabela e sem o botão Abrir; folhas listadas e abertas na janela Cadernos e pastas; campo Local; listas de 200 em 200; desempenho com 100 mil folhas; sem menções a outras plataformas.</w:t>
             </w:r>
           </w:p>
         </w:tc>
@@ -7488,7 +7624,7 @@
       <w:pStyle w:val="Footer"/>
     </w:pPr>
     <w:r>
-      <w:t xml:space="preserve">Notas Workflow NVDA 1.1.0 — página </w:t>
+      <w:t xml:space="preserve">Notas Workflow NVDA 1.2.0 — página </w:t>
     </w:r>
     <w:r>
       <w:fldChar w:fldCharType="begin"/>
@@ -7566,12 +7702,6 @@
     </w:lvlOverride>
   </w:num>
   <w:num w:numId="3">
-    <w:abstractNumId w:val="1"/>
-    <w:lvlOverride w:ilvl="0">
-      <w:startOverride w:val="1"/>
-    </w:lvlOverride>
-  </w:num>
-  <w:num w:numId="4">
     <w:abstractNumId w:val="1"/>
     <w:lvlOverride w:ilvl="0">
       <w:startOverride w:val="1"/>

--- a/docs/Manual-NotasWorkflowNVDA.docx
+++ b/docs/Manual-NotasWorkflowNVDA.docx
@@ -15,7 +15,7 @@
         <w:pStyle w:val="Subtitle"/>
       </w:pPr>
       <w:r>
-        <w:t xml:space="preserve">Manual de uso — versão 1.2.0</w:t>
+        <w:t xml:space="preserve">Manual de uso — versão 1.3.0</w:t>
       </w:r>
     </w:p>
     <w:p>
@@ -152,7 +152,7 @@
       <w:pPr>
         <w:pStyle w:val="TOC1"/>
       </w:pPr>
-      <w:hyperlink w:anchor="_Secao29" w:history="1">
+      <w:hyperlink w:anchor="_Secao30" w:history="1">
         <w:r>
           <w:rPr>
             <w:rStyle w:val="Hyperlink"/>
@@ -165,7 +165,7 @@
       <w:pPr>
         <w:pStyle w:val="TOC1"/>
       </w:pPr>
-      <w:hyperlink w:anchor="_Secao30" w:history="1">
+      <w:hyperlink w:anchor="_Secao31" w:history="1">
         <w:r>
           <w:rPr>
             <w:rStyle w:val="Hyperlink"/>
@@ -178,7 +178,7 @@
       <w:pPr>
         <w:pStyle w:val="TOC1"/>
       </w:pPr>
-      <w:hyperlink w:anchor="_Secao33" w:history="1">
+      <w:hyperlink w:anchor="_Secao34" w:history="1">
         <w:r>
           <w:rPr>
             <w:rStyle w:val="Hyperlink"/>
@@ -191,7 +191,7 @@
       <w:pPr>
         <w:pStyle w:val="TOC1"/>
       </w:pPr>
-      <w:hyperlink w:anchor="_Secao34" w:history="1">
+      <w:hyperlink w:anchor="_Secao35" w:history="1">
         <w:r>
           <w:rPr>
             <w:rStyle w:val="Hyperlink"/>
@@ -204,7 +204,7 @@
       <w:pPr>
         <w:pStyle w:val="TOC1"/>
       </w:pPr>
-      <w:hyperlink w:anchor="_Secao38" w:history="1">
+      <w:hyperlink w:anchor="_Secao39" w:history="1">
         <w:r>
           <w:rPr>
             <w:rStyle w:val="Hyperlink"/>
@@ -217,7 +217,7 @@
       <w:pPr>
         <w:pStyle w:val="TOC1"/>
       </w:pPr>
-      <w:hyperlink w:anchor="_Secao41" w:history="1">
+      <w:hyperlink w:anchor="_Secao42" w:history="1">
         <w:r>
           <w:rPr>
             <w:rStyle w:val="Hyperlink"/>
@@ -230,7 +230,7 @@
       <w:pPr>
         <w:pStyle w:val="TOC1"/>
       </w:pPr>
-      <w:hyperlink w:anchor="_Secao44" w:history="1">
+      <w:hyperlink w:anchor="_Secao45" w:history="1">
         <w:r>
           <w:rPr>
             <w:rStyle w:val="Hyperlink"/>
@@ -243,7 +243,7 @@
       <w:pPr>
         <w:pStyle w:val="TOC1"/>
       </w:pPr>
-      <w:hyperlink w:anchor="_Secao45" w:history="1">
+      <w:hyperlink w:anchor="_Secao46" w:history="1">
         <w:r>
           <w:rPr>
             <w:rStyle w:val="Hyperlink"/>
@@ -256,7 +256,7 @@
       <w:pPr>
         <w:pStyle w:val="TOC1"/>
       </w:pPr>
-      <w:hyperlink w:anchor="_Secao46" w:history="1">
+      <w:hyperlink w:anchor="_Secao47" w:history="1">
         <w:r>
           <w:rPr>
             <w:rStyle w:val="Hyperlink"/>
@@ -269,7 +269,7 @@
       <w:pPr>
         <w:pStyle w:val="TOC1"/>
       </w:pPr>
-      <w:hyperlink w:anchor="_Secao52" w:history="1">
+      <w:hyperlink w:anchor="_Secao53" w:history="1">
         <w:r>
           <w:rPr>
             <w:rStyle w:val="Hyperlink"/>
@@ -304,7 +304,7 @@
         <w:t xml:space="preserve">Notas Workflow NVDA</w:t>
       </w:r>
       <w:r>
-        <w:t xml:space="preserve"> para o leitor de telas NVDA, versão 1.2.0. Ele é atualizado a cada nova versão do complemento.</w:t>
+        <w:t xml:space="preserve"> para o leitor de telas NVDA, versão 1.3.0. Ele é atualizado a cada nova versão do complemento.</w:t>
       </w:r>
     </w:p>
     <w:p>
@@ -724,7 +724,7 @@
         <w:rPr>
           <w:rStyle w:val="Codigo"/>
         </w:rPr>
-        <w:t xml:space="preserve">NotasWorkflowNVDA-1.2.0.nvda-addon</w:t>
+        <w:t xml:space="preserve">NotasWorkflowNVDA-1.3.0.nvda-addon</w:t>
       </w:r>
       <w:r>
         <w:t xml:space="preserve"> com o NVDA em execução, confirme a instalação e reinicie o NVDA quando ele pedir.</w:t>
@@ -792,7 +792,7 @@
         <w:rPr>
           <w:rStyle w:val="Codigo"/>
         </w:rPr>
-        <w:t xml:space="preserve">NotasWorkflowNVDA-1.2.0.nvda-addon</w:t>
+        <w:t xml:space="preserve">NotasWorkflowNVDA-1.3.0.nvda-addon</w:t>
       </w:r>
       <w:r>
         <w:t xml:space="preserve"> e reinicie o NVDA.</w:t>
@@ -921,7 +921,16 @@
         <w:t xml:space="preserve">NVDA+Alt+N</w:t>
       </w:r>
       <w:r>
-        <w:t xml:space="preserve"> para abrir a janela Notas Workflow NVDA. O foco fica na lista de folhas.</w:t>
+        <w:t xml:space="preserve"> para abrir a janela Notas Workflow NVDA. O foco fica na lista de folhas, na primeira raia. As raias começam fechadas: </w:t>
+      </w:r>
+      <w:r>
+        <w:rPr>
+          <w:b/>
+        </w:rPr>
+        <w:t xml:space="preserve">Seta para a direita</w:t>
+      </w:r>
+      <w:r>
+        <w:t xml:space="preserve"> abre uma raia e mostra as folhas dela.</w:t>
       </w:r>
     </w:p>
     <w:p>
@@ -1636,7 +1645,16 @@
     </w:p>
     <w:p>
       <w:r>
-        <w:t xml:space="preserve">Cada raia é um ramo já aberto, com o nome e o número de folhas, por exemplo "A fazer, 3 folhas". Dentro dele, cada folha é lida assim:</w:t>
+        <w:t xml:space="preserve">As raias </w:t>
+      </w:r>
+      <w:r>
+        <w:rPr>
+          <w:b/>
+        </w:rPr>
+        <w:t xml:space="preserve">começam fechadas</w:t>
+      </w:r>
+      <w:r>
+        <w:t xml:space="preserve">: cada uma é um ramo com o nome e o número de folhas, por exemplo "A fazer, 3 folhas", e você só ouve as folhas da raia que abrir. Dentro de uma raia aberta, cada folha é lida assim:</w:t>
       </w:r>
     </w:p>
     <w:p>
@@ -1649,7 +1667,25 @@
     </w:p>
     <w:p>
       <w:r>
-        <w:t xml:space="preserve">O local (caderno ou pasta) e as tags só aparecem quando existem. Seta para cima e para baixo percorrem raias e folhas; Seta para a esquerda fecha uma raia e Seta para a direita abre.</w:t>
+        <w:t xml:space="preserve">O local (caderno ou pasta) e as tags só aparecem quando existem. Seta para cima e para baixo percorrem raias e folhas; </w:t>
+      </w:r>
+      <w:r>
+        <w:rPr>
+          <w:b/>
+        </w:rPr>
+        <w:t xml:space="preserve">Seta para a direita abre</w:t>
+      </w:r>
+      <w:r>
+        <w:t xml:space="preserve"> uma raia e </w:t>
+      </w:r>
+      <w:r>
+        <w:rPr>
+          <w:b/>
+        </w:rPr>
+        <w:t xml:space="preserve">Seta para a esquerda fecha</w:t>
+      </w:r>
+      <w:r>
+        <w:t xml:space="preserve">. Quando uma folha é selecionada pelo complemento (ao criar uma folha, ao voltar da busca, ao mudar o status), a raia dela abre sozinha. Enquanto a janela estiver aberta, as raias ficam como você as deixou.</w:t>
       </w:r>
     </w:p>
     <w:p>
@@ -4076,7 +4112,7 @@
     </w:p>
     <w:p>
       <w:r>
-        <w:t xml:space="preserve">O NVDA fala "Status atualizado para" e o nome do status, e a seleção acompanha a folha. Também é possível mudar o status pelo campo Status da janela da folha.</w:t>
+        <w:t xml:space="preserve">O NVDA fala "Status atualizado para" e o nome do status, e a seleção acompanha a folha.</w:t>
       </w:r>
     </w:p>
     <w:p>
@@ -4085,19 +4121,49 @@
       </w:pPr>
       <w:bookmarkStart w:id="27" w:name="_Secao27"/>
       <w:r>
-        <w:t xml:space="preserve">Mover para um caderno ou uma pasta</w:t>
+        <w:t xml:space="preserve">Trabalhar a pilha de uma raia</w:t>
       </w:r>
       <w:bookmarkEnd w:id="27"/>
     </w:p>
     <w:p>
       <w:r>
+        <w:t xml:space="preserve">Também é possível mudar o status (ou o local) pelos campos </w:t>
+      </w:r>
+      <w:r>
         <w:rPr>
           <w:b/>
         </w:rPr>
-        <w:t xml:space="preserve">Mover para… (Alt+M)</w:t>
-      </w:r>
-      <w:r>
-        <w:t xml:space="preserve"> mostra uma lista com todos os lugares possíveis, começando no lugar atual da folha:</w:t>
+        <w:t xml:space="preserve">Status</w:t>
+      </w:r>
+      <w:r>
+        <w:t xml:space="preserve"> e </w:t>
+      </w:r>
+      <w:r>
+        <w:rPr>
+          <w:b/>
+        </w:rPr>
+        <w:t xml:space="preserve">Local</w:t>
+      </w:r>
+      <w:r>
+        <w:t xml:space="preserve"> da janela da folha. Nesse caso, ao fechar a janela da folha, o foco </w:t>
+      </w:r>
+      <w:r>
+        <w:rPr>
+          <w:b/>
+        </w:rPr>
+        <w:t xml:space="preserve">não acompanha a folha movida</w:t>
+      </w:r>
+      <w:r>
+        <w:t xml:space="preserve">: ele vai para a </w:t>
+      </w:r>
+      <w:r>
+        <w:rPr>
+          <w:b/>
+        </w:rPr>
+        <w:t xml:space="preserve">próxima folha da mesma raia</w:t>
+      </w:r>
+      <w:r>
+        <w:t xml:space="preserve">, a seguinte na pilha. Assim dá para tratar uma raia em sequência: Enter na primeira folha, mudar o status, Esc, e o foco já está na folha seguinte.</w:t>
       </w:r>
     </w:p>
     <w:p>
@@ -4109,7 +4175,7 @@
         </w:numPr>
       </w:pPr>
       <w:r>
-        <w:t xml:space="preserve">Folha solta (sem caderno nem pasta);</w:t>
+        <w:t xml:space="preserve">Se a folha movida era a última da raia, o foco vai para a anterior.</w:t>
       </w:r>
     </w:p>
     <w:p>
@@ -4121,7 +4187,7 @@
         </w:numPr>
       </w:pPr>
       <w:r>
-        <w:t xml:space="preserve">cada pasta ("Pasta Projetos"), para guardar a folha direto nela;</w:t>
+        <w:t xml:space="preserve">Se era a única, o foco vai para a própria raia.</w:t>
       </w:r>
     </w:p>
     <w:p>
@@ -4133,6 +4199,63 @@
         </w:numPr>
       </w:pPr>
       <w:r>
+        <w:t xml:space="preserve">Se você só editou a folha, sem mudar o status nem a tirar do que está sendo mostrado, o foco volta para ela.</w:t>
+      </w:r>
+    </w:p>
+    <w:p>
+      <w:pPr>
+        <w:pStyle w:val="Heading2"/>
+      </w:pPr>
+      <w:bookmarkStart w:id="28" w:name="_Secao28"/>
+      <w:r>
+        <w:t xml:space="preserve">Mover para um caderno ou uma pasta</w:t>
+      </w:r>
+      <w:bookmarkEnd w:id="28"/>
+    </w:p>
+    <w:p>
+      <w:r>
+        <w:rPr>
+          <w:b/>
+        </w:rPr>
+        <w:t xml:space="preserve">Mover para… (Alt+M)</w:t>
+      </w:r>
+      <w:r>
+        <w:t xml:space="preserve"> mostra uma lista com todos os lugares possíveis, começando no lugar atual da folha:</w:t>
+      </w:r>
+    </w:p>
+    <w:p>
+      <w:pPr>
+        <w:pStyle w:val="ListParagraph"/>
+        <w:numPr>
+          <w:ilvl w:val="0"/>
+          <w:numId w:val="1"/>
+        </w:numPr>
+      </w:pPr>
+      <w:r>
+        <w:t xml:space="preserve">Folha solta (sem caderno nem pasta);</w:t>
+      </w:r>
+    </w:p>
+    <w:p>
+      <w:pPr>
+        <w:pStyle w:val="ListParagraph"/>
+        <w:numPr>
+          <w:ilvl w:val="0"/>
+          <w:numId w:val="1"/>
+        </w:numPr>
+      </w:pPr>
+      <w:r>
+        <w:t xml:space="preserve">cada pasta ("Pasta Projetos"), para guardar a folha direto nela;</w:t>
+      </w:r>
+    </w:p>
+    <w:p>
+      <w:pPr>
+        <w:pStyle w:val="ListParagraph"/>
+        <w:numPr>
+          <w:ilvl w:val="0"/>
+          <w:numId w:val="1"/>
+        </w:numPr>
+      </w:pPr>
+      <w:r>
         <w:t xml:space="preserve">cada caderno, com a pasta dele ("Caderno Site (pasta Projetos)").</w:t>
       </w:r>
     </w:p>
@@ -4145,11 +4268,11 @@
       <w:pPr>
         <w:pStyle w:val="Heading2"/>
       </w:pPr>
-      <w:bookmarkStart w:id="28" w:name="_Secao28"/>
+      <w:bookmarkStart w:id="29" w:name="_Secao29"/>
       <w:r>
         <w:t xml:space="preserve">Excluir</w:t>
       </w:r>
-      <w:bookmarkEnd w:id="28"/>
+      <w:bookmarkEnd w:id="29"/>
     </w:p>
     <w:p>
       <w:r>
@@ -4184,11 +4307,11 @@
       <w:pPr>
         <w:pStyle w:val="Heading1"/>
       </w:pPr>
-      <w:bookmarkStart w:id="29" w:name="_Secao29"/>
+      <w:bookmarkStart w:id="30" w:name="_Secao30"/>
       <w:r>
         <w:t xml:space="preserve">Buscar folhas</w:t>
       </w:r>
-      <w:bookmarkEnd w:id="29"/>
+      <w:bookmarkEnd w:id="30"/>
     </w:p>
     <w:p>
       <w:r>
@@ -4591,11 +4714,11 @@
       <w:pPr>
         <w:pStyle w:val="Heading1"/>
       </w:pPr>
-      <w:bookmarkStart w:id="30" w:name="_Secao30"/>
+      <w:bookmarkStart w:id="31" w:name="_Secao31"/>
       <w:r>
         <w:t xml:space="preserve">Cadernos e pastas</w:t>
       </w:r>
-      <w:bookmarkEnd w:id="30"/>
+      <w:bookmarkEnd w:id="31"/>
     </w:p>
     <w:p>
       <w:r>
@@ -4615,11 +4738,11 @@
       <w:pPr>
         <w:pStyle w:val="Heading2"/>
       </w:pPr>
-      <w:bookmarkStart w:id="31" w:name="_Secao31"/>
+      <w:bookmarkStart w:id="32" w:name="_Secao32"/>
       <w:r>
         <w:t xml:space="preserve">A árvore Organização</w:t>
       </w:r>
-      <w:bookmarkEnd w:id="31"/>
+      <w:bookmarkEnd w:id="32"/>
     </w:p>
     <w:p>
       <w:r>
@@ -4701,11 +4824,11 @@
       <w:pPr>
         <w:pStyle w:val="Heading2"/>
       </w:pPr>
-      <w:bookmarkStart w:id="32" w:name="_Secao32"/>
+      <w:bookmarkStart w:id="33" w:name="_Secao33"/>
       <w:r>
         <w:t xml:space="preserve">Botões</w:t>
       </w:r>
-      <w:bookmarkEnd w:id="32"/>
+      <w:bookmarkEnd w:id="33"/>
     </w:p>
     <w:tbl>
       <w:tblPr>
@@ -5034,11 +5157,11 @@
       <w:pPr>
         <w:pStyle w:val="Heading1"/>
       </w:pPr>
-      <w:bookmarkStart w:id="33" w:name="_Secao33"/>
+      <w:bookmarkStart w:id="34" w:name="_Secao34"/>
       <w:r>
         <w:t xml:space="preserve">Configurações</w:t>
       </w:r>
-      <w:bookmarkEnd w:id="33"/>
+      <w:bookmarkEnd w:id="34"/>
     </w:p>
     <w:p>
       <w:r>
@@ -5513,11 +5636,11 @@
       <w:pPr>
         <w:pStyle w:val="Heading1"/>
       </w:pPr>
-      <w:bookmarkStart w:id="34" w:name="_Secao34"/>
+      <w:bookmarkStart w:id="35" w:name="_Secao35"/>
       <w:r>
         <w:t xml:space="preserve">Onde ficam as folhas</w:t>
       </w:r>
-      <w:bookmarkEnd w:id="34"/>
+      <w:bookmarkEnd w:id="35"/>
     </w:p>
     <w:p>
       <w:r>
@@ -5555,11 +5678,11 @@
       <w:pPr>
         <w:pStyle w:val="Heading2"/>
       </w:pPr>
-      <w:bookmarkStart w:id="35" w:name="_Secao35"/>
+      <w:bookmarkStart w:id="36" w:name="_Secao36"/>
       <w:r>
         <w:t xml:space="preserve">Segurança dos dados</w:t>
       </w:r>
-      <w:bookmarkEnd w:id="35"/>
+      <w:bookmarkEnd w:id="36"/>
     </w:p>
     <w:p>
       <w:pPr>
@@ -5631,11 +5754,11 @@
       <w:pPr>
         <w:pStyle w:val="Heading2"/>
       </w:pPr>
-      <w:bookmarkStart w:id="36" w:name="_Secao36"/>
+      <w:bookmarkStart w:id="37" w:name="_Secao37"/>
       <w:r>
         <w:t xml:space="preserve">Muitas folhas</w:t>
       </w:r>
-      <w:bookmarkEnd w:id="36"/>
+      <w:bookmarkEnd w:id="37"/>
     </w:p>
     <w:p>
       <w:r>
@@ -5646,11 +5769,11 @@
       <w:pPr>
         <w:pStyle w:val="Heading2"/>
       </w:pPr>
-      <w:bookmarkStart w:id="37" w:name="_Secao37"/>
+      <w:bookmarkStart w:id="38" w:name="_Secao38"/>
       <w:r>
         <w:t xml:space="preserve">Usar em mais de um computador</w:t>
       </w:r>
-      <w:bookmarkEnd w:id="37"/>
+      <w:bookmarkEnd w:id="38"/>
     </w:p>
     <w:p>
       <w:r>
@@ -5702,21 +5825,21 @@
       <w:pPr>
         <w:pStyle w:val="Heading1"/>
       </w:pPr>
-      <w:bookmarkStart w:id="38" w:name="_Secao38"/>
+      <w:bookmarkStart w:id="39" w:name="_Secao39"/>
       <w:r>
         <w:t xml:space="preserve">Importar e exportar</w:t>
       </w:r>
-      <w:bookmarkEnd w:id="38"/>
+      <w:bookmarkEnd w:id="39"/>
     </w:p>
     <w:p>
       <w:pPr>
         <w:pStyle w:val="Heading2"/>
       </w:pPr>
-      <w:bookmarkStart w:id="39" w:name="_Secao39"/>
+      <w:bookmarkStart w:id="40" w:name="_Secao40"/>
       <w:r>
         <w:t xml:space="preserve">Exportar</w:t>
       </w:r>
-      <w:bookmarkEnd w:id="39"/>
+      <w:bookmarkEnd w:id="40"/>
     </w:p>
     <w:p>
       <w:r>
@@ -5742,11 +5865,11 @@
       <w:pPr>
         <w:pStyle w:val="Heading2"/>
       </w:pPr>
-      <w:bookmarkStart w:id="40" w:name="_Secao40"/>
+      <w:bookmarkStart w:id="41" w:name="_Secao41"/>
       <w:r>
         <w:t xml:space="preserve">Importar</w:t>
       </w:r>
-      <w:bookmarkEnd w:id="40"/>
+      <w:bookmarkEnd w:id="41"/>
     </w:p>
     <w:p>
       <w:r>
@@ -5804,21 +5927,21 @@
       <w:pPr>
         <w:pStyle w:val="Heading1"/>
       </w:pPr>
-      <w:bookmarkStart w:id="41" w:name="_Secao41"/>
+      <w:bookmarkStart w:id="42" w:name="_Secao42"/>
       <w:r>
         <w:t xml:space="preserve">Atalhos</w:t>
       </w:r>
-      <w:bookmarkEnd w:id="41"/>
+      <w:bookmarkEnd w:id="42"/>
     </w:p>
     <w:p>
       <w:pPr>
         <w:pStyle w:val="Heading2"/>
       </w:pPr>
-      <w:bookmarkStart w:id="42" w:name="_Secao42"/>
+      <w:bookmarkStart w:id="43" w:name="_Secao43"/>
       <w:r>
         <w:t xml:space="preserve">Comandos globais</w:t>
       </w:r>
-      <w:bookmarkEnd w:id="42"/>
+      <w:bookmarkEnd w:id="43"/>
     </w:p>
     <w:tbl>
       <w:tblPr>
@@ -6026,11 +6149,11 @@
       <w:pPr>
         <w:pStyle w:val="Heading2"/>
       </w:pPr>
-      <w:bookmarkStart w:id="43" w:name="_Secao43"/>
+      <w:bookmarkStart w:id="44" w:name="_Secao44"/>
       <w:r>
         <w:t xml:space="preserve">Dentro das janelas</w:t>
       </w:r>
-      <w:bookmarkEnd w:id="43"/>
+      <w:bookmarkEnd w:id="44"/>
     </w:p>
     <w:tbl>
       <w:tblPr>
@@ -6533,11 +6656,11 @@
       <w:pPr>
         <w:pStyle w:val="Heading1"/>
       </w:pPr>
-      <w:bookmarkStart w:id="44" w:name="_Secao44"/>
+      <w:bookmarkStart w:id="45" w:name="_Secao45"/>
       <w:r>
         <w:t xml:space="preserve">Mensagens faladas</w:t>
       </w:r>
-      <w:bookmarkEnd w:id="44"/>
+      <w:bookmarkEnd w:id="45"/>
     </w:p>
     <w:tbl>
       <w:tblPr>
@@ -7226,11 +7349,11 @@
       <w:pPr>
         <w:pStyle w:val="Heading1"/>
       </w:pPr>
-      <w:bookmarkStart w:id="45" w:name="_Secao45"/>
+      <w:bookmarkStart w:id="46" w:name="_Secao46"/>
       <w:r>
         <w:t xml:space="preserve">Privacidade e segurança</w:t>
       </w:r>
-      <w:bookmarkEnd w:id="45"/>
+      <w:bookmarkEnd w:id="46"/>
     </w:p>
     <w:p>
       <w:pPr>
@@ -7326,21 +7449,21 @@
       <w:pPr>
         <w:pStyle w:val="Heading1"/>
       </w:pPr>
-      <w:bookmarkStart w:id="46" w:name="_Secao46"/>
+      <w:bookmarkStart w:id="47" w:name="_Secao47"/>
       <w:r>
         <w:t xml:space="preserve">Perguntas frequentes</w:t>
       </w:r>
-      <w:bookmarkEnd w:id="46"/>
+      <w:bookmarkEnd w:id="47"/>
     </w:p>
     <w:p>
       <w:pPr>
         <w:pStyle w:val="Heading2"/>
       </w:pPr>
-      <w:bookmarkStart w:id="47" w:name="_Secao47"/>
+      <w:bookmarkStart w:id="48" w:name="_Secao48"/>
       <w:r>
         <w:t xml:space="preserve">O NVDA diz que não foi possível salvar as folhas</w:t>
       </w:r>
-      <w:bookmarkEnd w:id="47"/>
+      <w:bookmarkEnd w:id="48"/>
     </w:p>
     <w:p>
       <w:r>
@@ -7360,11 +7483,11 @@
       <w:pPr>
         <w:pStyle w:val="Heading2"/>
       </w:pPr>
-      <w:bookmarkStart w:id="48" w:name="_Secao48"/>
+      <w:bookmarkStart w:id="49" w:name="_Secao49"/>
       <w:r>
         <w:t xml:space="preserve">Minhas folhas sumiram depois de trocar a pasta</w:t>
       </w:r>
-      <w:bookmarkEnd w:id="48"/>
+      <w:bookmarkEnd w:id="49"/>
     </w:p>
     <w:p>
       <w:r>
@@ -7375,11 +7498,11 @@
       <w:pPr>
         <w:pStyle w:val="Heading2"/>
       </w:pPr>
-      <w:bookmarkStart w:id="49" w:name="_Secao49"/>
+      <w:bookmarkStart w:id="50" w:name="_Secao50"/>
       <w:r>
         <w:t xml:space="preserve">O arquivo estava danificado</w:t>
       </w:r>
-      <w:bookmarkEnd w:id="49"/>
+      <w:bookmarkEnd w:id="50"/>
     </w:p>
     <w:p>
       <w:r>
@@ -7399,11 +7522,11 @@
       <w:pPr>
         <w:pStyle w:val="Heading2"/>
       </w:pPr>
-      <w:bookmarkStart w:id="50" w:name="_Secao50"/>
+      <w:bookmarkStart w:id="51" w:name="_Secao51"/>
       <w:r>
         <w:t xml:space="preserve">Não encontro uma folha numa raia com muitas folhas</w:t>
       </w:r>
-      <w:bookmarkEnd w:id="50"/>
+      <w:bookmarkEnd w:id="51"/>
     </w:p>
     <w:p>
       <w:r>
@@ -7414,11 +7537,11 @@
       <w:pPr>
         <w:pStyle w:val="Heading2"/>
       </w:pPr>
-      <w:bookmarkStart w:id="51" w:name="_Secao51"/>
+      <w:bookmarkStart w:id="52" w:name="_Secao52"/>
       <w:r>
         <w:t xml:space="preserve">Escrevi um asterisco e ele sumiu</w:t>
       </w:r>
-      <w:bookmarkEnd w:id="51"/>
+      <w:bookmarkEnd w:id="52"/>
     </w:p>
     <w:p>
       <w:r>
@@ -7447,11 +7570,11 @@
       <w:pPr>
         <w:pStyle w:val="Heading1"/>
       </w:pPr>
-      <w:bookmarkStart w:id="52" w:name="_Secao52"/>
+      <w:bookmarkStart w:id="53" w:name="_Secao53"/>
       <w:r>
         <w:t xml:space="preserve">Histórico deste manual</w:t>
       </w:r>
-      <w:bookmarkEnd w:id="52"/>
+      <w:bookmarkEnd w:id="53"/>
     </w:p>
     <w:tbl>
       <w:tblPr>
@@ -7565,6 +7688,39 @@
             </w:pPr>
             <w:r>
               <w:t xml:space="preserve">Novo nome do complemento, Notas Workflow NVDA, com os novos nomes de pasta e arquivo; nova seção "Quem usava o NotasWorkflow 1.0.0" com a migração das folhas; nova mensagem falada da migração.</w:t>
+            </w:r>
+          </w:p>
+        </w:tc>
+      </w:tr>
+      <w:tr>
+        <w:trPr>
+          <w:cantSplit/>
+        </w:trPr>
+        <w:tc>
+          <w:tcPr>
+            <w:tcW w:w="1302" w:type="dxa"/>
+            <w:shd w:val="clear" w:color="auto" w:fill="FFFFFF"/>
+          </w:tcPr>
+          <w:p>
+            <w:pPr>
+              <w:pStyle w:val="TextoTabela"/>
+            </w:pPr>
+            <w:r>
+              <w:t xml:space="preserve">1.3.0</w:t>
+            </w:r>
+          </w:p>
+        </w:tc>
+        <w:tc>
+          <w:tcPr>
+            <w:tcW w:w="8336" w:type="dxa"/>
+            <w:shd w:val="clear" w:color="auto" w:fill="FFFFFF"/>
+          </w:tcPr>
+          <w:p>
+            <w:pPr>
+              <w:pStyle w:val="TextoTabela"/>
+            </w:pPr>
+            <w:r>
+              <w:t xml:space="preserve">As raias começam fechadas e ficam como você as deixou; ao mudar o status ou o local na janela da folha, o foco vai para a próxima folha da mesma raia (nova seção "Trabalhar a pilha de uma raia").</w:t>
             </w:r>
           </w:p>
         </w:tc>
@@ -7624,7 +7780,7 @@
       <w:pStyle w:val="Footer"/>
     </w:pPr>
     <w:r>
-      <w:t xml:space="preserve">Notas Workflow NVDA 1.2.0 — página </w:t>
+      <w:t xml:space="preserve">Notas Workflow NVDA 1.3.0 — página </w:t>
     </w:r>
     <w:r>
       <w:fldChar w:fldCharType="begin"/>

--- a/docs/Manual-NotasWorkflowNVDA.docx
+++ b/docs/Manual-NotasWorkflowNVDA.docx
@@ -15,7 +15,7 @@
         <w:pStyle w:val="Subtitle"/>
       </w:pPr>
       <w:r>
-        <w:t xml:space="preserve">Manual de uso — versão 1.3.0</w:t>
+        <w:t xml:space="preserve">Manual de uso — versão 1.4.0</w:t>
       </w:r>
     </w:p>
     <w:p>
@@ -183,6 +183,19 @@
           <w:rPr>
             <w:rStyle w:val="Hyperlink"/>
           </w:rPr>
+          <w:t xml:space="preserve">Exportar como documento</w:t>
+        </w:r>
+      </w:hyperlink>
+    </w:p>
+    <w:p>
+      <w:pPr>
+        <w:pStyle w:val="TOC1"/>
+      </w:pPr>
+      <w:hyperlink w:anchor="_Secao38" w:history="1">
+        <w:r>
+          <w:rPr>
+            <w:rStyle w:val="Hyperlink"/>
+          </w:rPr>
           <w:t xml:space="preserve">Configurações</w:t>
         </w:r>
       </w:hyperlink>
@@ -191,7 +204,7 @@
       <w:pPr>
         <w:pStyle w:val="TOC1"/>
       </w:pPr>
-      <w:hyperlink w:anchor="_Secao35" w:history="1">
+      <w:hyperlink w:anchor="_Secao39" w:history="1">
         <w:r>
           <w:rPr>
             <w:rStyle w:val="Hyperlink"/>
@@ -204,7 +217,7 @@
       <w:pPr>
         <w:pStyle w:val="TOC1"/>
       </w:pPr>
-      <w:hyperlink w:anchor="_Secao39" w:history="1">
+      <w:hyperlink w:anchor="_Secao43" w:history="1">
         <w:r>
           <w:rPr>
             <w:rStyle w:val="Hyperlink"/>
@@ -217,7 +230,7 @@
       <w:pPr>
         <w:pStyle w:val="TOC1"/>
       </w:pPr>
-      <w:hyperlink w:anchor="_Secao42" w:history="1">
+      <w:hyperlink w:anchor="_Secao46" w:history="1">
         <w:r>
           <w:rPr>
             <w:rStyle w:val="Hyperlink"/>
@@ -230,7 +243,7 @@
       <w:pPr>
         <w:pStyle w:val="TOC1"/>
       </w:pPr>
-      <w:hyperlink w:anchor="_Secao45" w:history="1">
+      <w:hyperlink w:anchor="_Secao49" w:history="1">
         <w:r>
           <w:rPr>
             <w:rStyle w:val="Hyperlink"/>
@@ -243,7 +256,7 @@
       <w:pPr>
         <w:pStyle w:val="TOC1"/>
       </w:pPr>
-      <w:hyperlink w:anchor="_Secao46" w:history="1">
+      <w:hyperlink w:anchor="_Secao50" w:history="1">
         <w:r>
           <w:rPr>
             <w:rStyle w:val="Hyperlink"/>
@@ -256,7 +269,7 @@
       <w:pPr>
         <w:pStyle w:val="TOC1"/>
       </w:pPr>
-      <w:hyperlink w:anchor="_Secao47" w:history="1">
+      <w:hyperlink w:anchor="_Secao51" w:history="1">
         <w:r>
           <w:rPr>
             <w:rStyle w:val="Hyperlink"/>
@@ -269,7 +282,7 @@
       <w:pPr>
         <w:pStyle w:val="TOC1"/>
       </w:pPr>
-      <w:hyperlink w:anchor="_Secao53" w:history="1">
+      <w:hyperlink w:anchor="_Secao57" w:history="1">
         <w:r>
           <w:rPr>
             <w:rStyle w:val="Hyperlink"/>
@@ -304,7 +317,7 @@
         <w:t xml:space="preserve">Notas Workflow NVDA</w:t>
       </w:r>
       <w:r>
-        <w:t xml:space="preserve"> para o leitor de telas NVDA, versão 1.3.0. Ele é atualizado a cada nova versão do complemento.</w:t>
+        <w:t xml:space="preserve"> para o leitor de telas NVDA, versão 1.4.0. Ele é atualizado a cada nova versão do complemento.</w:t>
       </w:r>
     </w:p>
     <w:p>
@@ -724,7 +737,7 @@
         <w:rPr>
           <w:rStyle w:val="Codigo"/>
         </w:rPr>
-        <w:t xml:space="preserve">NotasWorkflowNVDA-1.3.0.nvda-addon</w:t>
+        <w:t xml:space="preserve">NotasWorkflowNVDA-1.4.0.nvda-addon</w:t>
       </w:r>
       <w:r>
         <w:t xml:space="preserve"> com o NVDA em execução, confirme a instalação e reinicie o NVDA quando ele pedir.</w:t>
@@ -792,7 +805,7 @@
         <w:rPr>
           <w:rStyle w:val="Codigo"/>
         </w:rPr>
-        <w:t xml:space="preserve">NotasWorkflowNVDA-1.3.0.nvda-addon</w:t>
+        <w:t xml:space="preserve">NotasWorkflowNVDA-1.4.0.nvda-addon</w:t>
       </w:r>
       <w:r>
         <w:t xml:space="preserve"> e reinicie o NVDA.</w:t>
@@ -1589,6 +1602,53 @@
               <w:pStyle w:val="TextoTabela"/>
             </w:pPr>
             <w:r>
+              <w:t xml:space="preserve">Exportar…</w:t>
+            </w:r>
+          </w:p>
+        </w:tc>
+        <w:tc>
+          <w:tcPr>
+            <w:tcW w:w="1364" w:type="dxa"/>
+            <w:shd w:val="clear" w:color="auto" w:fill="FFFFFF"/>
+          </w:tcPr>
+          <w:p>
+            <w:pPr>
+              <w:pStyle w:val="TextoTabela"/>
+            </w:pPr>
+            <w:r>
+              <w:t xml:space="preserve">Alt+E</w:t>
+            </w:r>
+          </w:p>
+        </w:tc>
+        <w:tc>
+          <w:tcPr>
+            <w:tcW w:w="5460" w:type="dxa"/>
+            <w:shd w:val="clear" w:color="auto" w:fill="FFFFFF"/>
+          </w:tcPr>
+          <w:p>
+            <w:pPr>
+              <w:pStyle w:val="TextoTabela"/>
+            </w:pPr>
+            <w:r>
+              <w:t xml:space="preserve">Exporta a folha selecionada, um caderno ou uma pasta como documento do Word, Markdown ou HTML (veja Exportar como documento).</w:t>
+            </w:r>
+          </w:p>
+        </w:tc>
+      </w:tr>
+      <w:tr>
+        <w:trPr>
+          <w:cantSplit/>
+        </w:trPr>
+        <w:tc>
+          <w:tcPr>
+            <w:tcW w:w="2814" w:type="dxa"/>
+            <w:shd w:val="clear" w:color="auto" w:fill="FFFFFF"/>
+          </w:tcPr>
+          <w:p>
+            <w:pPr>
+              <w:pStyle w:val="TextoTabela"/>
+            </w:pPr>
+            <w:r>
               <w:t xml:space="preserve">Fechar</w:t>
             </w:r>
           </w:p>
@@ -5159,9 +5219,693 @@
       </w:pPr>
       <w:bookmarkStart w:id="34" w:name="_Secao34"/>
       <w:r>
+        <w:t xml:space="preserve">Exportar como documento</w:t>
+      </w:r>
+      <w:bookmarkEnd w:id="34"/>
+    </w:p>
+    <w:p>
+      <w:r>
+        <w:t xml:space="preserve">O botão </w:t>
+      </w:r>
+      <w:r>
+        <w:rPr>
+          <w:b/>
+        </w:rPr>
+        <w:t xml:space="preserve">Exportar… (Alt+E)</w:t>
+      </w:r>
+      <w:r>
+        <w:t xml:space="preserve"> da janela principal grava folhas como documentos para ler, imprimir ou enviar a outras pessoas: um documento do </w:t>
+      </w:r>
+      <w:r>
+        <w:rPr>
+          <w:b/>
+        </w:rPr>
+        <w:t xml:space="preserve">Word</w:t>
+      </w:r>
+      <w:r>
+        <w:t xml:space="preserve">, um arquivo </w:t>
+      </w:r>
+      <w:r>
+        <w:rPr>
+          <w:b/>
+        </w:rPr>
+        <w:t xml:space="preserve">Markdown</w:t>
+      </w:r>
+      <w:r>
+        <w:t xml:space="preserve"> ou uma </w:t>
+      </w:r>
+      <w:r>
+        <w:rPr>
+          <w:b/>
+        </w:rPr>
+        <w:t xml:space="preserve">página HTML</w:t>
+      </w:r>
+      <w:r>
+        <w:t xml:space="preserve">, que abre em qualquer navegador. É diferente de Exportar folhas… das configurações, que grava a cópia de segurança </w:t>
+      </w:r>
+      <w:r>
+        <w:rPr>
+          <w:rStyle w:val="Codigo"/>
+        </w:rPr>
+        <w:t xml:space="preserve">.json</w:t>
+      </w:r>
+      <w:r>
+        <w:t xml:space="preserve"> (veja Importar e exportar).</w:t>
+      </w:r>
+    </w:p>
+    <w:p>
+      <w:pPr>
+        <w:pStyle w:val="Heading2"/>
+      </w:pPr>
+      <w:bookmarkStart w:id="35" w:name="_Secao35"/>
+      <w:r>
+        <w:t xml:space="preserve">O que exportar</w:t>
+      </w:r>
+      <w:bookmarkEnd w:id="35"/>
+    </w:p>
+    <w:p>
+      <w:r>
+        <w:t xml:space="preserve">O botão abre um menu com:</w:t>
+      </w:r>
+    </w:p>
+    <w:tbl>
+      <w:tblPr>
+        <w:tblStyle w:val="TabelaManual"/>
+        <w:tblW w:w="9638" w:type="dxa"/>
+        <w:tblLook w:val="04A0" w:firstRow="1" w:lastRow="0" w:firstColumn="0" w:lastColumn="0" w:noHBand="0" w:noVBand="1"/>
+      </w:tblPr>
+      <w:tblGrid>
+        <w:gridCol w:w="2465"/>
+        <w:gridCol w:w="7173"/>
+      </w:tblGrid>
+      <w:tr>
+        <w:trPr>
+          <w:tblHeader/>
+          <w:cantSplit/>
+        </w:trPr>
+        <w:tc>
+          <w:tcPr>
+            <w:tcW w:w="2465" w:type="dxa"/>
+            <w:shd w:val="clear" w:color="auto" w:fill="DCE6F1"/>
+          </w:tcPr>
+          <w:p>
+            <w:pPr>
+              <w:pStyle w:val="TextoTabela"/>
+            </w:pPr>
+            <w:r>
+              <w:rPr>
+                <w:b/>
+              </w:rPr>
+              <w:t xml:space="preserve">Opção</w:t>
+            </w:r>
+          </w:p>
+        </w:tc>
+        <w:tc>
+          <w:tcPr>
+            <w:tcW w:w="7173" w:type="dxa"/>
+            <w:shd w:val="clear" w:color="auto" w:fill="DCE6F1"/>
+          </w:tcPr>
+          <w:p>
+            <w:pPr>
+              <w:pStyle w:val="TextoTabela"/>
+            </w:pPr>
+            <w:r>
+              <w:rPr>
+                <w:b/>
+              </w:rPr>
+              <w:t xml:space="preserve">O que exporta</w:t>
+            </w:r>
+          </w:p>
+        </w:tc>
+      </w:tr>
+      <w:tr>
+        <w:trPr>
+          <w:cantSplit/>
+        </w:trPr>
+        <w:tc>
+          <w:tcPr>
+            <w:tcW w:w="2465" w:type="dxa"/>
+            <w:shd w:val="clear" w:color="auto" w:fill="FFFFFF"/>
+          </w:tcPr>
+          <w:p>
+            <w:pPr>
+              <w:pStyle w:val="TextoTabela"/>
+            </w:pPr>
+            <w:r>
+              <w:t xml:space="preserve">Folha selecionada…</w:t>
+            </w:r>
+          </w:p>
+        </w:tc>
+        <w:tc>
+          <w:tcPr>
+            <w:tcW w:w="7173" w:type="dxa"/>
+            <w:shd w:val="clear" w:color="auto" w:fill="FFFFFF"/>
+          </w:tcPr>
+          <w:p>
+            <w:pPr>
+              <w:pStyle w:val="TextoTabela"/>
+            </w:pPr>
+            <w:r>
+              <w:t xml:space="preserve">A folha selecionada na lista. Só aparece quando uma folha está selecionada.</w:t>
+            </w:r>
+          </w:p>
+        </w:tc>
+      </w:tr>
+      <w:tr>
+        <w:trPr>
+          <w:cantSplit/>
+        </w:trPr>
+        <w:tc>
+          <w:tcPr>
+            <w:tcW w:w="2465" w:type="dxa"/>
+            <w:shd w:val="clear" w:color="auto" w:fill="FFFFFF"/>
+          </w:tcPr>
+          <w:p>
+            <w:pPr>
+              <w:pStyle w:val="TextoTabela"/>
+            </w:pPr>
+            <w:r>
+              <w:t xml:space="preserve">Caderno…</w:t>
+            </w:r>
+          </w:p>
+        </w:tc>
+        <w:tc>
+          <w:tcPr>
+            <w:tcW w:w="7173" w:type="dxa"/>
+            <w:shd w:val="clear" w:color="auto" w:fill="FFFFFF"/>
+          </w:tcPr>
+          <w:p>
+            <w:pPr>
+              <w:pStyle w:val="TextoTabela"/>
+            </w:pPr>
+            <w:r>
+              <w:t xml:space="preserve">Todas as folhas de um caderno. Uma lista pergunta qual caderno, começando no caderno mostrado na caixa Mostrar ou no caderno da folha selecionada.</w:t>
+            </w:r>
+          </w:p>
+        </w:tc>
+      </w:tr>
+      <w:tr>
+        <w:trPr>
+          <w:cantSplit/>
+        </w:trPr>
+        <w:tc>
+          <w:tcPr>
+            <w:tcW w:w="2465" w:type="dxa"/>
+            <w:shd w:val="clear" w:color="auto" w:fill="FFFFFF"/>
+          </w:tcPr>
+          <w:p>
+            <w:pPr>
+              <w:pStyle w:val="TextoTabela"/>
+            </w:pPr>
+            <w:r>
+              <w:t xml:space="preserve">Pasta…</w:t>
+            </w:r>
+          </w:p>
+        </w:tc>
+        <w:tc>
+          <w:tcPr>
+            <w:tcW w:w="7173" w:type="dxa"/>
+            <w:shd w:val="clear" w:color="auto" w:fill="FFFFFF"/>
+          </w:tcPr>
+          <w:p>
+            <w:pPr>
+              <w:pStyle w:val="TextoTabela"/>
+            </w:pPr>
+            <w:r>
+              <w:t xml:space="preserve">Todas as folhas de uma pasta: as guardadas direto nela e as dos cadernos dela. Uma lista pergunta qual pasta, começando na pasta mostrada ou na pasta da folha selecionada.</w:t>
+            </w:r>
+          </w:p>
+        </w:tc>
+      </w:tr>
+    </w:tbl>
+    <w:p>
+      <w:pPr>
+        <w:pStyle w:val="Espaco"/>
+      </w:pPr>
+    </w:p>
+    <w:p>
+      <w:r>
+        <w:t xml:space="preserve">Se não houver nenhum caderno (ou nenhuma pasta), o NVDA fala "Não há cadernos." (ou "Não há pastas."). Um caderno ou uma pasta sem folhas não é exportado: o NVDA fala "Nada para exportar:" e o nome.</w:t>
+      </w:r>
+    </w:p>
+    <w:p>
+      <w:pPr>
+        <w:pStyle w:val="Heading2"/>
+      </w:pPr>
+      <w:bookmarkStart w:id="36" w:name="_Secao36"/>
+      <w:r>
+        <w:t xml:space="preserve">Formato e arquivos</w:t>
+      </w:r>
+      <w:bookmarkEnd w:id="36"/>
+    </w:p>
+    <w:p>
+      <w:r>
+        <w:t xml:space="preserve">Depois, uma lista pergunta o formato:</w:t>
+      </w:r>
+    </w:p>
+    <w:tbl>
+      <w:tblPr>
+        <w:tblStyle w:val="TabelaManual"/>
+        <w:tblW w:w="9638" w:type="dxa"/>
+        <w:tblLook w:val="04A0" w:firstRow="1" w:lastRow="0" w:firstColumn="0" w:lastColumn="0" w:noHBand="0" w:noVBand="1"/>
+      </w:tblPr>
+      <w:tblGrid>
+        <w:gridCol w:w="2687"/>
+        <w:gridCol w:w="1100"/>
+        <w:gridCol w:w="5851"/>
+      </w:tblGrid>
+      <w:tr>
+        <w:trPr>
+          <w:tblHeader/>
+          <w:cantSplit/>
+        </w:trPr>
+        <w:tc>
+          <w:tcPr>
+            <w:tcW w:w="2687" w:type="dxa"/>
+            <w:shd w:val="clear" w:color="auto" w:fill="DCE6F1"/>
+          </w:tcPr>
+          <w:p>
+            <w:pPr>
+              <w:pStyle w:val="TextoTabela"/>
+            </w:pPr>
+            <w:r>
+              <w:rPr>
+                <w:b/>
+              </w:rPr>
+              <w:t xml:space="preserve">Formato</w:t>
+            </w:r>
+          </w:p>
+        </w:tc>
+        <w:tc>
+          <w:tcPr>
+            <w:tcW w:w="1100" w:type="dxa"/>
+            <w:shd w:val="clear" w:color="auto" w:fill="DCE6F1"/>
+          </w:tcPr>
+          <w:p>
+            <w:pPr>
+              <w:pStyle w:val="TextoTabela"/>
+            </w:pPr>
+            <w:r>
+              <w:rPr>
+                <w:b/>
+              </w:rPr>
+              <w:t xml:space="preserve">Arquivo</w:t>
+            </w:r>
+          </w:p>
+        </w:tc>
+        <w:tc>
+          <w:tcPr>
+            <w:tcW w:w="5851" w:type="dxa"/>
+            <w:shd w:val="clear" w:color="auto" w:fill="DCE6F1"/>
+          </w:tcPr>
+          <w:p>
+            <w:pPr>
+              <w:pStyle w:val="TextoTabela"/>
+            </w:pPr>
+            <w:r>
+              <w:rPr>
+                <w:b/>
+              </w:rPr>
+              <w:t xml:space="preserve">Bom para</w:t>
+            </w:r>
+          </w:p>
+        </w:tc>
+      </w:tr>
+      <w:tr>
+        <w:trPr>
+          <w:cantSplit/>
+        </w:trPr>
+        <w:tc>
+          <w:tcPr>
+            <w:tcW w:w="2687" w:type="dxa"/>
+            <w:shd w:val="clear" w:color="auto" w:fill="FFFFFF"/>
+          </w:tcPr>
+          <w:p>
+            <w:pPr>
+              <w:pStyle w:val="TextoTabela"/>
+            </w:pPr>
+            <w:r>
+              <w:t xml:space="preserve">Documento do Word (.docx)</w:t>
+            </w:r>
+          </w:p>
+        </w:tc>
+        <w:tc>
+          <w:tcPr>
+            <w:tcW w:w="1100" w:type="dxa"/>
+            <w:shd w:val="clear" w:color="auto" w:fill="FFFFFF"/>
+          </w:tcPr>
+          <w:p>
+            <w:pPr>
+              <w:pStyle w:val="TextoTabela"/>
+            </w:pPr>
+            <w:r>
+              <w:rPr>
+                <w:rStyle w:val="Codigo"/>
+              </w:rPr>
+              <w:t xml:space="preserve">.docx</w:t>
+            </w:r>
+          </w:p>
+        </w:tc>
+        <w:tc>
+          <w:tcPr>
+            <w:tcW w:w="5851" w:type="dxa"/>
+            <w:shd w:val="clear" w:color="auto" w:fill="FFFFFF"/>
+          </w:tcPr>
+          <w:p>
+            <w:pPr>
+              <w:pStyle w:val="TextoTabela"/>
+            </w:pPr>
+            <w:r>
+              <w:t xml:space="preserve">Abrir no Word, no LibreOffice ou no Google Docs, imprimir e enviar.</w:t>
+            </w:r>
+          </w:p>
+        </w:tc>
+      </w:tr>
+      <w:tr>
+        <w:trPr>
+          <w:cantSplit/>
+        </w:trPr>
+        <w:tc>
+          <w:tcPr>
+            <w:tcW w:w="2687" w:type="dxa"/>
+            <w:shd w:val="clear" w:color="auto" w:fill="FFFFFF"/>
+          </w:tcPr>
+          <w:p>
+            <w:pPr>
+              <w:pStyle w:val="TextoTabela"/>
+            </w:pPr>
+            <w:r>
+              <w:t xml:space="preserve">Markdown (.md)</w:t>
+            </w:r>
+          </w:p>
+        </w:tc>
+        <w:tc>
+          <w:tcPr>
+            <w:tcW w:w="1100" w:type="dxa"/>
+            <w:shd w:val="clear" w:color="auto" w:fill="FFFFFF"/>
+          </w:tcPr>
+          <w:p>
+            <w:pPr>
+              <w:pStyle w:val="TextoTabela"/>
+            </w:pPr>
+            <w:r>
+              <w:rPr>
+                <w:rStyle w:val="Codigo"/>
+              </w:rPr>
+              <w:t xml:space="preserve">.md</w:t>
+            </w:r>
+          </w:p>
+        </w:tc>
+        <w:tc>
+          <w:tcPr>
+            <w:tcW w:w="5851" w:type="dxa"/>
+            <w:shd w:val="clear" w:color="auto" w:fill="FFFFFF"/>
+          </w:tcPr>
+          <w:p>
+            <w:pPr>
+              <w:pStyle w:val="TextoTabela"/>
+            </w:pPr>
+            <w:r>
+              <w:t xml:space="preserve">Texto simples com marcação, para outros programas de anotações.</w:t>
+            </w:r>
+          </w:p>
+        </w:tc>
+      </w:tr>
+      <w:tr>
+        <w:trPr>
+          <w:cantSplit/>
+        </w:trPr>
+        <w:tc>
+          <w:tcPr>
+            <w:tcW w:w="2687" w:type="dxa"/>
+            <w:shd w:val="clear" w:color="auto" w:fill="FFFFFF"/>
+          </w:tcPr>
+          <w:p>
+            <w:pPr>
+              <w:pStyle w:val="TextoTabela"/>
+            </w:pPr>
+            <w:r>
+              <w:t xml:space="preserve">Página HTML (.html)</w:t>
+            </w:r>
+          </w:p>
+        </w:tc>
+        <w:tc>
+          <w:tcPr>
+            <w:tcW w:w="1100" w:type="dxa"/>
+            <w:shd w:val="clear" w:color="auto" w:fill="FFFFFF"/>
+          </w:tcPr>
+          <w:p>
+            <w:pPr>
+              <w:pStyle w:val="TextoTabela"/>
+            </w:pPr>
+            <w:r>
+              <w:rPr>
+                <w:rStyle w:val="Codigo"/>
+              </w:rPr>
+              <w:t xml:space="preserve">.html</w:t>
+            </w:r>
+          </w:p>
+        </w:tc>
+        <w:tc>
+          <w:tcPr>
+            <w:tcW w:w="5851" w:type="dxa"/>
+            <w:shd w:val="clear" w:color="auto" w:fill="FFFFFF"/>
+          </w:tcPr>
+          <w:p>
+            <w:pPr>
+              <w:pStyle w:val="TextoTabela"/>
+            </w:pPr>
+            <w:r>
+              <w:t xml:space="preserve">Abrir no navegador, sem nenhum programa a mais.</w:t>
+            </w:r>
+          </w:p>
+        </w:tc>
+      </w:tr>
+    </w:tbl>
+    <w:p>
+      <w:pPr>
+        <w:pStyle w:val="Espaco"/>
+      </w:pPr>
+    </w:p>
+    <w:p>
+      <w:r>
+        <w:t xml:space="preserve">Num caderno ou numa pasta, outra lista pergunta como exportar:</w:t>
+      </w:r>
+    </w:p>
+    <w:p>
+      <w:pPr>
+        <w:pStyle w:val="ListParagraph"/>
+        <w:numPr>
+          <w:ilvl w:val="0"/>
+          <w:numId w:val="1"/>
+        </w:numPr>
+      </w:pPr>
+      <w:r>
+        <w:rPr>
+          <w:b/>
+        </w:rPr>
+        <w:t xml:space="preserve">Um arquivo com todas as folhas</w:t>
+      </w:r>
+      <w:r>
+        <w:t xml:space="preserve">: uma janela do Windows pergunta o nome e o lugar do arquivo, já com o nome do caderno ou da pasta. Se o arquivo já existe, o Windows pergunta antes de substituir.</w:t>
+      </w:r>
+    </w:p>
+    <w:p>
+      <w:pPr>
+        <w:pStyle w:val="ListParagraph"/>
+        <w:numPr>
+          <w:ilvl w:val="0"/>
+          <w:numId w:val="1"/>
+        </w:numPr>
+      </w:pPr>
+      <w:r>
+        <w:rPr>
+          <w:b/>
+        </w:rPr>
+        <w:t xml:space="preserve">Um arquivo para cada folha</w:t>
+      </w:r>
+      <w:r>
+        <w:t xml:space="preserve">: uma janela do Windows pergunta em que pasta gravar. O complemento cria ali uma pasta nova com o nome do caderno ou da pasta e grava um arquivo para cada folha, com o título da folha como nome. Numa pasta, as folhas de cada caderno ficam numa subpasta com o nome do caderno. </w:t>
+      </w:r>
+      <w:r>
+        <w:rPr>
+          <w:b/>
+        </w:rPr>
+        <w:t xml:space="preserve">Nada é sobrescrito</w:t>
+      </w:r>
+      <w:r>
+        <w:t xml:space="preserve">: se a pasta "Trabalho" já existe, a nova se chama "Trabalho (2)"; duas folhas com o mesmo título viram "Título.md" e "Título (2).md". Caracteres que o Windows não aceita em nomes de arquivo são tirados do nome.</w:t>
+      </w:r>
+    </w:p>
+    <w:p>
+      <w:r>
+        <w:t xml:space="preserve">Para uma folha só, o complemento pergunta apenas o formato e o arquivo.</w:t>
+      </w:r>
+    </w:p>
+    <w:p>
+      <w:r>
+        <w:t xml:space="preserve">A gravação acontece em segundo plano, então o NVDA continua respondendo mesmo com milhares de folhas. Ao terminar, o NVDA fala, por exemplo, "Exportado: 3 folhas, em Trabalho.docx" ou "Exportado: 12 folhas, um arquivo por folha, na pasta" e o caminho. Se não for possível gravar (pasta sem permissão, disco cheio), o NVDA fala "Não foi possível exportar para" e o caminho.</w:t>
+      </w:r>
+    </w:p>
+    <w:p>
+      <w:pPr>
+        <w:pStyle w:val="Heading2"/>
+      </w:pPr>
+      <w:bookmarkStart w:id="37" w:name="_Secao37"/>
+      <w:r>
+        <w:t xml:space="preserve">Como fica o documento</w:t>
+      </w:r>
+      <w:bookmarkEnd w:id="37"/>
+    </w:p>
+    <w:p>
+      <w:pPr>
+        <w:pStyle w:val="ListParagraph"/>
+        <w:numPr>
+          <w:ilvl w:val="0"/>
+          <w:numId w:val="1"/>
+        </w:numPr>
+      </w:pPr>
+      <w:r>
+        <w:t xml:space="preserve">Um caderno exportado num arquivo só começa com o título 1 "Caderno" e o nome, seguido da frase "Exportado do Notas Workflow NVDA em" com a data e o número de folhas. Cada folha é um </w:t>
+      </w:r>
+      <w:r>
+        <w:rPr>
+          <w:b/>
+        </w:rPr>
+        <w:t xml:space="preserve">título 2</w:t>
+      </w:r>
+      <w:r>
+        <w:t xml:space="preserve">.</w:t>
+      </w:r>
+    </w:p>
+    <w:p>
+      <w:pPr>
+        <w:pStyle w:val="ListParagraph"/>
+        <w:numPr>
+          <w:ilvl w:val="0"/>
+          <w:numId w:val="1"/>
+        </w:numPr>
+      </w:pPr>
+      <w:r>
+        <w:t xml:space="preserve">Uma pasta começa com o título 1 "Pasta" e o nome. As folhas guardadas direto nela ficam sob o título 2 "Folhas direto na pasta", e as de cada caderno sob o título 2 "Caderno" e o nome; cada folha é um </w:t>
+      </w:r>
+      <w:r>
+        <w:rPr>
+          <w:b/>
+        </w:rPr>
+        <w:t xml:space="preserve">título 3</w:t>
+      </w:r>
+      <w:r>
+        <w:t xml:space="preserve">.</w:t>
+      </w:r>
+    </w:p>
+    <w:p>
+      <w:pPr>
+        <w:pStyle w:val="ListParagraph"/>
+        <w:numPr>
+          <w:ilvl w:val="0"/>
+          <w:numId w:val="1"/>
+        </w:numPr>
+      </w:pPr>
+      <w:r>
+        <w:t xml:space="preserve">Uma folha sozinha (ou cada arquivo de "um arquivo para cada folha") tem o título da folha como </w:t>
+      </w:r>
+      <w:r>
+        <w:rPr>
+          <w:b/>
+        </w:rPr>
+        <w:t xml:space="preserve">título 1</w:t>
+      </w:r>
+      <w:r>
+        <w:t xml:space="preserve">.</w:t>
+      </w:r>
+    </w:p>
+    <w:p>
+      <w:pPr>
+        <w:pStyle w:val="ListParagraph"/>
+        <w:numPr>
+          <w:ilvl w:val="0"/>
+          <w:numId w:val="1"/>
+        </w:numPr>
+      </w:pPr>
+      <w:r>
+        <w:t xml:space="preserve">As folhas aparecem na ordem das raias: A fazer, Em andamento, Bloqueada e Concluída.</w:t>
+      </w:r>
+    </w:p>
+    <w:p>
+      <w:pPr>
+        <w:pStyle w:val="ListParagraph"/>
+        <w:numPr>
+          <w:ilvl w:val="0"/>
+          <w:numId w:val="1"/>
+        </w:numPr>
+      </w:pPr>
+      <w:r>
+        <w:t xml:space="preserve">Logo abaixo do título de cada folha vêm as linhas </w:t>
+      </w:r>
+      <w:r>
+        <w:rPr>
+          <w:b/>
+        </w:rPr>
+        <w:t xml:space="preserve">Status:</w:t>
+      </w:r>
+      <w:r>
+        <w:t xml:space="preserve">, </w:t>
+      </w:r>
+      <w:r>
+        <w:rPr>
+          <w:b/>
+        </w:rPr>
+        <w:t xml:space="preserve">Tags:</w:t>
+      </w:r>
+      <w:r>
+        <w:t xml:space="preserve"> (quando há tags) e </w:t>
+      </w:r>
+      <w:r>
+        <w:rPr>
+          <w:b/>
+        </w:rPr>
+        <w:t xml:space="preserve">Criada em … , atualizada em …</w:t>
+      </w:r>
+      <w:r>
+        <w:t xml:space="preserve">. Na exportação de uma folha só, vem também </w:t>
+      </w:r>
+      <w:r>
+        <w:rPr>
+          <w:b/>
+        </w:rPr>
+        <w:t xml:space="preserve">Local:</w:t>
+      </w:r>
+      <w:r>
+        <w:t xml:space="preserve"> com o caderno ou a pasta.</w:t>
+      </w:r>
+    </w:p>
+    <w:p>
+      <w:pPr>
+        <w:pStyle w:val="ListParagraph"/>
+        <w:numPr>
+          <w:ilvl w:val="0"/>
+          <w:numId w:val="1"/>
+        </w:numPr>
+      </w:pPr>
+      <w:r>
+        <w:t xml:space="preserve">O conteúdo mantém a formatação: negrito, itálico, tachado, código, listas com marcadores e numeradas, citações, blocos de código e divisores. Os títulos do conteúdo ficam um nível abaixo do título da folha, para a estrutura de títulos continuar em ordem.</w:t>
+      </w:r>
+    </w:p>
+    <w:p>
+      <w:r>
+        <w:t xml:space="preserve">O documento é feito para leitores de telas: no Word, os títulos usam os estilos Título 1, Título 2… e aparecem no painel de navegação; na página HTML, são títulos de verdade, navegáveis com a tecla H do NVDA. O documento tem o idioma do NVDA e o título nas propriedades do arquivo.</w:t>
+      </w:r>
+    </w:p>
+    <w:p>
+      <w:pPr>
+        <w:pStyle w:val="Heading1"/>
+      </w:pPr>
+      <w:bookmarkStart w:id="38" w:name="_Secao38"/>
+      <w:r>
         <w:t xml:space="preserve">Configurações</w:t>
       </w:r>
-      <w:bookmarkEnd w:id="34"/>
+      <w:bookmarkEnd w:id="38"/>
     </w:p>
     <w:p>
       <w:r>
@@ -5636,11 +6380,11 @@
       <w:pPr>
         <w:pStyle w:val="Heading1"/>
       </w:pPr>
-      <w:bookmarkStart w:id="35" w:name="_Secao35"/>
+      <w:bookmarkStart w:id="39" w:name="_Secao39"/>
       <w:r>
         <w:t xml:space="preserve">Onde ficam as folhas</w:t>
       </w:r>
-      <w:bookmarkEnd w:id="35"/>
+      <w:bookmarkEnd w:id="39"/>
     </w:p>
     <w:p>
       <w:r>
@@ -5678,11 +6422,11 @@
       <w:pPr>
         <w:pStyle w:val="Heading2"/>
       </w:pPr>
-      <w:bookmarkStart w:id="36" w:name="_Secao36"/>
+      <w:bookmarkStart w:id="40" w:name="_Secao40"/>
       <w:r>
         <w:t xml:space="preserve">Segurança dos dados</w:t>
       </w:r>
-      <w:bookmarkEnd w:id="36"/>
+      <w:bookmarkEnd w:id="40"/>
     </w:p>
     <w:p>
       <w:pPr>
@@ -5754,11 +6498,11 @@
       <w:pPr>
         <w:pStyle w:val="Heading2"/>
       </w:pPr>
-      <w:bookmarkStart w:id="37" w:name="_Secao37"/>
+      <w:bookmarkStart w:id="41" w:name="_Secao41"/>
       <w:r>
         <w:t xml:space="preserve">Muitas folhas</w:t>
       </w:r>
-      <w:bookmarkEnd w:id="37"/>
+      <w:bookmarkEnd w:id="41"/>
     </w:p>
     <w:p>
       <w:r>
@@ -5769,11 +6513,11 @@
       <w:pPr>
         <w:pStyle w:val="Heading2"/>
       </w:pPr>
-      <w:bookmarkStart w:id="38" w:name="_Secao38"/>
+      <w:bookmarkStart w:id="42" w:name="_Secao42"/>
       <w:r>
         <w:t xml:space="preserve">Usar em mais de um computador</w:t>
       </w:r>
-      <w:bookmarkEnd w:id="38"/>
+      <w:bookmarkEnd w:id="42"/>
     </w:p>
     <w:p>
       <w:r>
@@ -5825,21 +6569,21 @@
       <w:pPr>
         <w:pStyle w:val="Heading1"/>
       </w:pPr>
-      <w:bookmarkStart w:id="39" w:name="_Secao39"/>
+      <w:bookmarkStart w:id="43" w:name="_Secao43"/>
       <w:r>
         <w:t xml:space="preserve">Importar e exportar</w:t>
       </w:r>
-      <w:bookmarkEnd w:id="39"/>
+      <w:bookmarkEnd w:id="43"/>
     </w:p>
     <w:p>
       <w:pPr>
         <w:pStyle w:val="Heading2"/>
       </w:pPr>
-      <w:bookmarkStart w:id="40" w:name="_Secao40"/>
+      <w:bookmarkStart w:id="44" w:name="_Secao44"/>
       <w:r>
         <w:t xml:space="preserve">Exportar</w:t>
       </w:r>
-      <w:bookmarkEnd w:id="40"/>
+      <w:bookmarkEnd w:id="44"/>
     </w:p>
     <w:p>
       <w:r>
@@ -5858,18 +6602,27 @@
         <w:t xml:space="preserve">.json</w:t>
       </w:r>
       <w:r>
-        <w:t xml:space="preserve">. O NVDA fala "Exportado:" e o número de folhas. O arquivo serve como cópia de segurança e para levar as folhas para outro computador.</w:t>
+        <w:t xml:space="preserve">. O NVDA fala "Exportado:" e o número de folhas. O arquivo serve como cópia de segurança e para levar as folhas para outro computador. Para ter as folhas num documento para ler ou enviar, use o botão </w:t>
+      </w:r>
+      <w:r>
+        <w:rPr>
+          <w:b/>
+        </w:rPr>
+        <w:t xml:space="preserve">Exportar…</w:t>
+      </w:r>
+      <w:r>
+        <w:t xml:space="preserve"> da janela principal (veja Exportar como documento); esses documentos não podem ser importados de volta.</w:t>
       </w:r>
     </w:p>
     <w:p>
       <w:pPr>
         <w:pStyle w:val="Heading2"/>
       </w:pPr>
-      <w:bookmarkStart w:id="41" w:name="_Secao41"/>
+      <w:bookmarkStart w:id="45" w:name="_Secao45"/>
       <w:r>
         <w:t xml:space="preserve">Importar</w:t>
       </w:r>
-      <w:bookmarkEnd w:id="41"/>
+      <w:bookmarkEnd w:id="45"/>
     </w:p>
     <w:p>
       <w:r>
@@ -5927,21 +6680,21 @@
       <w:pPr>
         <w:pStyle w:val="Heading1"/>
       </w:pPr>
-      <w:bookmarkStart w:id="42" w:name="_Secao42"/>
+      <w:bookmarkStart w:id="46" w:name="_Secao46"/>
       <w:r>
         <w:t xml:space="preserve">Atalhos</w:t>
       </w:r>
-      <w:bookmarkEnd w:id="42"/>
+      <w:bookmarkEnd w:id="46"/>
     </w:p>
     <w:p>
       <w:pPr>
         <w:pStyle w:val="Heading2"/>
       </w:pPr>
-      <w:bookmarkStart w:id="43" w:name="_Secao43"/>
+      <w:bookmarkStart w:id="47" w:name="_Secao47"/>
       <w:r>
         <w:t xml:space="preserve">Comandos globais</w:t>
       </w:r>
-      <w:bookmarkEnd w:id="43"/>
+      <w:bookmarkEnd w:id="47"/>
     </w:p>
     <w:tbl>
       <w:tblPr>
@@ -6149,11 +6902,11 @@
       <w:pPr>
         <w:pStyle w:val="Heading2"/>
       </w:pPr>
-      <w:bookmarkStart w:id="44" w:name="_Secao44"/>
+      <w:bookmarkStart w:id="48" w:name="_Secao48"/>
       <w:r>
         <w:t xml:space="preserve">Dentro das janelas</w:t>
       </w:r>
-      <w:bookmarkEnd w:id="44"/>
+      <w:bookmarkEnd w:id="48"/>
     </w:p>
     <w:tbl>
       <w:tblPr>
@@ -6656,11 +7409,11 @@
       <w:pPr>
         <w:pStyle w:val="Heading1"/>
       </w:pPr>
-      <w:bookmarkStart w:id="45" w:name="_Secao45"/>
+      <w:bookmarkStart w:id="49" w:name="_Secao49"/>
       <w:r>
         <w:t xml:space="preserve">Mensagens faladas</w:t>
       </w:r>
-      <w:bookmarkEnd w:id="45"/>
+      <w:bookmarkEnd w:id="49"/>
     </w:p>
     <w:tbl>
       <w:tblPr>
@@ -7089,6 +7842,171 @@
               <w:pStyle w:val="TextoTabela"/>
             </w:pPr>
             <w:r>
+              <w:t xml:space="preserve">Exportado: 3 folhas, em Trabalho.docx</w:t>
+            </w:r>
+          </w:p>
+        </w:tc>
+        <w:tc>
+          <w:tcPr>
+            <w:tcW w:w="4819" w:type="dxa"/>
+            <w:shd w:val="clear" w:color="auto" w:fill="FFFFFF"/>
+          </w:tcPr>
+          <w:p>
+            <w:pPr>
+              <w:pStyle w:val="TextoTabela"/>
+            </w:pPr>
+            <w:r>
+              <w:t xml:space="preserve">Exportar… gravou o documento.</w:t>
+            </w:r>
+          </w:p>
+        </w:tc>
+      </w:tr>
+      <w:tr>
+        <w:trPr>
+          <w:cantSplit/>
+        </w:trPr>
+        <w:tc>
+          <w:tcPr>
+            <w:tcW w:w="4819" w:type="dxa"/>
+            <w:shd w:val="clear" w:color="auto" w:fill="FFFFFF"/>
+          </w:tcPr>
+          <w:p>
+            <w:pPr>
+              <w:pStyle w:val="TextoTabela"/>
+            </w:pPr>
+            <w:r>
+              <w:t xml:space="preserve">Exportado: 3 folhas, um arquivo por folha, na pasta …</w:t>
+            </w:r>
+          </w:p>
+        </w:tc>
+        <w:tc>
+          <w:tcPr>
+            <w:tcW w:w="4819" w:type="dxa"/>
+            <w:shd w:val="clear" w:color="auto" w:fill="FFFFFF"/>
+          </w:tcPr>
+          <w:p>
+            <w:pPr>
+              <w:pStyle w:val="TextoTabela"/>
+            </w:pPr>
+            <w:r>
+              <w:t xml:space="preserve">Exportar… gravou um arquivo para cada folha.</w:t>
+            </w:r>
+          </w:p>
+        </w:tc>
+      </w:tr>
+      <w:tr>
+        <w:trPr>
+          <w:cantSplit/>
+        </w:trPr>
+        <w:tc>
+          <w:tcPr>
+            <w:tcW w:w="4819" w:type="dxa"/>
+            <w:shd w:val="clear" w:color="auto" w:fill="FFFFFF"/>
+          </w:tcPr>
+          <w:p>
+            <w:pPr>
+              <w:pStyle w:val="TextoTabela"/>
+            </w:pPr>
+            <w:r>
+              <w:t xml:space="preserve">Nada para exportar: Caderno … não tem folhas.</w:t>
+            </w:r>
+          </w:p>
+        </w:tc>
+        <w:tc>
+          <w:tcPr>
+            <w:tcW w:w="4819" w:type="dxa"/>
+            <w:shd w:val="clear" w:color="auto" w:fill="FFFFFF"/>
+          </w:tcPr>
+          <w:p>
+            <w:pPr>
+              <w:pStyle w:val="TextoTabela"/>
+            </w:pPr>
+            <w:r>
+              <w:t xml:space="preserve">O caderno ou a pasta escolhida está vazia.</w:t>
+            </w:r>
+          </w:p>
+        </w:tc>
+      </w:tr>
+      <w:tr>
+        <w:trPr>
+          <w:cantSplit/>
+        </w:trPr>
+        <w:tc>
+          <w:tcPr>
+            <w:tcW w:w="4819" w:type="dxa"/>
+            <w:shd w:val="clear" w:color="auto" w:fill="FFFFFF"/>
+          </w:tcPr>
+          <w:p>
+            <w:pPr>
+              <w:pStyle w:val="TextoTabela"/>
+            </w:pPr>
+            <w:r>
+              <w:t xml:space="preserve">Não há cadernos. / Não há pastas.</w:t>
+            </w:r>
+          </w:p>
+        </w:tc>
+        <w:tc>
+          <w:tcPr>
+            <w:tcW w:w="4819" w:type="dxa"/>
+            <w:shd w:val="clear" w:color="auto" w:fill="FFFFFF"/>
+          </w:tcPr>
+          <w:p>
+            <w:pPr>
+              <w:pStyle w:val="TextoTabela"/>
+            </w:pPr>
+            <w:r>
+              <w:t xml:space="preserve">Exportar… &gt; Caderno… ou Pasta… sem nenhum caderno ou pasta.</w:t>
+            </w:r>
+          </w:p>
+        </w:tc>
+      </w:tr>
+      <w:tr>
+        <w:trPr>
+          <w:cantSplit/>
+        </w:trPr>
+        <w:tc>
+          <w:tcPr>
+            <w:tcW w:w="4819" w:type="dxa"/>
+            <w:shd w:val="clear" w:color="auto" w:fill="FFFFFF"/>
+          </w:tcPr>
+          <w:p>
+            <w:pPr>
+              <w:pStyle w:val="TextoTabela"/>
+            </w:pPr>
+            <w:r>
+              <w:t xml:space="preserve">Não foi possível exportar para …</w:t>
+            </w:r>
+          </w:p>
+        </w:tc>
+        <w:tc>
+          <w:tcPr>
+            <w:tcW w:w="4819" w:type="dxa"/>
+            <w:shd w:val="clear" w:color="auto" w:fill="FFFFFF"/>
+          </w:tcPr>
+          <w:p>
+            <w:pPr>
+              <w:pStyle w:val="TextoTabela"/>
+            </w:pPr>
+            <w:r>
+              <w:t xml:space="preserve">O documento exportado não pôde ser gravado: confira a pasta.</w:t>
+            </w:r>
+          </w:p>
+        </w:tc>
+      </w:tr>
+      <w:tr>
+        <w:trPr>
+          <w:cantSplit/>
+        </w:trPr>
+        <w:tc>
+          <w:tcPr>
+            <w:tcW w:w="4819" w:type="dxa"/>
+            <w:shd w:val="clear" w:color="auto" w:fill="FFFFFF"/>
+          </w:tcPr>
+          <w:p>
+            <w:pPr>
+              <w:pStyle w:val="TextoTabela"/>
+            </w:pPr>
+            <w:r>
               <w:t xml:space="preserve">Folhas salvas na nova pasta / Usando as folhas da nova pasta</w:t>
             </w:r>
           </w:p>
@@ -7349,11 +8267,11 @@
       <w:pPr>
         <w:pStyle w:val="Heading1"/>
       </w:pPr>
-      <w:bookmarkStart w:id="46" w:name="_Secao46"/>
+      <w:bookmarkStart w:id="50" w:name="_Secao50"/>
       <w:r>
         <w:t xml:space="preserve">Privacidade e segurança</w:t>
       </w:r>
-      <w:bookmarkEnd w:id="46"/>
+      <w:bookmarkEnd w:id="50"/>
     </w:p>
     <w:p>
       <w:pPr>
@@ -7447,23 +8365,35 @@
     </w:p>
     <w:p>
       <w:pPr>
+        <w:pStyle w:val="ListParagraph"/>
+        <w:numPr>
+          <w:ilvl w:val="0"/>
+          <w:numId w:val="1"/>
+        </w:numPr>
+      </w:pPr>
+      <w:r>
+        <w:t xml:space="preserve">Os documentos exportados levam só o que está nas folhas e na formatação do editor: scripts, estilos, links e imagens que viessem de um arquivo importado são descartados, e a página HTML não carrega nada da internet.</w:t>
+      </w:r>
+    </w:p>
+    <w:p>
+      <w:pPr>
         <w:pStyle w:val="Heading1"/>
       </w:pPr>
-      <w:bookmarkStart w:id="47" w:name="_Secao47"/>
+      <w:bookmarkStart w:id="51" w:name="_Secao51"/>
       <w:r>
         <w:t xml:space="preserve">Perguntas frequentes</w:t>
       </w:r>
-      <w:bookmarkEnd w:id="47"/>
+      <w:bookmarkEnd w:id="51"/>
     </w:p>
     <w:p>
       <w:pPr>
         <w:pStyle w:val="Heading2"/>
       </w:pPr>
-      <w:bookmarkStart w:id="48" w:name="_Secao48"/>
+      <w:bookmarkStart w:id="52" w:name="_Secao52"/>
       <w:r>
         <w:t xml:space="preserve">O NVDA diz que não foi possível salvar as folhas</w:t>
       </w:r>
-      <w:bookmarkEnd w:id="48"/>
+      <w:bookmarkEnd w:id="52"/>
     </w:p>
     <w:p>
       <w:r>
@@ -7483,11 +8413,11 @@
       <w:pPr>
         <w:pStyle w:val="Heading2"/>
       </w:pPr>
-      <w:bookmarkStart w:id="49" w:name="_Secao49"/>
+      <w:bookmarkStart w:id="53" w:name="_Secao53"/>
       <w:r>
         <w:t xml:space="preserve">Minhas folhas sumiram depois de trocar a pasta</w:t>
       </w:r>
-      <w:bookmarkEnd w:id="49"/>
+      <w:bookmarkEnd w:id="53"/>
     </w:p>
     <w:p>
       <w:r>
@@ -7498,11 +8428,11 @@
       <w:pPr>
         <w:pStyle w:val="Heading2"/>
       </w:pPr>
-      <w:bookmarkStart w:id="50" w:name="_Secao50"/>
+      <w:bookmarkStart w:id="54" w:name="_Secao54"/>
       <w:r>
         <w:t xml:space="preserve">O arquivo estava danificado</w:t>
       </w:r>
-      <w:bookmarkEnd w:id="50"/>
+      <w:bookmarkEnd w:id="54"/>
     </w:p>
     <w:p>
       <w:r>
@@ -7522,11 +8452,11 @@
       <w:pPr>
         <w:pStyle w:val="Heading2"/>
       </w:pPr>
-      <w:bookmarkStart w:id="51" w:name="_Secao51"/>
+      <w:bookmarkStart w:id="55" w:name="_Secao55"/>
       <w:r>
         <w:t xml:space="preserve">Não encontro uma folha numa raia com muitas folhas</w:t>
       </w:r>
-      <w:bookmarkEnd w:id="51"/>
+      <w:bookmarkEnd w:id="55"/>
     </w:p>
     <w:p>
       <w:r>
@@ -7537,11 +8467,11 @@
       <w:pPr>
         <w:pStyle w:val="Heading2"/>
       </w:pPr>
-      <w:bookmarkStart w:id="52" w:name="_Secao52"/>
+      <w:bookmarkStart w:id="56" w:name="_Secao56"/>
       <w:r>
         <w:t xml:space="preserve">Escrevi um asterisco e ele sumiu</w:t>
       </w:r>
-      <w:bookmarkEnd w:id="52"/>
+      <w:bookmarkEnd w:id="56"/>
     </w:p>
     <w:p>
       <w:r>
@@ -7570,11 +8500,11 @@
       <w:pPr>
         <w:pStyle w:val="Heading1"/>
       </w:pPr>
-      <w:bookmarkStart w:id="53" w:name="_Secao53"/>
+      <w:bookmarkStart w:id="57" w:name="_Secao57"/>
       <w:r>
         <w:t xml:space="preserve">Histórico deste manual</w:t>
       </w:r>
-      <w:bookmarkEnd w:id="53"/>
+      <w:bookmarkEnd w:id="57"/>
     </w:p>
     <w:tbl>
       <w:tblPr>
@@ -7754,6 +8684,39 @@
             </w:pPr>
             <w:r>
               <w:t xml:space="preserve">Botão Criar (folha, caderno e pasta); Atualizar o status da tarefa; Mover para (caderno ou pasta, e folhas guardadas direto em pastas); Enter abre a folha; sem a visualização em tabela e sem o botão Abrir; folhas listadas e abertas na janela Cadernos e pastas; campo Local; listas de 200 em 200; desempenho com 100 mil folhas; sem menções a outras plataformas.</w:t>
+            </w:r>
+          </w:p>
+        </w:tc>
+      </w:tr>
+      <w:tr>
+        <w:trPr>
+          <w:cantSplit/>
+        </w:trPr>
+        <w:tc>
+          <w:tcPr>
+            <w:tcW w:w="1302" w:type="dxa"/>
+            <w:shd w:val="clear" w:color="auto" w:fill="FFFFFF"/>
+          </w:tcPr>
+          <w:p>
+            <w:pPr>
+              <w:pStyle w:val="TextoTabela"/>
+            </w:pPr>
+            <w:r>
+              <w:t xml:space="preserve">1.4.0</w:t>
+            </w:r>
+          </w:p>
+        </w:tc>
+        <w:tc>
+          <w:tcPr>
+            <w:tcW w:w="8336" w:type="dxa"/>
+            <w:shd w:val="clear" w:color="auto" w:fill="FFFFFF"/>
+          </w:tcPr>
+          <w:p>
+            <w:pPr>
+              <w:pStyle w:val="TextoTabela"/>
+            </w:pPr>
+            <w:r>
+              <w:t xml:space="preserve">Novo botão Exportar… na janela principal e novo capítulo "Exportar como documento": folha selecionada, caderno ou pasta em Word, Markdown ou HTML, num arquivo só ou num arquivo para cada folha; novas mensagens faladas da exportação.</w:t>
             </w:r>
           </w:p>
         </w:tc>
@@ -7780,7 +8743,7 @@
       <w:pStyle w:val="Footer"/>
     </w:pPr>
     <w:r>
-      <w:t xml:space="preserve">Notas Workflow NVDA 1.3.0 — página </w:t>
+      <w:t xml:space="preserve">Notas Workflow NVDA 1.4.0 — página </w:t>
     </w:r>
     <w:r>
       <w:fldChar w:fldCharType="begin"/>
